--- a/reports/практикаИиИИТ_отчет_ГреховаДК_251-334.docx
+++ b/reports/практикаИиИИТ_отчет_ГреховаДК_251-334.docx
@@ -72,8 +72,8 @@
     </w:p>
     <w:p>
       <w:pPr>
-        <w:spacing w:before="100" w:beforeAutospacing="1" w:after="100" w:afterAutospacing="1" w:line="360" w:lineRule="auto"/>
-        <w:ind w:left="408" w:right="15"/>
+        <w:spacing w:before="100" w:beforeAutospacing="1" w:after="0" w:line="240" w:lineRule="auto"/>
+        <w:ind w:left="408" w:right="17"/>
         <w:jc w:val="center"/>
         <w:rPr>
           <w:rFonts w:ascii="Times New Roman" w:eastAsia="Times New Roman" w:hAnsi="Times New Roman" w:cs="Times New Roman"/>
@@ -116,45 +116,79 @@
     </w:p>
     <w:p>
       <w:pPr>
-        <w:spacing w:before="100" w:beforeAutospacing="1" w:after="100" w:afterAutospacing="1" w:line="360" w:lineRule="auto"/>
-        <w:ind w:left="408" w:right="15"/>
+        <w:spacing w:before="100" w:beforeAutospacing="1" w:after="0" w:line="240" w:lineRule="auto"/>
+        <w:ind w:left="408" w:right="17"/>
         <w:jc w:val="center"/>
         <w:rPr>
           <w:rFonts w:ascii="Times New Roman" w:eastAsia="Times New Roman" w:hAnsi="Times New Roman" w:cs="Times New Roman"/>
-          <w:color w:val="000000"/>
-          <w:sz w:val="28"/>
-          <w:szCs w:val="28"/>
-          <w:lang w:eastAsia="en-US" w:bidi="en-US"/>
-        </w:rPr>
-      </w:pPr>
-      <w:r>
-        <w:rPr>
-          <w:rFonts w:ascii="Times New Roman" w:hAnsi="Times New Roman" w:cs="Times New Roman"/>
           <w:color w:val="000000"/>
           <w:sz w:val="24"/>
           <w:szCs w:val="24"/>
           <w:lang w:eastAsia="en-US" w:bidi="en-US"/>
         </w:rPr>
-        <w:t>Направление подготовки/ с</w:t>
-      </w:r>
-      <w:r>
-        <w:rPr>
-          <w:rFonts w:ascii="Times New Roman" w:hAnsi="Times New Roman" w:cs="Times New Roman"/>
+      </w:pPr>
+      <w:r>
+        <w:rPr>
+          <w:rFonts w:ascii="Times New Roman" w:eastAsia="Times New Roman" w:hAnsi="Times New Roman" w:cs="Times New Roman"/>
           <w:color w:val="000000"/>
           <w:sz w:val="24"/>
           <w:szCs w:val="24"/>
           <w:lang w:eastAsia="en-US" w:bidi="en-US"/>
         </w:rPr>
-        <w:t xml:space="preserve">пециальность: </w:t>
-      </w:r>
-      <w:r>
-        <w:rPr>
-          <w:rFonts w:ascii="Times New Roman" w:hAnsi="Times New Roman" w:cs="Times New Roman"/>
+        <w:t>Кафедра «</w:t>
+      </w:r>
+      <w:r>
+        <w:rPr>
+          <w:rFonts w:ascii="Times New Roman" w:eastAsia="Times New Roman" w:hAnsi="Times New Roman" w:cs="Times New Roman"/>
           <w:color w:val="000000"/>
           <w:sz w:val="24"/>
           <w:szCs w:val="24"/>
           <w:lang w:eastAsia="en-US" w:bidi="en-US"/>
         </w:rPr>
+        <w:t>Информатики и информационных технологий</w:t>
+      </w:r>
+      <w:r>
+        <w:rPr>
+          <w:rFonts w:ascii="Times New Roman" w:eastAsia="Times New Roman" w:hAnsi="Times New Roman" w:cs="Times New Roman"/>
+          <w:color w:val="000000"/>
+          <w:sz w:val="24"/>
+          <w:szCs w:val="24"/>
+          <w:lang w:eastAsia="en-US" w:bidi="en-US"/>
+        </w:rPr>
+        <w:t>»</w:t>
+      </w:r>
+    </w:p>
+    <w:p>
+      <w:pPr>
+        <w:spacing w:before="100" w:beforeAutospacing="1" w:after="100" w:afterAutospacing="1" w:line="360" w:lineRule="auto"/>
+        <w:ind w:left="408" w:right="17"/>
+        <w:jc w:val="center"/>
+        <w:rPr>
+          <w:rFonts w:ascii="Times New Roman" w:eastAsia="Times New Roman" w:hAnsi="Times New Roman" w:cs="Times New Roman"/>
+          <w:color w:val="000000"/>
+          <w:sz w:val="24"/>
+          <w:szCs w:val="24"/>
+          <w:lang w:eastAsia="en-US" w:bidi="en-US"/>
+        </w:rPr>
+      </w:pPr>
+      <w:r>
+        <w:rPr>
+          <w:rFonts w:ascii="Times New Roman" w:eastAsia="Times New Roman" w:hAnsi="Times New Roman" w:cs="Times New Roman"/>
+          <w:color w:val="000000"/>
+          <w:sz w:val="24"/>
+          <w:szCs w:val="24"/>
+          <w:lang w:eastAsia="en-US" w:bidi="en-US"/>
+        </w:rPr>
+        <w:t xml:space="preserve">Направление подготовки/ специальность: </w:t>
+      </w:r>
+      <w:r>
+        <w:rPr>
+          <w:rFonts w:ascii="Times New Roman" w:eastAsia="Times New Roman" w:hAnsi="Times New Roman" w:cs="Times New Roman"/>
+          <w:color w:val="000000"/>
+          <w:sz w:val="24"/>
+          <w:szCs w:val="24"/>
+          <w:lang w:eastAsia="en-US" w:bidi="en-US"/>
+        </w:rPr>
         <w:t>Автоматизированные системы обработки информации и управления</w:t>
       </w:r>
     </w:p>
@@ -518,20 +552,7 @@
     <w:p>
       <w:pPr>
         <w:spacing w:before="100" w:beforeAutospacing="1" w:after="100" w:afterAutospacing="1" w:line="360" w:lineRule="auto"/>
-        <w:ind w:left="-5" w:right="67"/>
-        <w:rPr>
-          <w:rFonts w:ascii="Times New Roman" w:eastAsia="Times New Roman" w:hAnsi="Times New Roman" w:cs="Times New Roman"/>
-          <w:color w:val="000000"/>
-          <w:sz w:val="28"/>
-          <w:szCs w:val="28"/>
-          <w:lang w:eastAsia="en-US" w:bidi="en-US"/>
-        </w:rPr>
-      </w:pPr>
-    </w:p>
-    <w:p>
-      <w:pPr>
-        <w:spacing w:before="100" w:beforeAutospacing="1" w:after="100" w:afterAutospacing="1" w:line="360" w:lineRule="auto"/>
-        <w:ind w:left="-5" w:right="67"/>
+        <w:ind w:right="67"/>
         <w:rPr>
           <w:rFonts w:ascii="Times New Roman" w:eastAsia="Times New Roman" w:hAnsi="Times New Roman" w:cs="Times New Roman"/>
           <w:color w:val="000000"/>
@@ -572,7 +593,7 @@
     <w:p>
       <w:pPr>
         <w:spacing w:before="100" w:beforeAutospacing="1" w:after="100" w:afterAutospacing="1" w:line="360" w:lineRule="auto"/>
-        <w:ind w:left="-5" w:right="67"/>
+        <w:ind w:right="67"/>
         <w:rPr>
           <w:rFonts w:ascii="Times New Roman" w:eastAsia="Times New Roman" w:hAnsi="Times New Roman" w:cs="Times New Roman"/>
           <w:color w:val="000000"/>
@@ -618,20 +639,18 @@
     </w:p>
     <w:sdt>
       <w:sdtPr>
+        <w:rPr>
+          <w:rFonts w:ascii="Calibri" w:eastAsia="Calibri" w:hAnsi="Calibri" w:cs="Calibri"/>
+          <w:color w:val="auto"/>
+          <w:sz w:val="22"/>
+          <w:szCs w:val="22"/>
+        </w:rPr>
         <w:id w:val="1725240657"/>
         <w:docPartObj>
           <w:docPartGallery w:val="Table of Contents"/>
           <w:docPartUnique/>
         </w:docPartObj>
       </w:sdtPr>
-      <w:sdtEndPr>
-        <w:rPr>
-          <w:rFonts w:ascii="Calibri" w:eastAsia="Calibri" w:hAnsi="Calibri" w:cs="Calibri"/>
-          <w:color w:val="auto"/>
-          <w:sz w:val="22"/>
-          <w:szCs w:val="22"/>
-        </w:rPr>
-      </w:sdtEndPr>
       <w:sdtContent>
         <w:p>
           <w:pPr>
@@ -2493,6 +2512,7 @@
           <w:color w:val="000000"/>
           <w:sz w:val="28"/>
           <w:szCs w:val="28"/>
+          <w:lang w:val="en-US"/>
         </w:rPr>
       </w:pPr>
     </w:p>
@@ -9589,7 +9609,7 @@
 </file>
 
 <file path=customXml/itemProps1.xml><?xml version="1.0" encoding="utf-8"?>
-<ds:datastoreItem xmlns:ds="http://schemas.openxmlformats.org/officeDocument/2006/customXml" ds:itemID="{FCDD245F-644C-43DE-9470-4AE34F88EFBA}">
+<ds:datastoreItem xmlns:ds="http://schemas.openxmlformats.org/officeDocument/2006/customXml" ds:itemID="{298D60DE-79AC-429A-B8E4-103DB50DAAD6}">
   <ds:schemaRefs>
     <ds:schemaRef ds:uri="http://schemas.openxmlformats.org/officeDocument/2006/bibliography"/>
   </ds:schemaRefs>

--- a/reports/практикаИиИИТ_отчет_ГреховаДК_251-334.docx
+++ b/reports/практикаИиИИТ_отчет_ГреховаДК_251-334.docx
@@ -2470,29 +2470,7 @@
           <w:szCs w:val="28"/>
           <w:lang w:val="en-US"/>
         </w:rPr>
-        <w:t xml:space="preserve"> Python (python-telegram-</w:t>
-      </w:r>
-      <w:proofErr w:type="spellStart"/>
-      <w:r>
-        <w:rPr>
-          <w:rFonts w:ascii="Times New Roman" w:eastAsia="Times New Roman" w:hAnsi="Times New Roman" w:cs="Times New Roman"/>
-          <w:color w:val="000000"/>
-          <w:sz w:val="28"/>
-          <w:szCs w:val="28"/>
-          <w:lang w:val="en-US"/>
-        </w:rPr>
-        <w:t>bot</w:t>
-      </w:r>
-      <w:proofErr w:type="spellEnd"/>
-      <w:r>
-        <w:rPr>
-          <w:rFonts w:ascii="Times New Roman" w:eastAsia="Times New Roman" w:hAnsi="Times New Roman" w:cs="Times New Roman"/>
-          <w:color w:val="000000"/>
-          <w:sz w:val="28"/>
-          <w:szCs w:val="28"/>
-          <w:lang w:val="en-US"/>
-        </w:rPr>
-        <w:t>)</w:t>
+        <w:t xml:space="preserve"> Python </w:t>
       </w:r>
     </w:p>
     <w:p>
@@ -2955,7 +2933,13 @@
       </w:r>
       <w:proofErr w:type="spellStart"/>
       <w:r>
-        <w:t>python-telegram-bot</w:t>
+        <w:t>py</w:t>
+      </w:r>
+      <w:r>
+        <w:rPr>
+          <w:lang w:val="en-US"/>
+        </w:rPr>
+        <w:t>TelegramDotAPI</w:t>
       </w:r>
       <w:proofErr w:type="spellEnd"/>
       <w:r>
@@ -4726,7 +4710,7 @@
             <w:rPr>
               <w:noProof/>
             </w:rPr>
-            <w:t>2</w:t>
+            <w:t>6</w:t>
           </w:r>
         </w:fldSimple>
       </w:p>
@@ -9018,6 +9002,7 @@
   <w:style w:type="character" w:default="1" w:styleId="a0">
     <w:name w:val="Default Paragraph Font"/>
     <w:uiPriority w:val="1"/>
+    <w:semiHidden/>
     <w:unhideWhenUsed/>
   </w:style>
   <w:style w:type="table" w:default="1" w:styleId="a1">
@@ -9280,6 +9265,54 @@
         <w:right w:w="108" w:type="dxa"/>
       </w:tblCellMar>
     </w:tblPr>
+  </w:style>
+  <w:style w:type="paragraph" w:styleId="HTML">
+    <w:name w:val="HTML Preformatted"/>
+    <w:basedOn w:val="a"/>
+    <w:link w:val="HTML0"/>
+    <w:uiPriority w:val="99"/>
+    <w:semiHidden/>
+    <w:unhideWhenUsed/>
+    <w:rsid w:val="0089559D"/>
+    <w:pPr>
+      <w:tabs>
+        <w:tab w:val="left" w:pos="916"/>
+        <w:tab w:val="left" w:pos="1832"/>
+        <w:tab w:val="left" w:pos="2748"/>
+        <w:tab w:val="left" w:pos="3664"/>
+        <w:tab w:val="left" w:pos="4580"/>
+        <w:tab w:val="left" w:pos="5496"/>
+        <w:tab w:val="left" w:pos="6412"/>
+        <w:tab w:val="left" w:pos="7328"/>
+        <w:tab w:val="left" w:pos="8244"/>
+        <w:tab w:val="left" w:pos="9160"/>
+        <w:tab w:val="left" w:pos="10076"/>
+        <w:tab w:val="left" w:pos="10992"/>
+        <w:tab w:val="left" w:pos="11908"/>
+        <w:tab w:val="left" w:pos="12824"/>
+        <w:tab w:val="left" w:pos="13740"/>
+        <w:tab w:val="left" w:pos="14656"/>
+      </w:tabs>
+      <w:spacing w:after="0" w:line="240" w:lineRule="auto"/>
+    </w:pPr>
+    <w:rPr>
+      <w:rFonts w:ascii="Courier New" w:eastAsia="Times New Roman" w:hAnsi="Courier New" w:cs="Courier New"/>
+      <w:sz w:val="20"/>
+      <w:szCs w:val="20"/>
+    </w:rPr>
+  </w:style>
+  <w:style w:type="character" w:customStyle="1" w:styleId="HTML0">
+    <w:name w:val="Стандартный HTML Знак"/>
+    <w:basedOn w:val="a0"/>
+    <w:link w:val="HTML"/>
+    <w:uiPriority w:val="99"/>
+    <w:semiHidden/>
+    <w:rsid w:val="0089559D"/>
+    <w:rPr>
+      <w:rFonts w:ascii="Courier New" w:eastAsia="Times New Roman" w:hAnsi="Courier New" w:cs="Courier New"/>
+      <w:sz w:val="20"/>
+      <w:szCs w:val="20"/>
+    </w:rPr>
   </w:style>
 </w:styles>
 </file>
@@ -9609,7 +9642,7 @@
 </file>
 
 <file path=customXml/itemProps1.xml><?xml version="1.0" encoding="utf-8"?>
-<ds:datastoreItem xmlns:ds="http://schemas.openxmlformats.org/officeDocument/2006/customXml" ds:itemID="{298D60DE-79AC-429A-B8E4-103DB50DAAD6}">
+<ds:datastoreItem xmlns:ds="http://schemas.openxmlformats.org/officeDocument/2006/customXml" ds:itemID="{80B9115F-37E0-4A2C-8134-7327396E1D71}">
   <ds:schemaRefs>
     <ds:schemaRef ds:uri="http://schemas.openxmlformats.org/officeDocument/2006/bibliography"/>
   </ds:schemaRefs>

--- a/reports/практикаИиИИТ_отчет_ГреховаДК_251-334.docx
+++ b/reports/практикаИиИИТ_отчет_ГреховаДК_251-334.docx
@@ -674,9 +674,8 @@
             <w:tabs>
               <w:tab w:val="right" w:leader="dot" w:pos="9912"/>
             </w:tabs>
-            <w:spacing w:line="360" w:lineRule="auto"/>
             <w:rPr>
-              <w:rFonts w:asciiTheme="minorHAnsi" w:eastAsiaTheme="minorEastAsia" w:hAnsiTheme="minorHAnsi" w:cstheme="minorBidi"/>
+              <w:rFonts w:ascii="Times New Roman" w:eastAsiaTheme="minorEastAsia" w:hAnsi="Times New Roman" w:cs="Times New Roman"/>
               <w:noProof/>
               <w:sz w:val="28"/>
               <w:szCs w:val="28"/>
@@ -706,10 +705,11 @@
             </w:rPr>
             <w:fldChar w:fldCharType="separate"/>
           </w:r>
-          <w:hyperlink w:anchor="_Toc229498385" w:history="1">
+          <w:hyperlink w:anchor="_Toc229504239" w:history="1">
             <w:r>
               <w:rPr>
                 <w:rStyle w:val="a7"/>
+                <w:rFonts w:ascii="Times New Roman" w:hAnsi="Times New Roman" w:cs="Times New Roman"/>
                 <w:noProof/>
                 <w:sz w:val="28"/>
                 <w:szCs w:val="28"/>
@@ -718,6 +718,7 @@
             </w:r>
             <w:r>
               <w:rPr>
+                <w:rFonts w:ascii="Times New Roman" w:hAnsi="Times New Roman" w:cs="Times New Roman"/>
                 <w:noProof/>
                 <w:webHidden/>
                 <w:sz w:val="28"/>
@@ -727,6 +728,7 @@
             </w:r>
             <w:r>
               <w:rPr>
+                <w:rFonts w:ascii="Times New Roman" w:hAnsi="Times New Roman" w:cs="Times New Roman"/>
                 <w:noProof/>
                 <w:webHidden/>
                 <w:sz w:val="28"/>
@@ -736,15 +738,17 @@
             </w:r>
             <w:r>
               <w:rPr>
+                <w:rFonts w:ascii="Times New Roman" w:hAnsi="Times New Roman" w:cs="Times New Roman"/>
                 <w:noProof/>
                 <w:webHidden/>
                 <w:sz w:val="28"/>
                 <w:szCs w:val="28"/>
               </w:rPr>
-              <w:instrText xml:space="preserve"> PAGEREF _Toc229498385 \h </w:instrText>
+              <w:instrText xml:space="preserve"> PAGEREF _Toc229504239 \h </w:instrText>
             </w:r>
             <w:r>
               <w:rPr>
+                <w:rFonts w:ascii="Times New Roman" w:hAnsi="Times New Roman" w:cs="Times New Roman"/>
                 <w:noProof/>
                 <w:webHidden/>
                 <w:sz w:val="28"/>
@@ -753,6 +757,7 @@
             </w:r>
             <w:r>
               <w:rPr>
+                <w:rFonts w:ascii="Times New Roman" w:hAnsi="Times New Roman" w:cs="Times New Roman"/>
                 <w:noProof/>
                 <w:webHidden/>
                 <w:sz w:val="28"/>
@@ -762,6 +767,7 @@
             </w:r>
             <w:r>
               <w:rPr>
+                <w:rFonts w:ascii="Times New Roman" w:hAnsi="Times New Roman" w:cs="Times New Roman"/>
                 <w:noProof/>
                 <w:webHidden/>
                 <w:sz w:val="28"/>
@@ -771,6 +777,7 @@
             </w:r>
             <w:r>
               <w:rPr>
+                <w:rFonts w:ascii="Times New Roman" w:hAnsi="Times New Roman" w:cs="Times New Roman"/>
                 <w:noProof/>
                 <w:webHidden/>
                 <w:sz w:val="28"/>
@@ -786,18 +793,18 @@
             <w:tabs>
               <w:tab w:val="right" w:leader="dot" w:pos="9912"/>
             </w:tabs>
-            <w:spacing w:line="360" w:lineRule="auto"/>
             <w:rPr>
-              <w:rFonts w:asciiTheme="minorHAnsi" w:eastAsiaTheme="minorEastAsia" w:hAnsiTheme="minorHAnsi" w:cstheme="minorBidi"/>
+              <w:rFonts w:ascii="Times New Roman" w:eastAsiaTheme="minorEastAsia" w:hAnsi="Times New Roman" w:cs="Times New Roman"/>
               <w:noProof/>
               <w:sz w:val="28"/>
               <w:szCs w:val="28"/>
             </w:rPr>
           </w:pPr>
-          <w:hyperlink w:anchor="_Toc229498386" w:history="1">
+          <w:hyperlink w:anchor="_Toc229504240" w:history="1">
             <w:r>
               <w:rPr>
                 <w:rStyle w:val="a7"/>
+                <w:rFonts w:ascii="Times New Roman" w:hAnsi="Times New Roman" w:cs="Times New Roman"/>
                 <w:noProof/>
                 <w:sz w:val="28"/>
                 <w:szCs w:val="28"/>
@@ -806,6 +813,7 @@
             </w:r>
             <w:r>
               <w:rPr>
+                <w:rFonts w:ascii="Times New Roman" w:hAnsi="Times New Roman" w:cs="Times New Roman"/>
                 <w:noProof/>
                 <w:webHidden/>
                 <w:sz w:val="28"/>
@@ -815,6 +823,7 @@
             </w:r>
             <w:r>
               <w:rPr>
+                <w:rFonts w:ascii="Times New Roman" w:hAnsi="Times New Roman" w:cs="Times New Roman"/>
                 <w:noProof/>
                 <w:webHidden/>
                 <w:sz w:val="28"/>
@@ -824,15 +833,17 @@
             </w:r>
             <w:r>
               <w:rPr>
+                <w:rFonts w:ascii="Times New Roman" w:hAnsi="Times New Roman" w:cs="Times New Roman"/>
                 <w:noProof/>
                 <w:webHidden/>
                 <w:sz w:val="28"/>
                 <w:szCs w:val="28"/>
               </w:rPr>
-              <w:instrText xml:space="preserve"> PAGEREF _Toc229498386 \h </w:instrText>
+              <w:instrText xml:space="preserve"> PAGEREF _Toc229504240 \h </w:instrText>
             </w:r>
             <w:r>
               <w:rPr>
+                <w:rFonts w:ascii="Times New Roman" w:hAnsi="Times New Roman" w:cs="Times New Roman"/>
                 <w:noProof/>
                 <w:webHidden/>
                 <w:sz w:val="28"/>
@@ -841,6 +852,7 @@
             </w:r>
             <w:r>
               <w:rPr>
+                <w:rFonts w:ascii="Times New Roman" w:hAnsi="Times New Roman" w:cs="Times New Roman"/>
                 <w:noProof/>
                 <w:webHidden/>
                 <w:sz w:val="28"/>
@@ -850,6 +862,7 @@
             </w:r>
             <w:r>
               <w:rPr>
+                <w:rFonts w:ascii="Times New Roman" w:hAnsi="Times New Roman" w:cs="Times New Roman"/>
                 <w:noProof/>
                 <w:webHidden/>
                 <w:sz w:val="28"/>
@@ -859,6 +872,7 @@
             </w:r>
             <w:r>
               <w:rPr>
+                <w:rFonts w:ascii="Times New Roman" w:hAnsi="Times New Roman" w:cs="Times New Roman"/>
                 <w:noProof/>
                 <w:webHidden/>
                 <w:sz w:val="28"/>
@@ -874,18 +888,18 @@
             <w:tabs>
               <w:tab w:val="right" w:leader="dot" w:pos="9912"/>
             </w:tabs>
-            <w:spacing w:line="360" w:lineRule="auto"/>
             <w:rPr>
-              <w:rFonts w:asciiTheme="minorHAnsi" w:eastAsiaTheme="minorEastAsia" w:hAnsiTheme="minorHAnsi" w:cstheme="minorBidi"/>
+              <w:rFonts w:ascii="Times New Roman" w:eastAsiaTheme="minorEastAsia" w:hAnsi="Times New Roman" w:cs="Times New Roman"/>
               <w:noProof/>
               <w:sz w:val="28"/>
               <w:szCs w:val="28"/>
             </w:rPr>
           </w:pPr>
-          <w:hyperlink w:anchor="_Toc229498387" w:history="1">
+          <w:hyperlink w:anchor="_Toc229504241" w:history="1">
             <w:r>
               <w:rPr>
                 <w:rStyle w:val="a7"/>
+                <w:rFonts w:ascii="Times New Roman" w:hAnsi="Times New Roman" w:cs="Times New Roman"/>
                 <w:noProof/>
                 <w:sz w:val="28"/>
                 <w:szCs w:val="28"/>
@@ -894,6 +908,7 @@
             </w:r>
             <w:r>
               <w:rPr>
+                <w:rFonts w:ascii="Times New Roman" w:hAnsi="Times New Roman" w:cs="Times New Roman"/>
                 <w:noProof/>
                 <w:webHidden/>
                 <w:sz w:val="28"/>
@@ -903,6 +918,7 @@
             </w:r>
             <w:r>
               <w:rPr>
+                <w:rFonts w:ascii="Times New Roman" w:hAnsi="Times New Roman" w:cs="Times New Roman"/>
                 <w:noProof/>
                 <w:webHidden/>
                 <w:sz w:val="28"/>
@@ -912,15 +928,17 @@
             </w:r>
             <w:r>
               <w:rPr>
+                <w:rFonts w:ascii="Times New Roman" w:hAnsi="Times New Roman" w:cs="Times New Roman"/>
                 <w:noProof/>
                 <w:webHidden/>
                 <w:sz w:val="28"/>
                 <w:szCs w:val="28"/>
               </w:rPr>
-              <w:instrText xml:space="preserve"> PAGEREF _Toc229498387 \h </w:instrText>
+              <w:instrText xml:space="preserve"> PAGEREF _Toc229504241 \h </w:instrText>
             </w:r>
             <w:r>
               <w:rPr>
+                <w:rFonts w:ascii="Times New Roman" w:hAnsi="Times New Roman" w:cs="Times New Roman"/>
                 <w:noProof/>
                 <w:webHidden/>
                 <w:sz w:val="28"/>
@@ -929,6 +947,7 @@
             </w:r>
             <w:r>
               <w:rPr>
+                <w:rFonts w:ascii="Times New Roman" w:hAnsi="Times New Roman" w:cs="Times New Roman"/>
                 <w:noProof/>
                 <w:webHidden/>
                 <w:sz w:val="28"/>
@@ -938,6 +957,7 @@
             </w:r>
             <w:r>
               <w:rPr>
+                <w:rFonts w:ascii="Times New Roman" w:hAnsi="Times New Roman" w:cs="Times New Roman"/>
                 <w:noProof/>
                 <w:webHidden/>
                 <w:sz w:val="28"/>
@@ -947,6 +967,7 @@
             </w:r>
             <w:r>
               <w:rPr>
+                <w:rFonts w:ascii="Times New Roman" w:hAnsi="Times New Roman" w:cs="Times New Roman"/>
                 <w:noProof/>
                 <w:webHidden/>
                 <w:sz w:val="28"/>
@@ -962,18 +983,18 @@
             <w:tabs>
               <w:tab w:val="right" w:leader="dot" w:pos="9912"/>
             </w:tabs>
-            <w:spacing w:line="360" w:lineRule="auto"/>
             <w:rPr>
-              <w:rFonts w:asciiTheme="minorHAnsi" w:eastAsiaTheme="minorEastAsia" w:hAnsiTheme="minorHAnsi" w:cstheme="minorBidi"/>
+              <w:rFonts w:ascii="Times New Roman" w:eastAsiaTheme="minorEastAsia" w:hAnsi="Times New Roman" w:cs="Times New Roman"/>
               <w:noProof/>
               <w:sz w:val="28"/>
               <w:szCs w:val="28"/>
             </w:rPr>
           </w:pPr>
-          <w:hyperlink w:anchor="_Toc229498388" w:history="1">
+          <w:hyperlink w:anchor="_Toc229504242" w:history="1">
             <w:r>
               <w:rPr>
                 <w:rStyle w:val="a7"/>
+                <w:rFonts w:ascii="Times New Roman" w:hAnsi="Times New Roman" w:cs="Times New Roman"/>
                 <w:noProof/>
                 <w:sz w:val="28"/>
                 <w:szCs w:val="28"/>
@@ -982,6 +1003,7 @@
             </w:r>
             <w:r>
               <w:rPr>
+                <w:rFonts w:ascii="Times New Roman" w:hAnsi="Times New Roman" w:cs="Times New Roman"/>
                 <w:noProof/>
                 <w:webHidden/>
                 <w:sz w:val="28"/>
@@ -991,6 +1013,7 @@
             </w:r>
             <w:r>
               <w:rPr>
+                <w:rFonts w:ascii="Times New Roman" w:hAnsi="Times New Roman" w:cs="Times New Roman"/>
                 <w:noProof/>
                 <w:webHidden/>
                 <w:sz w:val="28"/>
@@ -1000,15 +1023,17 @@
             </w:r>
             <w:r>
               <w:rPr>
+                <w:rFonts w:ascii="Times New Roman" w:hAnsi="Times New Roman" w:cs="Times New Roman"/>
                 <w:noProof/>
                 <w:webHidden/>
                 <w:sz w:val="28"/>
                 <w:szCs w:val="28"/>
               </w:rPr>
-              <w:instrText xml:space="preserve"> PAGEREF _Toc229498388 \h </w:instrText>
+              <w:instrText xml:space="preserve"> PAGEREF _Toc229504242 \h </w:instrText>
             </w:r>
             <w:r>
               <w:rPr>
+                <w:rFonts w:ascii="Times New Roman" w:hAnsi="Times New Roman" w:cs="Times New Roman"/>
                 <w:noProof/>
                 <w:webHidden/>
                 <w:sz w:val="28"/>
@@ -1017,6 +1042,7 @@
             </w:r>
             <w:r>
               <w:rPr>
+                <w:rFonts w:ascii="Times New Roman" w:hAnsi="Times New Roman" w:cs="Times New Roman"/>
                 <w:noProof/>
                 <w:webHidden/>
                 <w:sz w:val="28"/>
@@ -1026,6 +1052,7 @@
             </w:r>
             <w:r>
               <w:rPr>
+                <w:rFonts w:ascii="Times New Roman" w:hAnsi="Times New Roman" w:cs="Times New Roman"/>
                 <w:noProof/>
                 <w:webHidden/>
                 <w:sz w:val="28"/>
@@ -1035,6 +1062,7 @@
             </w:r>
             <w:r>
               <w:rPr>
+                <w:rFonts w:ascii="Times New Roman" w:hAnsi="Times New Roman" w:cs="Times New Roman"/>
                 <w:noProof/>
                 <w:webHidden/>
                 <w:sz w:val="28"/>
@@ -1050,18 +1078,18 @@
             <w:tabs>
               <w:tab w:val="right" w:leader="dot" w:pos="9912"/>
             </w:tabs>
-            <w:spacing w:line="360" w:lineRule="auto"/>
             <w:rPr>
-              <w:rFonts w:asciiTheme="minorHAnsi" w:eastAsiaTheme="minorEastAsia" w:hAnsiTheme="minorHAnsi" w:cstheme="minorBidi"/>
+              <w:rFonts w:ascii="Times New Roman" w:eastAsiaTheme="minorEastAsia" w:hAnsi="Times New Roman" w:cs="Times New Roman"/>
               <w:noProof/>
               <w:sz w:val="28"/>
               <w:szCs w:val="28"/>
             </w:rPr>
           </w:pPr>
-          <w:hyperlink w:anchor="_Toc229498389" w:history="1">
+          <w:hyperlink w:anchor="_Toc229504243" w:history="1">
             <w:r>
               <w:rPr>
                 <w:rStyle w:val="a7"/>
+                <w:rFonts w:ascii="Times New Roman" w:hAnsi="Times New Roman" w:cs="Times New Roman"/>
                 <w:noProof/>
                 <w:sz w:val="28"/>
                 <w:szCs w:val="28"/>
@@ -1070,6 +1098,7 @@
             </w:r>
             <w:r>
               <w:rPr>
+                <w:rFonts w:ascii="Times New Roman" w:hAnsi="Times New Roman" w:cs="Times New Roman"/>
                 <w:noProof/>
                 <w:webHidden/>
                 <w:sz w:val="28"/>
@@ -1079,6 +1108,7 @@
             </w:r>
             <w:r>
               <w:rPr>
+                <w:rFonts w:ascii="Times New Roman" w:hAnsi="Times New Roman" w:cs="Times New Roman"/>
                 <w:noProof/>
                 <w:webHidden/>
                 <w:sz w:val="28"/>
@@ -1088,15 +1118,17 @@
             </w:r>
             <w:r>
               <w:rPr>
+                <w:rFonts w:ascii="Times New Roman" w:hAnsi="Times New Roman" w:cs="Times New Roman"/>
                 <w:noProof/>
                 <w:webHidden/>
                 <w:sz w:val="28"/>
                 <w:szCs w:val="28"/>
               </w:rPr>
-              <w:instrText xml:space="preserve"> PAGEREF _Toc229498389 \h </w:instrText>
+              <w:instrText xml:space="preserve"> PAGEREF _Toc229504243 \h </w:instrText>
             </w:r>
             <w:r>
               <w:rPr>
+                <w:rFonts w:ascii="Times New Roman" w:hAnsi="Times New Roman" w:cs="Times New Roman"/>
                 <w:noProof/>
                 <w:webHidden/>
                 <w:sz w:val="28"/>
@@ -1105,6 +1137,7 @@
             </w:r>
             <w:r>
               <w:rPr>
+                <w:rFonts w:ascii="Times New Roman" w:hAnsi="Times New Roman" w:cs="Times New Roman"/>
                 <w:noProof/>
                 <w:webHidden/>
                 <w:sz w:val="28"/>
@@ -1114,6 +1147,7 @@
             </w:r>
             <w:r>
               <w:rPr>
+                <w:rFonts w:ascii="Times New Roman" w:hAnsi="Times New Roman" w:cs="Times New Roman"/>
                 <w:noProof/>
                 <w:webHidden/>
                 <w:sz w:val="28"/>
@@ -1123,6 +1157,7 @@
             </w:r>
             <w:r>
               <w:rPr>
+                <w:rFonts w:ascii="Times New Roman" w:hAnsi="Times New Roman" w:cs="Times New Roman"/>
                 <w:noProof/>
                 <w:webHidden/>
                 <w:sz w:val="28"/>
@@ -1138,26 +1173,27 @@
             <w:tabs>
               <w:tab w:val="right" w:leader="dot" w:pos="9912"/>
             </w:tabs>
-            <w:spacing w:line="360" w:lineRule="auto"/>
             <w:rPr>
-              <w:rFonts w:cstheme="minorBidi"/>
+              <w:rFonts w:ascii="Times New Roman" w:hAnsi="Times New Roman"/>
               <w:noProof/>
               <w:sz w:val="28"/>
               <w:szCs w:val="28"/>
             </w:rPr>
           </w:pPr>
-          <w:hyperlink w:anchor="_Toc229498390" w:history="1">
+          <w:hyperlink w:anchor="_Toc229504244" w:history="1">
             <w:r>
               <w:rPr>
                 <w:rStyle w:val="a7"/>
+                <w:rFonts w:ascii="Times New Roman" w:hAnsi="Times New Roman"/>
                 <w:noProof/>
                 <w:sz w:val="28"/>
                 <w:szCs w:val="28"/>
               </w:rPr>
-              <w:t>В рамках проекта «АИС для транспортной компании» достигнуты следующие результаты:</w:t>
+              <w:t>По проекту «АИС для транспортной компании»:</w:t>
             </w:r>
             <w:r>
               <w:rPr>
+                <w:rFonts w:ascii="Times New Roman" w:hAnsi="Times New Roman"/>
                 <w:noProof/>
                 <w:webHidden/>
                 <w:sz w:val="28"/>
@@ -1167,6 +1203,7 @@
             </w:r>
             <w:r>
               <w:rPr>
+                <w:rFonts w:ascii="Times New Roman" w:hAnsi="Times New Roman"/>
                 <w:noProof/>
                 <w:webHidden/>
                 <w:sz w:val="28"/>
@@ -1176,15 +1213,17 @@
             </w:r>
             <w:r>
               <w:rPr>
+                <w:rFonts w:ascii="Times New Roman" w:hAnsi="Times New Roman"/>
                 <w:noProof/>
                 <w:webHidden/>
                 <w:sz w:val="28"/>
                 <w:szCs w:val="28"/>
               </w:rPr>
-              <w:instrText xml:space="preserve"> PAGEREF _Toc229498390 \h </w:instrText>
+              <w:instrText xml:space="preserve"> PAGEREF _Toc229504244 \h </w:instrText>
             </w:r>
             <w:r>
               <w:rPr>
+                <w:rFonts w:ascii="Times New Roman" w:hAnsi="Times New Roman"/>
                 <w:noProof/>
                 <w:webHidden/>
                 <w:sz w:val="28"/>
@@ -1193,6 +1232,7 @@
             </w:r>
             <w:r>
               <w:rPr>
+                <w:rFonts w:ascii="Times New Roman" w:hAnsi="Times New Roman"/>
                 <w:noProof/>
                 <w:webHidden/>
                 <w:sz w:val="28"/>
@@ -1202,6 +1242,7 @@
             </w:r>
             <w:r>
               <w:rPr>
+                <w:rFonts w:ascii="Times New Roman" w:hAnsi="Times New Roman"/>
                 <w:noProof/>
                 <w:webHidden/>
                 <w:sz w:val="28"/>
@@ -1211,6 +1252,7 @@
             </w:r>
             <w:r>
               <w:rPr>
+                <w:rFonts w:ascii="Times New Roman" w:hAnsi="Times New Roman"/>
                 <w:noProof/>
                 <w:webHidden/>
                 <w:sz w:val="28"/>
@@ -1226,18 +1268,113 @@
             <w:tabs>
               <w:tab w:val="right" w:leader="dot" w:pos="9912"/>
             </w:tabs>
-            <w:spacing w:line="360" w:lineRule="auto"/>
             <w:rPr>
-              <w:rFonts w:cstheme="minorBidi"/>
+              <w:rFonts w:ascii="Times New Roman" w:hAnsi="Times New Roman"/>
               <w:noProof/>
               <w:sz w:val="28"/>
               <w:szCs w:val="28"/>
             </w:rPr>
           </w:pPr>
-          <w:hyperlink w:anchor="_Toc229498391" w:history="1">
+          <w:hyperlink w:anchor="_Toc229504245" w:history="1">
             <w:r>
               <w:rPr>
                 <w:rStyle w:val="a7"/>
+                <w:rFonts w:ascii="Times New Roman" w:hAnsi="Times New Roman"/>
+                <w:noProof/>
+                <w:sz w:val="28"/>
+                <w:szCs w:val="28"/>
+              </w:rPr>
+              <w:t>По проектной практике:</w:t>
+            </w:r>
+            <w:r>
+              <w:rPr>
+                <w:rFonts w:ascii="Times New Roman" w:hAnsi="Times New Roman"/>
+                <w:noProof/>
+                <w:webHidden/>
+                <w:sz w:val="28"/>
+                <w:szCs w:val="28"/>
+              </w:rPr>
+              <w:tab/>
+            </w:r>
+            <w:r>
+              <w:rPr>
+                <w:rFonts w:ascii="Times New Roman" w:hAnsi="Times New Roman"/>
+                <w:noProof/>
+                <w:webHidden/>
+                <w:sz w:val="28"/>
+                <w:szCs w:val="28"/>
+              </w:rPr>
+              <w:fldChar w:fldCharType="begin"/>
+            </w:r>
+            <w:r>
+              <w:rPr>
+                <w:rFonts w:ascii="Times New Roman" w:hAnsi="Times New Roman"/>
+                <w:noProof/>
+                <w:webHidden/>
+                <w:sz w:val="28"/>
+                <w:szCs w:val="28"/>
+              </w:rPr>
+              <w:instrText xml:space="preserve"> PAGEREF _Toc229504245 \h </w:instrText>
+            </w:r>
+            <w:r>
+              <w:rPr>
+                <w:rFonts w:ascii="Times New Roman" w:hAnsi="Times New Roman"/>
+                <w:noProof/>
+                <w:webHidden/>
+                <w:sz w:val="28"/>
+                <w:szCs w:val="28"/>
+              </w:rPr>
+            </w:r>
+            <w:r>
+              <w:rPr>
+                <w:rFonts w:ascii="Times New Roman" w:hAnsi="Times New Roman"/>
+                <w:noProof/>
+                <w:webHidden/>
+                <w:sz w:val="28"/>
+                <w:szCs w:val="28"/>
+              </w:rPr>
+              <w:fldChar w:fldCharType="separate"/>
+            </w:r>
+            <w:r>
+              <w:rPr>
+                <w:rFonts w:ascii="Times New Roman" w:hAnsi="Times New Roman"/>
+                <w:noProof/>
+                <w:webHidden/>
+                <w:sz w:val="28"/>
+                <w:szCs w:val="28"/>
+              </w:rPr>
+              <w:t>4</w:t>
+            </w:r>
+            <w:r>
+              <w:rPr>
+                <w:rFonts w:ascii="Times New Roman" w:hAnsi="Times New Roman"/>
+                <w:noProof/>
+                <w:webHidden/>
+                <w:sz w:val="28"/>
+                <w:szCs w:val="28"/>
+              </w:rPr>
+              <w:fldChar w:fldCharType="end"/>
+            </w:r>
+          </w:hyperlink>
+        </w:p>
+        <w:p>
+          <w:pPr>
+            <w:pStyle w:val="20"/>
+            <w:tabs>
+              <w:tab w:val="right" w:leader="dot" w:pos="9912"/>
+            </w:tabs>
+            <w:rPr>
+              <w:rFonts w:ascii="Times New Roman" w:hAnsi="Times New Roman"/>
+              <w:noProof/>
+              <w:sz w:val="28"/>
+              <w:szCs w:val="28"/>
+            </w:rPr>
+          </w:pPr>
+          <w:hyperlink w:anchor="_Toc229504246" w:history="1">
+            <w:r>
+              <w:rPr>
+                <w:rStyle w:val="a7"/>
+                <w:rFonts w:ascii="Times New Roman" w:hAnsi="Times New Roman"/>
                 <w:noProof/>
                 <w:sz w:val="28"/>
                 <w:szCs w:val="28"/>
@@ -1247,6 +1384,7 @@
             <w:r>
               <w:rPr>
                 <w:rStyle w:val="a7"/>
+                <w:rFonts w:ascii="Times New Roman" w:hAnsi="Times New Roman"/>
                 <w:noProof/>
                 <w:sz w:val="28"/>
                 <w:szCs w:val="28"/>
@@ -1257,6 +1395,7 @@
             <w:r>
               <w:rPr>
                 <w:rStyle w:val="a7"/>
+                <w:rFonts w:ascii="Times New Roman" w:hAnsi="Times New Roman"/>
                 <w:noProof/>
                 <w:sz w:val="28"/>
                 <w:szCs w:val="28"/>
@@ -1265,6 +1404,7 @@
             </w:r>
             <w:r>
               <w:rPr>
+                <w:rFonts w:ascii="Times New Roman" w:hAnsi="Times New Roman"/>
                 <w:noProof/>
                 <w:webHidden/>
                 <w:sz w:val="28"/>
@@ -1274,6 +1414,7 @@
             </w:r>
             <w:r>
               <w:rPr>
+                <w:rFonts w:ascii="Times New Roman" w:hAnsi="Times New Roman"/>
                 <w:noProof/>
                 <w:webHidden/>
                 <w:sz w:val="28"/>
@@ -1283,15 +1424,17 @@
             </w:r>
             <w:r>
               <w:rPr>
+                <w:rFonts w:ascii="Times New Roman" w:hAnsi="Times New Roman"/>
                 <w:noProof/>
                 <w:webHidden/>
                 <w:sz w:val="28"/>
                 <w:szCs w:val="28"/>
               </w:rPr>
-              <w:instrText xml:space="preserve"> PAGEREF _Toc229498391 \h </w:instrText>
+              <w:instrText xml:space="preserve"> PAGEREF _Toc229504246 \h </w:instrText>
             </w:r>
             <w:r>
               <w:rPr>
+                <w:rFonts w:ascii="Times New Roman" w:hAnsi="Times New Roman"/>
                 <w:noProof/>
                 <w:webHidden/>
                 <w:sz w:val="28"/>
@@ -1300,6 +1443,7 @@
             </w:r>
             <w:r>
               <w:rPr>
+                <w:rFonts w:ascii="Times New Roman" w:hAnsi="Times New Roman"/>
                 <w:noProof/>
                 <w:webHidden/>
                 <w:sz w:val="28"/>
@@ -1309,15 +1453,17 @@
             </w:r>
             <w:r>
               <w:rPr>
+                <w:rFonts w:ascii="Times New Roman" w:hAnsi="Times New Roman"/>
                 <w:noProof/>
                 <w:webHidden/>
                 <w:sz w:val="28"/>
                 <w:szCs w:val="28"/>
               </w:rPr>
-              <w:t>4</w:t>
+              <w:t>5</w:t>
             </w:r>
             <w:r>
               <w:rPr>
+                <w:rFonts w:ascii="Times New Roman" w:hAnsi="Times New Roman"/>
                 <w:noProof/>
                 <w:webHidden/>
                 <w:sz w:val="28"/>
@@ -1333,18 +1479,18 @@
             <w:tabs>
               <w:tab w:val="right" w:leader="dot" w:pos="9912"/>
             </w:tabs>
-            <w:spacing w:line="360" w:lineRule="auto"/>
             <w:rPr>
-              <w:rFonts w:asciiTheme="minorHAnsi" w:eastAsiaTheme="minorEastAsia" w:hAnsiTheme="minorHAnsi" w:cstheme="minorBidi"/>
+              <w:rFonts w:ascii="Times New Roman" w:eastAsiaTheme="minorEastAsia" w:hAnsi="Times New Roman" w:cs="Times New Roman"/>
               <w:noProof/>
               <w:sz w:val="28"/>
               <w:szCs w:val="28"/>
             </w:rPr>
           </w:pPr>
-          <w:hyperlink w:anchor="_Toc229498392" w:history="1">
+          <w:hyperlink w:anchor="_Toc229504247" w:history="1">
             <w:r>
               <w:rPr>
                 <w:rStyle w:val="a7"/>
+                <w:rFonts w:ascii="Times New Roman" w:hAnsi="Times New Roman" w:cs="Times New Roman"/>
                 <w:noProof/>
                 <w:sz w:val="28"/>
                 <w:szCs w:val="28"/>
@@ -1353,6 +1499,7 @@
             </w:r>
             <w:r>
               <w:rPr>
+                <w:rFonts w:ascii="Times New Roman" w:hAnsi="Times New Roman" w:cs="Times New Roman"/>
                 <w:noProof/>
                 <w:webHidden/>
                 <w:sz w:val="28"/>
@@ -1362,6 +1509,7 @@
             </w:r>
             <w:r>
               <w:rPr>
+                <w:rFonts w:ascii="Times New Roman" w:hAnsi="Times New Roman" w:cs="Times New Roman"/>
                 <w:noProof/>
                 <w:webHidden/>
                 <w:sz w:val="28"/>
@@ -1371,15 +1519,17 @@
             </w:r>
             <w:r>
               <w:rPr>
+                <w:rFonts w:ascii="Times New Roman" w:hAnsi="Times New Roman" w:cs="Times New Roman"/>
                 <w:noProof/>
                 <w:webHidden/>
                 <w:sz w:val="28"/>
                 <w:szCs w:val="28"/>
               </w:rPr>
-              <w:instrText xml:space="preserve"> PAGEREF _Toc229498392 \h </w:instrText>
+              <w:instrText xml:space="preserve"> PAGEREF _Toc229504247 \h </w:instrText>
             </w:r>
             <w:r>
               <w:rPr>
+                <w:rFonts w:ascii="Times New Roman" w:hAnsi="Times New Roman" w:cs="Times New Roman"/>
                 <w:noProof/>
                 <w:webHidden/>
                 <w:sz w:val="28"/>
@@ -1388,6 +1538,7 @@
             </w:r>
             <w:r>
               <w:rPr>
+                <w:rFonts w:ascii="Times New Roman" w:hAnsi="Times New Roman" w:cs="Times New Roman"/>
                 <w:noProof/>
                 <w:webHidden/>
                 <w:sz w:val="28"/>
@@ -1397,6 +1548,7 @@
             </w:r>
             <w:r>
               <w:rPr>
+                <w:rFonts w:ascii="Times New Roman" w:hAnsi="Times New Roman" w:cs="Times New Roman"/>
                 <w:noProof/>
                 <w:webHidden/>
                 <w:sz w:val="28"/>
@@ -1406,6 +1558,7 @@
             </w:r>
             <w:r>
               <w:rPr>
+                <w:rFonts w:ascii="Times New Roman" w:hAnsi="Times New Roman" w:cs="Times New Roman"/>
                 <w:noProof/>
                 <w:webHidden/>
                 <w:sz w:val="28"/>
@@ -1421,18 +1574,18 @@
             <w:tabs>
               <w:tab w:val="right" w:leader="dot" w:pos="9912"/>
             </w:tabs>
-            <w:spacing w:line="360" w:lineRule="auto"/>
             <w:rPr>
-              <w:rFonts w:asciiTheme="minorHAnsi" w:eastAsiaTheme="minorEastAsia" w:hAnsiTheme="minorHAnsi" w:cstheme="minorBidi"/>
+              <w:rFonts w:ascii="Times New Roman" w:eastAsiaTheme="minorEastAsia" w:hAnsi="Times New Roman" w:cs="Times New Roman"/>
               <w:noProof/>
               <w:sz w:val="28"/>
               <w:szCs w:val="28"/>
             </w:rPr>
           </w:pPr>
-          <w:hyperlink w:anchor="_Toc229498393" w:history="1">
+          <w:hyperlink w:anchor="_Toc229504248" w:history="1">
             <w:r>
               <w:rPr>
                 <w:rStyle w:val="a7"/>
+                <w:rFonts w:ascii="Times New Roman" w:hAnsi="Times New Roman" w:cs="Times New Roman"/>
                 <w:noProof/>
                 <w:sz w:val="28"/>
                 <w:szCs w:val="28"/>
@@ -1441,6 +1594,7 @@
             </w:r>
             <w:r>
               <w:rPr>
+                <w:rFonts w:ascii="Times New Roman" w:hAnsi="Times New Roman" w:cs="Times New Roman"/>
                 <w:noProof/>
                 <w:webHidden/>
                 <w:sz w:val="28"/>
@@ -1450,6 +1604,7 @@
             </w:r>
             <w:r>
               <w:rPr>
+                <w:rFonts w:ascii="Times New Roman" w:hAnsi="Times New Roman" w:cs="Times New Roman"/>
                 <w:noProof/>
                 <w:webHidden/>
                 <w:sz w:val="28"/>
@@ -1459,15 +1614,17 @@
             </w:r>
             <w:r>
               <w:rPr>
+                <w:rFonts w:ascii="Times New Roman" w:hAnsi="Times New Roman" w:cs="Times New Roman"/>
                 <w:noProof/>
                 <w:webHidden/>
                 <w:sz w:val="28"/>
                 <w:szCs w:val="28"/>
               </w:rPr>
-              <w:instrText xml:space="preserve"> PAGEREF _Toc229498393 \h </w:instrText>
+              <w:instrText xml:space="preserve"> PAGEREF _Toc229504248 \h </w:instrText>
             </w:r>
             <w:r>
               <w:rPr>
+                <w:rFonts w:ascii="Times New Roman" w:hAnsi="Times New Roman" w:cs="Times New Roman"/>
                 <w:noProof/>
                 <w:webHidden/>
                 <w:sz w:val="28"/>
@@ -1476,6 +1633,7 @@
             </w:r>
             <w:r>
               <w:rPr>
+                <w:rFonts w:ascii="Times New Roman" w:hAnsi="Times New Roman" w:cs="Times New Roman"/>
                 <w:noProof/>
                 <w:webHidden/>
                 <w:sz w:val="28"/>
@@ -1485,15 +1643,17 @@
             </w:r>
             <w:r>
               <w:rPr>
+                <w:rFonts w:ascii="Times New Roman" w:hAnsi="Times New Roman" w:cs="Times New Roman"/>
                 <w:noProof/>
                 <w:webHidden/>
                 <w:sz w:val="28"/>
                 <w:szCs w:val="28"/>
               </w:rPr>
-              <w:t>6</w:t>
+              <w:t>7</w:t>
             </w:r>
             <w:r>
               <w:rPr>
+                <w:rFonts w:ascii="Times New Roman" w:hAnsi="Times New Roman" w:cs="Times New Roman"/>
                 <w:noProof/>
                 <w:webHidden/>
                 <w:sz w:val="28"/>
@@ -1509,18 +1669,18 @@
             <w:tabs>
               <w:tab w:val="right" w:leader="dot" w:pos="9912"/>
             </w:tabs>
-            <w:spacing w:line="360" w:lineRule="auto"/>
             <w:rPr>
-              <w:rFonts w:asciiTheme="minorHAnsi" w:eastAsiaTheme="minorEastAsia" w:hAnsiTheme="minorHAnsi" w:cstheme="minorBidi"/>
+              <w:rFonts w:ascii="Times New Roman" w:eastAsiaTheme="minorEastAsia" w:hAnsi="Times New Roman" w:cs="Times New Roman"/>
               <w:noProof/>
               <w:sz w:val="28"/>
               <w:szCs w:val="28"/>
             </w:rPr>
           </w:pPr>
-          <w:hyperlink w:anchor="_Toc229498394" w:history="1">
+          <w:hyperlink w:anchor="_Toc229504249" w:history="1">
             <w:r>
               <w:rPr>
                 <w:rStyle w:val="a7"/>
+                <w:rFonts w:ascii="Times New Roman" w:hAnsi="Times New Roman" w:cs="Times New Roman"/>
                 <w:noProof/>
                 <w:sz w:val="28"/>
                 <w:szCs w:val="28"/>
@@ -1529,6 +1689,7 @@
             </w:r>
             <w:r>
               <w:rPr>
+                <w:rFonts w:ascii="Times New Roman" w:hAnsi="Times New Roman" w:cs="Times New Roman"/>
                 <w:noProof/>
                 <w:webHidden/>
                 <w:sz w:val="28"/>
@@ -1538,6 +1699,7 @@
             </w:r>
             <w:r>
               <w:rPr>
+                <w:rFonts w:ascii="Times New Roman" w:hAnsi="Times New Roman" w:cs="Times New Roman"/>
                 <w:noProof/>
                 <w:webHidden/>
                 <w:sz w:val="28"/>
@@ -1547,15 +1709,17 @@
             </w:r>
             <w:r>
               <w:rPr>
+                <w:rFonts w:ascii="Times New Roman" w:hAnsi="Times New Roman" w:cs="Times New Roman"/>
                 <w:noProof/>
                 <w:webHidden/>
                 <w:sz w:val="28"/>
                 <w:szCs w:val="28"/>
               </w:rPr>
-              <w:instrText xml:space="preserve"> PAGEREF _Toc229498394 \h </w:instrText>
+              <w:instrText xml:space="preserve"> PAGEREF _Toc229504249 \h </w:instrText>
             </w:r>
             <w:r>
               <w:rPr>
+                <w:rFonts w:ascii="Times New Roman" w:hAnsi="Times New Roman" w:cs="Times New Roman"/>
                 <w:noProof/>
                 <w:webHidden/>
                 <w:sz w:val="28"/>
@@ -1564,6 +1728,7 @@
             </w:r>
             <w:r>
               <w:rPr>
+                <w:rFonts w:ascii="Times New Roman" w:hAnsi="Times New Roman" w:cs="Times New Roman"/>
                 <w:noProof/>
                 <w:webHidden/>
                 <w:sz w:val="28"/>
@@ -1573,15 +1738,17 @@
             </w:r>
             <w:r>
               <w:rPr>
+                <w:rFonts w:ascii="Times New Roman" w:hAnsi="Times New Roman" w:cs="Times New Roman"/>
                 <w:noProof/>
                 <w:webHidden/>
                 <w:sz w:val="28"/>
                 <w:szCs w:val="28"/>
               </w:rPr>
-              <w:t>7</w:t>
+              <w:t>8</w:t>
             </w:r>
             <w:r>
               <w:rPr>
+                <w:rFonts w:ascii="Times New Roman" w:hAnsi="Times New Roman" w:cs="Times New Roman"/>
                 <w:noProof/>
                 <w:webHidden/>
                 <w:sz w:val="28"/>
@@ -1597,18 +1764,18 @@
             <w:tabs>
               <w:tab w:val="right" w:leader="dot" w:pos="9912"/>
             </w:tabs>
-            <w:spacing w:line="360" w:lineRule="auto"/>
             <w:rPr>
-              <w:rFonts w:cstheme="minorBidi"/>
+              <w:rFonts w:ascii="Times New Roman" w:hAnsi="Times New Roman"/>
               <w:noProof/>
               <w:sz w:val="28"/>
               <w:szCs w:val="28"/>
             </w:rPr>
           </w:pPr>
-          <w:hyperlink w:anchor="_Toc229498395" w:history="1">
+          <w:hyperlink w:anchor="_Toc229504250" w:history="1">
             <w:r>
               <w:rPr>
                 <w:rStyle w:val="a7"/>
+                <w:rFonts w:ascii="Times New Roman" w:hAnsi="Times New Roman"/>
                 <w:noProof/>
                 <w:sz w:val="28"/>
                 <w:szCs w:val="28"/>
@@ -1617,6 +1784,7 @@
             </w:r>
             <w:r>
               <w:rPr>
+                <w:rFonts w:ascii="Times New Roman" w:hAnsi="Times New Roman"/>
                 <w:noProof/>
                 <w:webHidden/>
                 <w:sz w:val="28"/>
@@ -1626,6 +1794,7 @@
             </w:r>
             <w:r>
               <w:rPr>
+                <w:rFonts w:ascii="Times New Roman" w:hAnsi="Times New Roman"/>
                 <w:noProof/>
                 <w:webHidden/>
                 <w:sz w:val="28"/>
@@ -1635,15 +1804,17 @@
             </w:r>
             <w:r>
               <w:rPr>
+                <w:rFonts w:ascii="Times New Roman" w:hAnsi="Times New Roman"/>
                 <w:noProof/>
                 <w:webHidden/>
                 <w:sz w:val="28"/>
                 <w:szCs w:val="28"/>
               </w:rPr>
-              <w:instrText xml:space="preserve"> PAGEREF _Toc229498395 \h </w:instrText>
+              <w:instrText xml:space="preserve"> PAGEREF _Toc229504250 \h </w:instrText>
             </w:r>
             <w:r>
               <w:rPr>
+                <w:rFonts w:ascii="Times New Roman" w:hAnsi="Times New Roman"/>
                 <w:noProof/>
                 <w:webHidden/>
                 <w:sz w:val="28"/>
@@ -1652,6 +1823,7 @@
             </w:r>
             <w:r>
               <w:rPr>
+                <w:rFonts w:ascii="Times New Roman" w:hAnsi="Times New Roman"/>
                 <w:noProof/>
                 <w:webHidden/>
                 <w:sz w:val="28"/>
@@ -1661,15 +1833,17 @@
             </w:r>
             <w:r>
               <w:rPr>
+                <w:rFonts w:ascii="Times New Roman" w:hAnsi="Times New Roman"/>
                 <w:noProof/>
                 <w:webHidden/>
                 <w:sz w:val="28"/>
                 <w:szCs w:val="28"/>
               </w:rPr>
-              <w:t>7</w:t>
+              <w:t>8</w:t>
             </w:r>
             <w:r>
               <w:rPr>
+                <w:rFonts w:ascii="Times New Roman" w:hAnsi="Times New Roman"/>
                 <w:noProof/>
                 <w:webHidden/>
                 <w:sz w:val="28"/>
@@ -1685,26 +1859,27 @@
             <w:tabs>
               <w:tab w:val="right" w:leader="dot" w:pos="9912"/>
             </w:tabs>
-            <w:spacing w:line="360" w:lineRule="auto"/>
             <w:rPr>
-              <w:rFonts w:cstheme="minorBidi"/>
+              <w:rFonts w:ascii="Times New Roman" w:hAnsi="Times New Roman"/>
               <w:noProof/>
               <w:sz w:val="28"/>
               <w:szCs w:val="28"/>
             </w:rPr>
           </w:pPr>
-          <w:hyperlink w:anchor="_Toc229498396" w:history="1">
+          <w:hyperlink w:anchor="_Toc229504251" w:history="1">
             <w:r>
               <w:rPr>
                 <w:rStyle w:val="a7"/>
+                <w:rFonts w:ascii="Times New Roman" w:hAnsi="Times New Roman"/>
                 <w:noProof/>
                 <w:sz w:val="28"/>
                 <w:szCs w:val="28"/>
               </w:rPr>
-              <w:t>Приложение 2 (О проекте)</w:t>
+              <w:t>Приложение 2.1 (О проекте)</w:t>
             </w:r>
             <w:r>
               <w:rPr>
+                <w:rFonts w:ascii="Times New Roman" w:hAnsi="Times New Roman"/>
                 <w:noProof/>
                 <w:webHidden/>
                 <w:sz w:val="28"/>
@@ -1714,6 +1889,7 @@
             </w:r>
             <w:r>
               <w:rPr>
+                <w:rFonts w:ascii="Times New Roman" w:hAnsi="Times New Roman"/>
                 <w:noProof/>
                 <w:webHidden/>
                 <w:sz w:val="28"/>
@@ -1723,15 +1899,17 @@
             </w:r>
             <w:r>
               <w:rPr>
+                <w:rFonts w:ascii="Times New Roman" w:hAnsi="Times New Roman"/>
                 <w:noProof/>
                 <w:webHidden/>
                 <w:sz w:val="28"/>
                 <w:szCs w:val="28"/>
               </w:rPr>
-              <w:instrText xml:space="preserve"> PAGEREF _Toc229498396 \h </w:instrText>
+              <w:instrText xml:space="preserve"> PAGEREF _Toc229504251 \h </w:instrText>
             </w:r>
             <w:r>
               <w:rPr>
+                <w:rFonts w:ascii="Times New Roman" w:hAnsi="Times New Roman"/>
                 <w:noProof/>
                 <w:webHidden/>
                 <w:sz w:val="28"/>
@@ -1740,6 +1918,7 @@
             </w:r>
             <w:r>
               <w:rPr>
+                <w:rFonts w:ascii="Times New Roman" w:hAnsi="Times New Roman"/>
                 <w:noProof/>
                 <w:webHidden/>
                 <w:sz w:val="28"/>
@@ -1749,15 +1928,17 @@
             </w:r>
             <w:r>
               <w:rPr>
+                <w:rFonts w:ascii="Times New Roman" w:hAnsi="Times New Roman"/>
                 <w:noProof/>
                 <w:webHidden/>
                 <w:sz w:val="28"/>
                 <w:szCs w:val="28"/>
               </w:rPr>
-              <w:t>7</w:t>
+              <w:t>8</w:t>
             </w:r>
             <w:r>
               <w:rPr>
+                <w:rFonts w:ascii="Times New Roman" w:hAnsi="Times New Roman"/>
                 <w:noProof/>
                 <w:webHidden/>
                 <w:sz w:val="28"/>
@@ -1773,26 +1954,27 @@
             <w:tabs>
               <w:tab w:val="right" w:leader="dot" w:pos="9912"/>
             </w:tabs>
-            <w:spacing w:line="360" w:lineRule="auto"/>
             <w:rPr>
-              <w:rFonts w:cstheme="minorBidi"/>
+              <w:rFonts w:ascii="Times New Roman" w:hAnsi="Times New Roman"/>
               <w:noProof/>
               <w:sz w:val="28"/>
               <w:szCs w:val="28"/>
             </w:rPr>
           </w:pPr>
-          <w:hyperlink w:anchor="_Toc229498397" w:history="1">
+          <w:hyperlink w:anchor="_Toc229504252" w:history="1">
             <w:r>
               <w:rPr>
                 <w:rStyle w:val="a7"/>
+                <w:rFonts w:ascii="Times New Roman" w:hAnsi="Times New Roman"/>
                 <w:noProof/>
                 <w:sz w:val="28"/>
                 <w:szCs w:val="28"/>
               </w:rPr>
-              <w:t>Приложение 3 (Участники)</w:t>
+              <w:t>Приложение 2.2</w:t>
             </w:r>
             <w:r>
               <w:rPr>
+                <w:rFonts w:ascii="Times New Roman" w:hAnsi="Times New Roman"/>
                 <w:noProof/>
                 <w:webHidden/>
                 <w:sz w:val="28"/>
@@ -1802,6 +1984,7 @@
             </w:r>
             <w:r>
               <w:rPr>
+                <w:rFonts w:ascii="Times New Roman" w:hAnsi="Times New Roman"/>
                 <w:noProof/>
                 <w:webHidden/>
                 <w:sz w:val="28"/>
@@ -1811,15 +1994,17 @@
             </w:r>
             <w:r>
               <w:rPr>
+                <w:rFonts w:ascii="Times New Roman" w:hAnsi="Times New Roman"/>
                 <w:noProof/>
                 <w:webHidden/>
                 <w:sz w:val="28"/>
                 <w:szCs w:val="28"/>
               </w:rPr>
-              <w:instrText xml:space="preserve"> PAGEREF _Toc229498397 \h </w:instrText>
+              <w:instrText xml:space="preserve"> PAGEREF _Toc229504252 \h </w:instrText>
             </w:r>
             <w:r>
               <w:rPr>
+                <w:rFonts w:ascii="Times New Roman" w:hAnsi="Times New Roman"/>
                 <w:noProof/>
                 <w:webHidden/>
                 <w:sz w:val="28"/>
@@ -1828,6 +2013,7 @@
             </w:r>
             <w:r>
               <w:rPr>
+                <w:rFonts w:ascii="Times New Roman" w:hAnsi="Times New Roman"/>
                 <w:noProof/>
                 <w:webHidden/>
                 <w:sz w:val="28"/>
@@ -1837,15 +2023,17 @@
             </w:r>
             <w:r>
               <w:rPr>
+                <w:rFonts w:ascii="Times New Roman" w:hAnsi="Times New Roman"/>
                 <w:noProof/>
                 <w:webHidden/>
                 <w:sz w:val="28"/>
                 <w:szCs w:val="28"/>
               </w:rPr>
-              <w:t>8</w:t>
+              <w:t>9</w:t>
             </w:r>
             <w:r>
               <w:rPr>
+                <w:rFonts w:ascii="Times New Roman" w:hAnsi="Times New Roman"/>
                 <w:noProof/>
                 <w:webHidden/>
                 <w:sz w:val="28"/>
@@ -1861,26 +2049,27 @@
             <w:tabs>
               <w:tab w:val="right" w:leader="dot" w:pos="9912"/>
             </w:tabs>
-            <w:spacing w:line="360" w:lineRule="auto"/>
             <w:rPr>
-              <w:rFonts w:cstheme="minorBidi"/>
+              <w:rFonts w:ascii="Times New Roman" w:hAnsi="Times New Roman"/>
               <w:noProof/>
               <w:sz w:val="28"/>
               <w:szCs w:val="28"/>
             </w:rPr>
           </w:pPr>
-          <w:hyperlink w:anchor="_Toc229498398" w:history="1">
+          <w:hyperlink w:anchor="_Toc229504253" w:history="1">
             <w:r>
               <w:rPr>
                 <w:rStyle w:val="a7"/>
+                <w:rFonts w:ascii="Times New Roman" w:hAnsi="Times New Roman"/>
                 <w:noProof/>
                 <w:sz w:val="28"/>
                 <w:szCs w:val="28"/>
               </w:rPr>
-              <w:t>Приложение 4 (Журнал)</w:t>
+              <w:t>Приложение 3 (Участники)</w:t>
             </w:r>
             <w:r>
               <w:rPr>
+                <w:rFonts w:ascii="Times New Roman" w:hAnsi="Times New Roman"/>
                 <w:noProof/>
                 <w:webHidden/>
                 <w:sz w:val="28"/>
@@ -1890,6 +2079,7 @@
             </w:r>
             <w:r>
               <w:rPr>
+                <w:rFonts w:ascii="Times New Roman" w:hAnsi="Times New Roman"/>
                 <w:noProof/>
                 <w:webHidden/>
                 <w:sz w:val="28"/>
@@ -1899,15 +2089,17 @@
             </w:r>
             <w:r>
               <w:rPr>
+                <w:rFonts w:ascii="Times New Roman" w:hAnsi="Times New Roman"/>
                 <w:noProof/>
                 <w:webHidden/>
                 <w:sz w:val="28"/>
                 <w:szCs w:val="28"/>
               </w:rPr>
-              <w:instrText xml:space="preserve"> PAGEREF _Toc229498398 \h </w:instrText>
+              <w:instrText xml:space="preserve"> PAGEREF _Toc229504253 \h </w:instrText>
             </w:r>
             <w:r>
               <w:rPr>
+                <w:rFonts w:ascii="Times New Roman" w:hAnsi="Times New Roman"/>
                 <w:noProof/>
                 <w:webHidden/>
                 <w:sz w:val="28"/>
@@ -1916,6 +2108,7 @@
             </w:r>
             <w:r>
               <w:rPr>
+                <w:rFonts w:ascii="Times New Roman" w:hAnsi="Times New Roman"/>
                 <w:noProof/>
                 <w:webHidden/>
                 <w:sz w:val="28"/>
@@ -1925,15 +2118,17 @@
             </w:r>
             <w:r>
               <w:rPr>
+                <w:rFonts w:ascii="Times New Roman" w:hAnsi="Times New Roman"/>
                 <w:noProof/>
                 <w:webHidden/>
                 <w:sz w:val="28"/>
                 <w:szCs w:val="28"/>
               </w:rPr>
-              <w:t>8</w:t>
+              <w:t>9</w:t>
             </w:r>
             <w:r>
               <w:rPr>
+                <w:rFonts w:ascii="Times New Roman" w:hAnsi="Times New Roman"/>
                 <w:noProof/>
                 <w:webHidden/>
                 <w:sz w:val="28"/>
@@ -1949,26 +2144,27 @@
             <w:tabs>
               <w:tab w:val="right" w:leader="dot" w:pos="9912"/>
             </w:tabs>
-            <w:spacing w:line="360" w:lineRule="auto"/>
             <w:rPr>
-              <w:rFonts w:cstheme="minorBidi"/>
+              <w:rFonts w:ascii="Times New Roman" w:hAnsi="Times New Roman"/>
               <w:noProof/>
               <w:sz w:val="28"/>
               <w:szCs w:val="28"/>
             </w:rPr>
           </w:pPr>
-          <w:hyperlink w:anchor="_Toc229498399" w:history="1">
+          <w:hyperlink w:anchor="_Toc229504254" w:history="1">
             <w:r>
               <w:rPr>
                 <w:rStyle w:val="a7"/>
+                <w:rFonts w:ascii="Times New Roman" w:hAnsi="Times New Roman"/>
                 <w:noProof/>
                 <w:sz w:val="28"/>
                 <w:szCs w:val="28"/>
               </w:rPr>
-              <w:t>Приложение 5 (Ресурсы)</w:t>
+              <w:t>Приложение 4 (Журнал)</w:t>
             </w:r>
             <w:r>
               <w:rPr>
+                <w:rFonts w:ascii="Times New Roman" w:hAnsi="Times New Roman"/>
                 <w:noProof/>
                 <w:webHidden/>
                 <w:sz w:val="28"/>
@@ -1978,6 +2174,7 @@
             </w:r>
             <w:r>
               <w:rPr>
+                <w:rFonts w:ascii="Times New Roman" w:hAnsi="Times New Roman"/>
                 <w:noProof/>
                 <w:webHidden/>
                 <w:sz w:val="28"/>
@@ -1987,15 +2184,17 @@
             </w:r>
             <w:r>
               <w:rPr>
+                <w:rFonts w:ascii="Times New Roman" w:hAnsi="Times New Roman"/>
                 <w:noProof/>
                 <w:webHidden/>
                 <w:sz w:val="28"/>
                 <w:szCs w:val="28"/>
               </w:rPr>
-              <w:instrText xml:space="preserve"> PAGEREF _Toc229498399 \h </w:instrText>
+              <w:instrText xml:space="preserve"> PAGEREF _Toc229504254 \h </w:instrText>
             </w:r>
             <w:r>
               <w:rPr>
+                <w:rFonts w:ascii="Times New Roman" w:hAnsi="Times New Roman"/>
                 <w:noProof/>
                 <w:webHidden/>
                 <w:sz w:val="28"/>
@@ -2004,6 +2203,7 @@
             </w:r>
             <w:r>
               <w:rPr>
+                <w:rFonts w:ascii="Times New Roman" w:hAnsi="Times New Roman"/>
                 <w:noProof/>
                 <w:webHidden/>
                 <w:sz w:val="28"/>
@@ -2013,15 +2213,17 @@
             </w:r>
             <w:r>
               <w:rPr>
+                <w:rFonts w:ascii="Times New Roman" w:hAnsi="Times New Roman"/>
                 <w:noProof/>
                 <w:webHidden/>
                 <w:sz w:val="28"/>
                 <w:szCs w:val="28"/>
               </w:rPr>
-              <w:t>9</w:t>
+              <w:t>10</w:t>
             </w:r>
             <w:r>
               <w:rPr>
+                <w:rFonts w:ascii="Times New Roman" w:hAnsi="Times New Roman"/>
                 <w:noProof/>
                 <w:webHidden/>
                 <w:sz w:val="28"/>
@@ -2037,26 +2239,27 @@
             <w:tabs>
               <w:tab w:val="right" w:leader="dot" w:pos="9912"/>
             </w:tabs>
-            <w:spacing w:line="360" w:lineRule="auto"/>
             <w:rPr>
-              <w:rFonts w:cstheme="minorBidi"/>
+              <w:rFonts w:ascii="Times New Roman" w:hAnsi="Times New Roman"/>
               <w:noProof/>
               <w:sz w:val="28"/>
               <w:szCs w:val="28"/>
             </w:rPr>
           </w:pPr>
-          <w:hyperlink w:anchor="_Toc229498400" w:history="1">
+          <w:hyperlink w:anchor="_Toc229504255" w:history="1">
             <w:r>
               <w:rPr>
                 <w:rStyle w:val="a7"/>
+                <w:rFonts w:ascii="Times New Roman" w:hAnsi="Times New Roman"/>
                 <w:noProof/>
                 <w:sz w:val="28"/>
                 <w:szCs w:val="28"/>
               </w:rPr>
-              <w:t>Приложение  (чат бот)</w:t>
+              <w:t>Приложение 5 (Ресурсы)</w:t>
             </w:r>
             <w:r>
               <w:rPr>
+                <w:rFonts w:ascii="Times New Roman" w:hAnsi="Times New Roman"/>
                 <w:noProof/>
                 <w:webHidden/>
                 <w:sz w:val="28"/>
@@ -2066,6 +2269,7 @@
             </w:r>
             <w:r>
               <w:rPr>
+                <w:rFonts w:ascii="Times New Roman" w:hAnsi="Times New Roman"/>
                 <w:noProof/>
                 <w:webHidden/>
                 <w:sz w:val="28"/>
@@ -2075,15 +2279,17 @@
             </w:r>
             <w:r>
               <w:rPr>
+                <w:rFonts w:ascii="Times New Roman" w:hAnsi="Times New Roman"/>
                 <w:noProof/>
                 <w:webHidden/>
                 <w:sz w:val="28"/>
                 <w:szCs w:val="28"/>
               </w:rPr>
-              <w:instrText xml:space="preserve"> PAGEREF _Toc229498400 \h </w:instrText>
+              <w:instrText xml:space="preserve"> PAGEREF _Toc229504255 \h </w:instrText>
             </w:r>
             <w:r>
               <w:rPr>
+                <w:rFonts w:ascii="Times New Roman" w:hAnsi="Times New Roman"/>
                 <w:noProof/>
                 <w:webHidden/>
                 <w:sz w:val="28"/>
@@ -2092,6 +2298,7 @@
             </w:r>
             <w:r>
               <w:rPr>
+                <w:rFonts w:ascii="Times New Roman" w:hAnsi="Times New Roman"/>
                 <w:noProof/>
                 <w:webHidden/>
                 <w:sz w:val="28"/>
@@ -2101,15 +2308,17 @@
             </w:r>
             <w:r>
               <w:rPr>
+                <w:rFonts w:ascii="Times New Roman" w:hAnsi="Times New Roman"/>
                 <w:noProof/>
                 <w:webHidden/>
                 <w:sz w:val="28"/>
                 <w:szCs w:val="28"/>
               </w:rPr>
-              <w:t>9</w:t>
+              <w:t>10</w:t>
             </w:r>
             <w:r>
               <w:rPr>
+                <w:rFonts w:ascii="Times New Roman" w:hAnsi="Times New Roman"/>
                 <w:noProof/>
                 <w:webHidden/>
                 <w:sz w:val="28"/>
@@ -2125,26 +2334,27 @@
             <w:tabs>
               <w:tab w:val="right" w:leader="dot" w:pos="9912"/>
             </w:tabs>
-            <w:spacing w:line="360" w:lineRule="auto"/>
             <w:rPr>
-              <w:rFonts w:cstheme="minorBidi"/>
+              <w:rFonts w:ascii="Times New Roman" w:hAnsi="Times New Roman"/>
               <w:noProof/>
               <w:sz w:val="28"/>
               <w:szCs w:val="28"/>
             </w:rPr>
           </w:pPr>
-          <w:hyperlink w:anchor="_Toc229498401" w:history="1">
+          <w:hyperlink w:anchor="_Toc229504256" w:history="1">
             <w:r>
               <w:rPr>
                 <w:rStyle w:val="a7"/>
+                <w:rFonts w:ascii="Times New Roman" w:hAnsi="Times New Roman"/>
                 <w:noProof/>
                 <w:sz w:val="28"/>
                 <w:szCs w:val="28"/>
               </w:rPr>
-              <w:t>Листинг Telegram-бот</w:t>
+              <w:t>Приложение 6.1 (чат бот)</w:t>
             </w:r>
             <w:r>
               <w:rPr>
+                <w:rFonts w:ascii="Times New Roman" w:hAnsi="Times New Roman"/>
                 <w:noProof/>
                 <w:webHidden/>
                 <w:sz w:val="28"/>
@@ -2154,6 +2364,7 @@
             </w:r>
             <w:r>
               <w:rPr>
+                <w:rFonts w:ascii="Times New Roman" w:hAnsi="Times New Roman"/>
                 <w:noProof/>
                 <w:webHidden/>
                 <w:sz w:val="28"/>
@@ -2163,15 +2374,17 @@
             </w:r>
             <w:r>
               <w:rPr>
+                <w:rFonts w:ascii="Times New Roman" w:hAnsi="Times New Roman"/>
                 <w:noProof/>
                 <w:webHidden/>
                 <w:sz w:val="28"/>
                 <w:szCs w:val="28"/>
               </w:rPr>
-              <w:instrText xml:space="preserve"> PAGEREF _Toc229498401 \h </w:instrText>
+              <w:instrText xml:space="preserve"> PAGEREF _Toc229504256 \h </w:instrText>
             </w:r>
             <w:r>
               <w:rPr>
+                <w:rFonts w:ascii="Times New Roman" w:hAnsi="Times New Roman"/>
                 <w:noProof/>
                 <w:webHidden/>
                 <w:sz w:val="28"/>
@@ -2180,6 +2393,7 @@
             </w:r>
             <w:r>
               <w:rPr>
+                <w:rFonts w:ascii="Times New Roman" w:hAnsi="Times New Roman"/>
                 <w:noProof/>
                 <w:webHidden/>
                 <w:sz w:val="28"/>
@@ -2189,15 +2403,17 @@
             </w:r>
             <w:r>
               <w:rPr>
+                <w:rFonts w:ascii="Times New Roman" w:hAnsi="Times New Roman"/>
                 <w:noProof/>
                 <w:webHidden/>
                 <w:sz w:val="28"/>
                 <w:szCs w:val="28"/>
               </w:rPr>
-              <w:t>9</w:t>
+              <w:t>11</w:t>
             </w:r>
             <w:r>
               <w:rPr>
+                <w:rFonts w:ascii="Times New Roman" w:hAnsi="Times New Roman"/>
                 <w:noProof/>
                 <w:webHidden/>
                 <w:sz w:val="28"/>
@@ -2206,6 +2422,401 @@
               <w:fldChar w:fldCharType="end"/>
             </w:r>
           </w:hyperlink>
+        </w:p>
+        <w:p>
+          <w:pPr>
+            <w:pStyle w:val="20"/>
+            <w:tabs>
+              <w:tab w:val="right" w:leader="dot" w:pos="9912"/>
+            </w:tabs>
+            <w:rPr>
+              <w:rFonts w:ascii="Times New Roman" w:hAnsi="Times New Roman"/>
+              <w:noProof/>
+              <w:sz w:val="28"/>
+              <w:szCs w:val="28"/>
+            </w:rPr>
+          </w:pPr>
+          <w:hyperlink w:anchor="_Toc229504257" w:history="1">
+            <w:r>
+              <w:rPr>
+                <w:rStyle w:val="a7"/>
+                <w:rFonts w:ascii="Times New Roman" w:hAnsi="Times New Roman"/>
+                <w:noProof/>
+                <w:sz w:val="28"/>
+                <w:szCs w:val="28"/>
+              </w:rPr>
+              <w:t>Приложение 6.2 (чат бот)</w:t>
+            </w:r>
+            <w:r>
+              <w:rPr>
+                <w:rFonts w:ascii="Times New Roman" w:hAnsi="Times New Roman"/>
+                <w:noProof/>
+                <w:webHidden/>
+                <w:sz w:val="28"/>
+                <w:szCs w:val="28"/>
+              </w:rPr>
+              <w:tab/>
+            </w:r>
+            <w:r>
+              <w:rPr>
+                <w:rFonts w:ascii="Times New Roman" w:hAnsi="Times New Roman"/>
+                <w:noProof/>
+                <w:webHidden/>
+                <w:sz w:val="28"/>
+                <w:szCs w:val="28"/>
+              </w:rPr>
+              <w:fldChar w:fldCharType="begin"/>
+            </w:r>
+            <w:r>
+              <w:rPr>
+                <w:rFonts w:ascii="Times New Roman" w:hAnsi="Times New Roman"/>
+                <w:noProof/>
+                <w:webHidden/>
+                <w:sz w:val="28"/>
+                <w:szCs w:val="28"/>
+              </w:rPr>
+              <w:instrText xml:space="preserve"> PAGEREF _Toc229504257 \h </w:instrText>
+            </w:r>
+            <w:r>
+              <w:rPr>
+                <w:rFonts w:ascii="Times New Roman" w:hAnsi="Times New Roman"/>
+                <w:noProof/>
+                <w:webHidden/>
+                <w:sz w:val="28"/>
+                <w:szCs w:val="28"/>
+              </w:rPr>
+            </w:r>
+            <w:r>
+              <w:rPr>
+                <w:rFonts w:ascii="Times New Roman" w:hAnsi="Times New Roman"/>
+                <w:noProof/>
+                <w:webHidden/>
+                <w:sz w:val="28"/>
+                <w:szCs w:val="28"/>
+              </w:rPr>
+              <w:fldChar w:fldCharType="separate"/>
+            </w:r>
+            <w:r>
+              <w:rPr>
+                <w:rFonts w:ascii="Times New Roman" w:hAnsi="Times New Roman"/>
+                <w:noProof/>
+                <w:webHidden/>
+                <w:sz w:val="28"/>
+                <w:szCs w:val="28"/>
+              </w:rPr>
+              <w:t>12</w:t>
+            </w:r>
+            <w:r>
+              <w:rPr>
+                <w:rFonts w:ascii="Times New Roman" w:hAnsi="Times New Roman"/>
+                <w:noProof/>
+                <w:webHidden/>
+                <w:sz w:val="28"/>
+                <w:szCs w:val="28"/>
+              </w:rPr>
+              <w:fldChar w:fldCharType="end"/>
+            </w:r>
+          </w:hyperlink>
+        </w:p>
+        <w:p>
+          <w:pPr>
+            <w:pStyle w:val="20"/>
+            <w:tabs>
+              <w:tab w:val="right" w:leader="dot" w:pos="9912"/>
+            </w:tabs>
+            <w:rPr>
+              <w:rFonts w:ascii="Times New Roman" w:hAnsi="Times New Roman"/>
+              <w:noProof/>
+              <w:sz w:val="28"/>
+              <w:szCs w:val="28"/>
+            </w:rPr>
+          </w:pPr>
+          <w:hyperlink w:anchor="_Toc229504258" w:history="1">
+            <w:r>
+              <w:rPr>
+                <w:rStyle w:val="a7"/>
+                <w:rFonts w:ascii="Times New Roman" w:hAnsi="Times New Roman"/>
+                <w:noProof/>
+                <w:sz w:val="28"/>
+                <w:szCs w:val="28"/>
+              </w:rPr>
+              <w:t>Листинг (Telegram-бот)</w:t>
+            </w:r>
+            <w:r>
+              <w:rPr>
+                <w:rFonts w:ascii="Times New Roman" w:hAnsi="Times New Roman"/>
+                <w:noProof/>
+                <w:webHidden/>
+                <w:sz w:val="28"/>
+                <w:szCs w:val="28"/>
+              </w:rPr>
+              <w:tab/>
+            </w:r>
+            <w:r>
+              <w:rPr>
+                <w:rFonts w:ascii="Times New Roman" w:hAnsi="Times New Roman"/>
+                <w:noProof/>
+                <w:webHidden/>
+                <w:sz w:val="28"/>
+                <w:szCs w:val="28"/>
+              </w:rPr>
+              <w:fldChar w:fldCharType="begin"/>
+            </w:r>
+            <w:r>
+              <w:rPr>
+                <w:rFonts w:ascii="Times New Roman" w:hAnsi="Times New Roman"/>
+                <w:noProof/>
+                <w:webHidden/>
+                <w:sz w:val="28"/>
+                <w:szCs w:val="28"/>
+              </w:rPr>
+              <w:instrText xml:space="preserve"> PAGEREF _Toc229504258 \h </w:instrText>
+            </w:r>
+            <w:r>
+              <w:rPr>
+                <w:rFonts w:ascii="Times New Roman" w:hAnsi="Times New Roman"/>
+                <w:noProof/>
+                <w:webHidden/>
+                <w:sz w:val="28"/>
+                <w:szCs w:val="28"/>
+              </w:rPr>
+            </w:r>
+            <w:r>
+              <w:rPr>
+                <w:rFonts w:ascii="Times New Roman" w:hAnsi="Times New Roman"/>
+                <w:noProof/>
+                <w:webHidden/>
+                <w:sz w:val="28"/>
+                <w:szCs w:val="28"/>
+              </w:rPr>
+              <w:fldChar w:fldCharType="separate"/>
+            </w:r>
+            <w:r>
+              <w:rPr>
+                <w:rFonts w:ascii="Times New Roman" w:hAnsi="Times New Roman"/>
+                <w:noProof/>
+                <w:webHidden/>
+                <w:sz w:val="28"/>
+                <w:szCs w:val="28"/>
+              </w:rPr>
+              <w:t>13</w:t>
+            </w:r>
+            <w:r>
+              <w:rPr>
+                <w:rFonts w:ascii="Times New Roman" w:hAnsi="Times New Roman"/>
+                <w:noProof/>
+                <w:webHidden/>
+                <w:sz w:val="28"/>
+                <w:szCs w:val="28"/>
+              </w:rPr>
+              <w:fldChar w:fldCharType="end"/>
+            </w:r>
+          </w:hyperlink>
+        </w:p>
+        <w:p>
+          <w:pPr>
+            <w:pStyle w:val="20"/>
+            <w:tabs>
+              <w:tab w:val="right" w:leader="dot" w:pos="9912"/>
+            </w:tabs>
+            <w:rPr>
+              <w:rFonts w:ascii="Times New Roman" w:hAnsi="Times New Roman"/>
+              <w:noProof/>
+              <w:sz w:val="28"/>
+              <w:szCs w:val="28"/>
+            </w:rPr>
+          </w:pPr>
+          <w:hyperlink w:anchor="_Toc229504259" w:history="1">
+            <w:r>
+              <w:rPr>
+                <w:rStyle w:val="a7"/>
+                <w:rFonts w:ascii="Times New Roman" w:hAnsi="Times New Roman"/>
+                <w:noProof/>
+                <w:sz w:val="28"/>
+                <w:szCs w:val="28"/>
+              </w:rPr>
+              <w:t>Ссылка на Github</w:t>
+            </w:r>
+            <w:r>
+              <w:rPr>
+                <w:rFonts w:ascii="Times New Roman" w:hAnsi="Times New Roman"/>
+                <w:noProof/>
+                <w:webHidden/>
+                <w:sz w:val="28"/>
+                <w:szCs w:val="28"/>
+              </w:rPr>
+              <w:tab/>
+            </w:r>
+            <w:r>
+              <w:rPr>
+                <w:rFonts w:ascii="Times New Roman" w:hAnsi="Times New Roman"/>
+                <w:noProof/>
+                <w:webHidden/>
+                <w:sz w:val="28"/>
+                <w:szCs w:val="28"/>
+              </w:rPr>
+              <w:fldChar w:fldCharType="begin"/>
+            </w:r>
+            <w:r>
+              <w:rPr>
+                <w:rFonts w:ascii="Times New Roman" w:hAnsi="Times New Roman"/>
+                <w:noProof/>
+                <w:webHidden/>
+                <w:sz w:val="28"/>
+                <w:szCs w:val="28"/>
+              </w:rPr>
+              <w:instrText xml:space="preserve"> PAGEREF _Toc229504259 \h </w:instrText>
+            </w:r>
+            <w:r>
+              <w:rPr>
+                <w:rFonts w:ascii="Times New Roman" w:hAnsi="Times New Roman"/>
+                <w:noProof/>
+                <w:webHidden/>
+                <w:sz w:val="28"/>
+                <w:szCs w:val="28"/>
+              </w:rPr>
+            </w:r>
+            <w:r>
+              <w:rPr>
+                <w:rFonts w:ascii="Times New Roman" w:hAnsi="Times New Roman"/>
+                <w:noProof/>
+                <w:webHidden/>
+                <w:sz w:val="28"/>
+                <w:szCs w:val="28"/>
+              </w:rPr>
+              <w:fldChar w:fldCharType="separate"/>
+            </w:r>
+            <w:r>
+              <w:rPr>
+                <w:rFonts w:ascii="Times New Roman" w:hAnsi="Times New Roman"/>
+                <w:noProof/>
+                <w:webHidden/>
+                <w:sz w:val="28"/>
+                <w:szCs w:val="28"/>
+              </w:rPr>
+              <w:t>14</w:t>
+            </w:r>
+            <w:r>
+              <w:rPr>
+                <w:rFonts w:ascii="Times New Roman" w:hAnsi="Times New Roman"/>
+                <w:noProof/>
+                <w:webHidden/>
+                <w:sz w:val="28"/>
+                <w:szCs w:val="28"/>
+              </w:rPr>
+              <w:fldChar w:fldCharType="end"/>
+            </w:r>
+          </w:hyperlink>
+        </w:p>
+        <w:p>
+          <w:pPr>
+            <w:pStyle w:val="20"/>
+            <w:tabs>
+              <w:tab w:val="right" w:leader="dot" w:pos="9912"/>
+            </w:tabs>
+            <w:rPr>
+              <w:rFonts w:ascii="Times New Roman" w:hAnsi="Times New Roman"/>
+              <w:noProof/>
+              <w:sz w:val="28"/>
+              <w:szCs w:val="28"/>
+            </w:rPr>
+          </w:pPr>
+          <w:hyperlink w:anchor="_Toc229504260" w:history="1">
+            <w:r>
+              <w:rPr>
+                <w:rStyle w:val="a7"/>
+                <w:rFonts w:ascii="Times New Roman" w:hAnsi="Times New Roman"/>
+                <w:noProof/>
+                <w:sz w:val="28"/>
+                <w:szCs w:val="28"/>
+              </w:rPr>
+              <w:t>Ссылка на сайт</w:t>
+            </w:r>
+            <w:r>
+              <w:rPr>
+                <w:rFonts w:ascii="Times New Roman" w:hAnsi="Times New Roman"/>
+                <w:noProof/>
+                <w:webHidden/>
+                <w:sz w:val="28"/>
+                <w:szCs w:val="28"/>
+              </w:rPr>
+              <w:tab/>
+            </w:r>
+            <w:r>
+              <w:rPr>
+                <w:rFonts w:ascii="Times New Roman" w:hAnsi="Times New Roman"/>
+                <w:noProof/>
+                <w:webHidden/>
+                <w:sz w:val="28"/>
+                <w:szCs w:val="28"/>
+              </w:rPr>
+              <w:fldChar w:fldCharType="begin"/>
+            </w:r>
+            <w:r>
+              <w:rPr>
+                <w:rFonts w:ascii="Times New Roman" w:hAnsi="Times New Roman"/>
+                <w:noProof/>
+                <w:webHidden/>
+                <w:sz w:val="28"/>
+                <w:szCs w:val="28"/>
+              </w:rPr>
+              <w:instrText xml:space="preserve"> PAGEREF _Toc229504260 \h </w:instrText>
+            </w:r>
+            <w:r>
+              <w:rPr>
+                <w:rFonts w:ascii="Times New Roman" w:hAnsi="Times New Roman"/>
+                <w:noProof/>
+                <w:webHidden/>
+                <w:sz w:val="28"/>
+                <w:szCs w:val="28"/>
+              </w:rPr>
+            </w:r>
+            <w:r>
+              <w:rPr>
+                <w:rFonts w:ascii="Times New Roman" w:hAnsi="Times New Roman"/>
+                <w:noProof/>
+                <w:webHidden/>
+                <w:sz w:val="28"/>
+                <w:szCs w:val="28"/>
+              </w:rPr>
+              <w:fldChar w:fldCharType="separate"/>
+            </w:r>
+            <w:r>
+              <w:rPr>
+                <w:rFonts w:ascii="Times New Roman" w:hAnsi="Times New Roman"/>
+                <w:noProof/>
+                <w:webHidden/>
+                <w:sz w:val="28"/>
+                <w:szCs w:val="28"/>
+              </w:rPr>
+              <w:t>14</w:t>
+            </w:r>
+            <w:r>
+              <w:rPr>
+                <w:rFonts w:ascii="Times New Roman" w:hAnsi="Times New Roman"/>
+                <w:noProof/>
+                <w:webHidden/>
+                <w:sz w:val="28"/>
+                <w:szCs w:val="28"/>
+              </w:rPr>
+              <w:fldChar w:fldCharType="end"/>
+            </w:r>
+          </w:hyperlink>
+        </w:p>
+        <w:p>
+          <w:pPr>
+            <w:pStyle w:val="20"/>
+            <w:tabs>
+              <w:tab w:val="right" w:leader="dot" w:pos="9912"/>
+            </w:tabs>
+            <w:rPr>
+              <w:rFonts w:ascii="Times New Roman" w:hAnsi="Times New Roman"/>
+              <w:noProof/>
+              <w:sz w:val="28"/>
+              <w:szCs w:val="28"/>
+            </w:rPr>
+          </w:pPr>
+          <w:hyperlink w:anchor="_Toc229504261" w:history="1"/>
         </w:p>
         <w:p>
           <w:pPr>
@@ -2264,9 +2875,9 @@
     <w:p>
       <w:pPr>
         <w:pStyle w:val="1"/>
-        <w:spacing w:after="120"/>
-      </w:pPr>
-      <w:bookmarkStart w:id="1" w:name="_Toc229498385"/>
+        <w:spacing w:after="240" w:line="360" w:lineRule="auto"/>
+      </w:pPr>
+      <w:bookmarkStart w:id="1" w:name="_Toc229504239"/>
       <w:r>
         <w:lastRenderedPageBreak/>
         <w:t>В</w:t>
@@ -2388,15 +2999,15 @@
     <w:p>
       <w:pPr>
         <w:pStyle w:val="1"/>
-        <w:spacing w:after="120"/>
+        <w:spacing w:after="120" w:line="360" w:lineRule="auto"/>
       </w:pPr>
     </w:p>
     <w:p>
       <w:pPr>
         <w:pStyle w:val="1"/>
-        <w:spacing w:after="120"/>
-      </w:pPr>
-      <w:bookmarkStart w:id="2" w:name="_Toc229498386"/>
+        <w:spacing w:after="240" w:line="360" w:lineRule="auto"/>
+      </w:pPr>
+      <w:bookmarkStart w:id="2" w:name="_Toc229504240"/>
       <w:r>
         <w:t>1. Общая информация о проекте</w:t>
       </w:r>
@@ -2646,9 +3257,9 @@
     <w:p>
       <w:pPr>
         <w:pStyle w:val="1"/>
-        <w:spacing w:after="120"/>
-      </w:pPr>
-      <w:bookmarkStart w:id="3" w:name="_Toc229498387"/>
+        <w:spacing w:after="240" w:line="360" w:lineRule="auto"/>
+      </w:pPr>
+      <w:bookmarkStart w:id="3" w:name="_Toc229504241"/>
       <w:r>
         <w:t>2. Общая характеристика организации-заказчика</w:t>
       </w:r>
@@ -2777,9 +3388,9 @@
     <w:p>
       <w:pPr>
         <w:pStyle w:val="1"/>
-        <w:spacing w:after="120"/>
-      </w:pPr>
-      <w:bookmarkStart w:id="4" w:name="_Toc229498388"/>
+        <w:spacing w:after="240" w:line="360" w:lineRule="auto"/>
+      </w:pPr>
+      <w:bookmarkStart w:id="4" w:name="_Toc229504242"/>
       <w:r>
         <w:t>3. Описание задания по проектной практике</w:t>
       </w:r>
@@ -2963,6 +3574,7 @@
           <w:sz w:val="28"/>
           <w:szCs w:val="28"/>
         </w:rPr>
+        <w:lastRenderedPageBreak/>
         <w:t xml:space="preserve">Создание статического сайта на </w:t>
       </w:r>
       <w:proofErr w:type="spellStart"/>
@@ -3038,7 +3650,6 @@
           <w:sz w:val="28"/>
           <w:szCs w:val="28"/>
         </w:rPr>
-        <w:lastRenderedPageBreak/>
         <w:t>Вариативная:</w:t>
       </w:r>
     </w:p>
@@ -3148,9 +3759,9 @@
     <w:p>
       <w:pPr>
         <w:pStyle w:val="1"/>
-        <w:spacing w:after="120"/>
-      </w:pPr>
-      <w:bookmarkStart w:id="5" w:name="_Toc229498389"/>
+        <w:spacing w:after="240" w:line="360" w:lineRule="auto"/>
+      </w:pPr>
+      <w:bookmarkStart w:id="5" w:name="_Toc229504243"/>
       <w:r>
         <w:t>4. Описание достигнутых результатов</w:t>
       </w:r>
@@ -3159,40 +3770,30 @@
     <w:p>
       <w:pPr>
         <w:pStyle w:val="2"/>
-      </w:pPr>
-      <w:bookmarkStart w:id="6" w:name="_Toc229498390"/>
-      <w:r>
-        <w:t>В рамках проекта «АИС для транспортной компании» достигнуты следующие результаты:</w:t>
+        <w:spacing w:line="360" w:lineRule="auto"/>
+      </w:pPr>
+      <w:bookmarkStart w:id="6" w:name="_Toc229504244"/>
+      <w:r>
+        <w:t>По проекту «АИС для транспортной компании»:</w:t>
       </w:r>
       <w:bookmarkEnd w:id="6"/>
     </w:p>
     <w:p>
       <w:pPr>
-        <w:keepNext/>
-        <w:keepLines/>
         <w:numPr>
           <w:ilvl w:val="0"/>
-          <w:numId w:val="29"/>
+          <w:numId w:val="34"/>
         </w:numPr>
-        <w:pBdr>
-          <w:top w:val="nil"/>
-          <w:left w:val="nil"/>
-          <w:bottom w:val="nil"/>
-          <w:right w:val="nil"/>
-          <w:between w:val="nil"/>
-        </w:pBdr>
-        <w:spacing w:after="0" w:line="360" w:lineRule="auto"/>
-        <w:rPr>
-          <w:rFonts w:ascii="Times New Roman" w:eastAsia="Times New Roman" w:hAnsi="Times New Roman" w:cs="Times New Roman"/>
-          <w:color w:val="000000"/>
-          <w:sz w:val="28"/>
-          <w:szCs w:val="28"/>
-        </w:rPr>
-      </w:pPr>
-      <w:r>
-        <w:rPr>
-          <w:rFonts w:ascii="Times New Roman" w:eastAsia="Times New Roman" w:hAnsi="Times New Roman" w:cs="Times New Roman"/>
-          <w:color w:val="000000"/>
+        <w:spacing w:line="360" w:lineRule="auto"/>
+        <w:rPr>
+          <w:rFonts w:ascii="Times New Roman" w:hAnsi="Times New Roman" w:cs="Times New Roman"/>
+          <w:sz w:val="28"/>
+          <w:szCs w:val="28"/>
+        </w:rPr>
+      </w:pPr>
+      <w:r>
+        <w:rPr>
+          <w:rFonts w:ascii="Times New Roman" w:hAnsi="Times New Roman" w:cs="Times New Roman"/>
           <w:sz w:val="28"/>
           <w:szCs w:val="28"/>
         </w:rPr>
@@ -3201,8 +3802,7 @@
       <w:proofErr w:type="spellStart"/>
       <w:r>
         <w:rPr>
-          <w:rFonts w:ascii="Times New Roman" w:eastAsia="Times New Roman" w:hAnsi="Times New Roman" w:cs="Times New Roman"/>
-          <w:color w:val="000000"/>
+          <w:rFonts w:ascii="Times New Roman" w:hAnsi="Times New Roman" w:cs="Times New Roman"/>
           <w:sz w:val="28"/>
           <w:szCs w:val="28"/>
         </w:rPr>
@@ -3211,33 +3811,22 @@
       <w:proofErr w:type="spellEnd"/>
       <w:r>
         <w:rPr>
-          <w:rFonts w:ascii="Times New Roman" w:eastAsia="Times New Roman" w:hAnsi="Times New Roman" w:cs="Times New Roman"/>
-          <w:color w:val="000000"/>
-          <w:sz w:val="28"/>
-          <w:szCs w:val="28"/>
-        </w:rPr>
-        <w:t xml:space="preserve"> груза на базе YOLOv8 и расчёта его объёма;</w:t>
+          <w:rFonts w:ascii="Times New Roman" w:hAnsi="Times New Roman" w:cs="Times New Roman"/>
+          <w:sz w:val="28"/>
+          <w:szCs w:val="28"/>
+        </w:rPr>
+        <w:t xml:space="preserve"> груза на базе YOLOv8 и расчёта объёма;</w:t>
       </w:r>
     </w:p>
     <w:p>
       <w:pPr>
-        <w:keepNext/>
-        <w:keepLines/>
         <w:numPr>
           <w:ilvl w:val="0"/>
-          <w:numId w:val="29"/>
+          <w:numId w:val="34"/>
         </w:numPr>
-        <w:pBdr>
-          <w:top w:val="nil"/>
-          <w:left w:val="nil"/>
-          <w:bottom w:val="nil"/>
-          <w:right w:val="nil"/>
-          <w:between w:val="nil"/>
-        </w:pBdr>
-        <w:spacing w:after="0" w:line="360" w:lineRule="auto"/>
-        <w:rPr>
-          <w:rFonts w:ascii="Times New Roman" w:eastAsia="Times New Roman" w:hAnsi="Times New Roman" w:cs="Times New Roman"/>
-          <w:color w:val="000000"/>
+        <w:spacing w:line="360" w:lineRule="auto"/>
+        <w:rPr>
+          <w:rFonts w:ascii="Times New Roman" w:hAnsi="Times New Roman" w:cs="Times New Roman"/>
           <w:sz w:val="28"/>
           <w:szCs w:val="28"/>
         </w:rPr>
@@ -3245,8 +3834,7 @@
       <w:proofErr w:type="gramStart"/>
       <w:r>
         <w:rPr>
-          <w:rFonts w:ascii="Times New Roman" w:eastAsia="Times New Roman" w:hAnsi="Times New Roman" w:cs="Times New Roman"/>
-          <w:color w:val="000000"/>
+          <w:rFonts w:ascii="Times New Roman" w:hAnsi="Times New Roman" w:cs="Times New Roman"/>
           <w:sz w:val="28"/>
           <w:szCs w:val="28"/>
         </w:rPr>
@@ -3255,8 +3843,7 @@
       <w:proofErr w:type="gramEnd"/>
       <w:r>
         <w:rPr>
-          <w:rFonts w:ascii="Times New Roman" w:eastAsia="Times New Roman" w:hAnsi="Times New Roman" w:cs="Times New Roman"/>
-          <w:color w:val="000000"/>
+          <w:rFonts w:ascii="Times New Roman" w:hAnsi="Times New Roman" w:cs="Times New Roman"/>
           <w:sz w:val="28"/>
           <w:szCs w:val="28"/>
         </w:rPr>
@@ -3265,8 +3852,7 @@
       <w:proofErr w:type="spellStart"/>
       <w:r>
         <w:rPr>
-          <w:rFonts w:ascii="Times New Roman" w:eastAsia="Times New Roman" w:hAnsi="Times New Roman" w:cs="Times New Roman"/>
-          <w:color w:val="000000"/>
+          <w:rFonts w:ascii="Times New Roman" w:hAnsi="Times New Roman" w:cs="Times New Roman"/>
           <w:sz w:val="28"/>
           <w:szCs w:val="28"/>
         </w:rPr>
@@ -3275,215 +3861,73 @@
       <w:proofErr w:type="spellEnd"/>
       <w:r>
         <w:rPr>
-          <w:rFonts w:ascii="Times New Roman" w:eastAsia="Times New Roman" w:hAnsi="Times New Roman" w:cs="Times New Roman"/>
-          <w:color w:val="000000"/>
-          <w:sz w:val="28"/>
-          <w:szCs w:val="28"/>
-        </w:rPr>
-        <w:t xml:space="preserve"> для интеграции с внешними системами;</w:t>
+          <w:rFonts w:ascii="Times New Roman" w:hAnsi="Times New Roman" w:cs="Times New Roman"/>
+          <w:sz w:val="28"/>
+          <w:szCs w:val="28"/>
+        </w:rPr>
+        <w:t xml:space="preserve"> и </w:t>
+      </w:r>
+      <w:proofErr w:type="spellStart"/>
+      <w:r>
+        <w:rPr>
+          <w:rFonts w:ascii="Times New Roman" w:hAnsi="Times New Roman" w:cs="Times New Roman"/>
+          <w:sz w:val="28"/>
+          <w:szCs w:val="28"/>
+        </w:rPr>
+        <w:t>веб-интерфейс</w:t>
+      </w:r>
+      <w:proofErr w:type="spellEnd"/>
+      <w:r>
+        <w:rPr>
+          <w:rFonts w:ascii="Times New Roman" w:hAnsi="Times New Roman" w:cs="Times New Roman"/>
+          <w:sz w:val="28"/>
+          <w:szCs w:val="28"/>
+        </w:rPr>
+        <w:t xml:space="preserve"> для загрузки фото;</w:t>
       </w:r>
     </w:p>
     <w:p>
       <w:pPr>
-        <w:keepNext/>
-        <w:keepLines/>
         <w:numPr>
           <w:ilvl w:val="0"/>
-          <w:numId w:val="29"/>
+          <w:numId w:val="34"/>
         </w:numPr>
-        <w:pBdr>
-          <w:top w:val="nil"/>
-          <w:left w:val="nil"/>
-          <w:bottom w:val="nil"/>
-          <w:right w:val="nil"/>
-          <w:between w:val="nil"/>
-        </w:pBdr>
-        <w:spacing w:after="0" w:line="360" w:lineRule="auto"/>
-        <w:rPr>
-          <w:rFonts w:ascii="Times New Roman" w:eastAsia="Times New Roman" w:hAnsi="Times New Roman" w:cs="Times New Roman"/>
-          <w:color w:val="000000"/>
-          <w:sz w:val="28"/>
-          <w:szCs w:val="28"/>
-        </w:rPr>
-      </w:pPr>
-      <w:proofErr w:type="gramStart"/>
-      <w:r>
-        <w:rPr>
-          <w:rFonts w:ascii="Times New Roman" w:eastAsia="Times New Roman" w:hAnsi="Times New Roman" w:cs="Times New Roman"/>
-          <w:color w:val="000000"/>
-          <w:sz w:val="28"/>
-          <w:szCs w:val="28"/>
-        </w:rPr>
-        <w:t>Создан</w:t>
-      </w:r>
-      <w:proofErr w:type="gramEnd"/>
-      <w:r>
-        <w:rPr>
-          <w:rFonts w:ascii="Times New Roman" w:eastAsia="Times New Roman" w:hAnsi="Times New Roman" w:cs="Times New Roman"/>
-          <w:color w:val="000000"/>
-          <w:sz w:val="28"/>
-          <w:szCs w:val="28"/>
-        </w:rPr>
-        <w:t xml:space="preserve"> </w:t>
-      </w:r>
-      <w:proofErr w:type="spellStart"/>
-      <w:r>
-        <w:rPr>
-          <w:rFonts w:ascii="Times New Roman" w:eastAsia="Times New Roman" w:hAnsi="Times New Roman" w:cs="Times New Roman"/>
-          <w:color w:val="000000"/>
-          <w:sz w:val="28"/>
-          <w:szCs w:val="28"/>
-        </w:rPr>
-        <w:t>веб-интерфейс</w:t>
-      </w:r>
-      <w:proofErr w:type="spellEnd"/>
-      <w:r>
-        <w:rPr>
-          <w:rFonts w:ascii="Times New Roman" w:eastAsia="Times New Roman" w:hAnsi="Times New Roman" w:cs="Times New Roman"/>
-          <w:color w:val="000000"/>
-          <w:sz w:val="28"/>
-          <w:szCs w:val="28"/>
-        </w:rPr>
-        <w:t xml:space="preserve"> для загрузки фото и отображения результатов с визуализацией рамок и объёма;</w:t>
+        <w:spacing w:line="360" w:lineRule="auto"/>
+        <w:rPr>
+          <w:rFonts w:ascii="Times New Roman" w:hAnsi="Times New Roman" w:cs="Times New Roman"/>
+          <w:sz w:val="28"/>
+          <w:szCs w:val="28"/>
+        </w:rPr>
+      </w:pPr>
+      <w:r>
+        <w:rPr>
+          <w:rFonts w:ascii="Times New Roman" w:hAnsi="Times New Roman" w:cs="Times New Roman"/>
+          <w:sz w:val="28"/>
+          <w:szCs w:val="28"/>
+        </w:rPr>
+        <w:t>Система упакована в Docker-образ, готовый к развёртыванию одной командой;</w:t>
       </w:r>
     </w:p>
     <w:p>
       <w:pPr>
-        <w:keepNext/>
-        <w:keepLines/>
         <w:numPr>
           <w:ilvl w:val="0"/>
-          <w:numId w:val="29"/>
+          <w:numId w:val="34"/>
         </w:numPr>
-        <w:pBdr>
-          <w:top w:val="nil"/>
-          <w:left w:val="nil"/>
-          <w:bottom w:val="nil"/>
-          <w:right w:val="nil"/>
-          <w:between w:val="nil"/>
-        </w:pBdr>
-        <w:spacing w:after="0" w:line="360" w:lineRule="auto"/>
-        <w:rPr>
-          <w:rFonts w:ascii="Times New Roman" w:eastAsia="Times New Roman" w:hAnsi="Times New Roman" w:cs="Times New Roman"/>
-          <w:color w:val="000000"/>
-          <w:sz w:val="28"/>
-          <w:szCs w:val="28"/>
-        </w:rPr>
-      </w:pPr>
-      <w:r>
-        <w:rPr>
-          <w:rFonts w:ascii="Times New Roman" w:eastAsia="Times New Roman" w:hAnsi="Times New Roman" w:cs="Times New Roman"/>
-          <w:color w:val="000000"/>
-          <w:sz w:val="28"/>
-          <w:szCs w:val="28"/>
-        </w:rPr>
-        <w:t>Система упакована в Docker-образ, готовый к развёртыванию одной командой;</w:t>
-      </w:r>
-    </w:p>
-    <w:p>
-      <w:pPr>
-        <w:keepNext/>
-        <w:keepLines/>
-        <w:numPr>
-          <w:ilvl w:val="0"/>
-          <w:numId w:val="29"/>
-        </w:numPr>
-        <w:pBdr>
-          <w:top w:val="nil"/>
-          <w:left w:val="nil"/>
-          <w:bottom w:val="nil"/>
-          <w:right w:val="nil"/>
-          <w:between w:val="nil"/>
-        </w:pBdr>
-        <w:spacing w:after="0" w:line="360" w:lineRule="auto"/>
-        <w:rPr>
-          <w:rFonts w:ascii="Times New Roman" w:eastAsia="Times New Roman" w:hAnsi="Times New Roman" w:cs="Times New Roman"/>
-          <w:color w:val="000000"/>
-          <w:sz w:val="28"/>
-          <w:szCs w:val="28"/>
-        </w:rPr>
-      </w:pPr>
-      <w:r>
-        <w:rPr>
-          <w:rFonts w:ascii="Times New Roman" w:eastAsia="Times New Roman" w:hAnsi="Times New Roman" w:cs="Times New Roman"/>
-          <w:color w:val="000000"/>
-          <w:sz w:val="28"/>
-          <w:szCs w:val="28"/>
-        </w:rPr>
-        <w:t xml:space="preserve">Проведено экономическое обоснование: выполнен расчёт ROI, подготовлен </w:t>
-      </w:r>
-      <w:proofErr w:type="spellStart"/>
-      <w:r>
-        <w:rPr>
-          <w:rFonts w:ascii="Times New Roman" w:eastAsia="Times New Roman" w:hAnsi="Times New Roman" w:cs="Times New Roman"/>
-          <w:color w:val="000000"/>
-          <w:sz w:val="28"/>
-          <w:szCs w:val="28"/>
-        </w:rPr>
-        <w:t>Pitch</w:t>
-      </w:r>
-      <w:proofErr w:type="spellEnd"/>
-      <w:r>
-        <w:rPr>
-          <w:rFonts w:ascii="Times New Roman" w:eastAsia="Times New Roman" w:hAnsi="Times New Roman" w:cs="Times New Roman"/>
-          <w:color w:val="000000"/>
-          <w:sz w:val="28"/>
-          <w:szCs w:val="28"/>
-        </w:rPr>
-        <w:t xml:space="preserve"> </w:t>
-      </w:r>
-      <w:proofErr w:type="spellStart"/>
-      <w:r>
-        <w:rPr>
-          <w:rFonts w:ascii="Times New Roman" w:eastAsia="Times New Roman" w:hAnsi="Times New Roman" w:cs="Times New Roman"/>
-          <w:color w:val="000000"/>
-          <w:sz w:val="28"/>
-          <w:szCs w:val="28"/>
-        </w:rPr>
-        <w:t>Deck</w:t>
-      </w:r>
-      <w:proofErr w:type="spellEnd"/>
-      <w:r>
-        <w:rPr>
-          <w:rFonts w:ascii="Times New Roman" w:eastAsia="Times New Roman" w:hAnsi="Times New Roman" w:cs="Times New Roman"/>
-          <w:color w:val="000000"/>
-          <w:sz w:val="28"/>
-          <w:szCs w:val="28"/>
-        </w:rPr>
-        <w:t>, проведён анализ конкурентов;</w:t>
-      </w:r>
-    </w:p>
-    <w:p>
-      <w:pPr>
-        <w:keepNext/>
-        <w:keepLines/>
-        <w:numPr>
-          <w:ilvl w:val="0"/>
-          <w:numId w:val="29"/>
-        </w:numPr>
-        <w:pBdr>
-          <w:top w:val="nil"/>
-          <w:left w:val="nil"/>
-          <w:bottom w:val="nil"/>
-          <w:right w:val="nil"/>
-          <w:between w:val="nil"/>
-        </w:pBdr>
-        <w:spacing w:after="0" w:line="360" w:lineRule="auto"/>
-        <w:rPr>
-          <w:rFonts w:ascii="Times New Roman" w:eastAsia="Times New Roman" w:hAnsi="Times New Roman" w:cs="Times New Roman"/>
-          <w:color w:val="000000"/>
-          <w:sz w:val="28"/>
-          <w:szCs w:val="28"/>
-        </w:rPr>
-      </w:pPr>
-      <w:r>
-        <w:rPr>
-          <w:rFonts w:ascii="Times New Roman" w:eastAsia="Times New Roman" w:hAnsi="Times New Roman" w:cs="Times New Roman"/>
-          <w:color w:val="000000"/>
-          <w:sz w:val="28"/>
-          <w:szCs w:val="28"/>
-        </w:rPr>
-        <w:t>Математически описана модель 3D-проекции для устранения перспективных искажений (путь развития системы).</w:t>
+        <w:spacing w:line="360" w:lineRule="auto"/>
+        <w:rPr>
+          <w:rFonts w:ascii="Times New Roman" w:hAnsi="Times New Roman" w:cs="Times New Roman"/>
+          <w:sz w:val="28"/>
+          <w:szCs w:val="28"/>
+        </w:rPr>
+      </w:pPr>
+      <w:r>
+        <w:rPr>
+          <w:rFonts w:ascii="Times New Roman" w:hAnsi="Times New Roman" w:cs="Times New Roman"/>
+          <w:sz w:val="28"/>
+          <w:szCs w:val="28"/>
+        </w:rPr>
+        <w:t>Проведено экономическое обоснование: расчёт ROI, анализ конкурентов.</w:t>
       </w:r>
     </w:p>
     <w:p>
@@ -3568,10 +4012,225 @@
     </w:p>
     <w:p>
       <w:pPr>
+        <w:spacing w:line="360" w:lineRule="auto"/>
+        <w:rPr>
+          <w:rFonts w:ascii="Times New Roman" w:hAnsi="Times New Roman" w:cs="Times New Roman"/>
+          <w:sz w:val="28"/>
+          <w:szCs w:val="28"/>
+        </w:rPr>
+      </w:pPr>
+    </w:p>
+    <w:p>
+      <w:pPr>
         <w:pStyle w:val="2"/>
-      </w:pPr>
-      <w:bookmarkStart w:id="7" w:name="_Toc229498391"/>
-      <w:r>
+        <w:spacing w:line="360" w:lineRule="auto"/>
+      </w:pPr>
+      <w:bookmarkStart w:id="7" w:name="_Toc229504245"/>
+      <w:r>
+        <w:t>По проектной практике:</w:t>
+      </w:r>
+      <w:bookmarkEnd w:id="7"/>
+    </w:p>
+    <w:p>
+      <w:pPr>
+        <w:numPr>
+          <w:ilvl w:val="0"/>
+          <w:numId w:val="35"/>
+        </w:numPr>
+        <w:spacing w:line="360" w:lineRule="auto"/>
+        <w:rPr>
+          <w:rFonts w:ascii="Times New Roman" w:hAnsi="Times New Roman" w:cs="Times New Roman"/>
+          <w:sz w:val="28"/>
+          <w:szCs w:val="28"/>
+        </w:rPr>
+      </w:pPr>
+      <w:r>
+        <w:rPr>
+          <w:rFonts w:ascii="Times New Roman" w:hAnsi="Times New Roman" w:cs="Times New Roman"/>
+          <w:sz w:val="28"/>
+          <w:szCs w:val="28"/>
+        </w:rPr>
+        <w:t xml:space="preserve">Создан статический </w:t>
+      </w:r>
+      <w:proofErr w:type="spellStart"/>
+      <w:r>
+        <w:rPr>
+          <w:rFonts w:ascii="Times New Roman" w:hAnsi="Times New Roman" w:cs="Times New Roman"/>
+          <w:sz w:val="28"/>
+          <w:szCs w:val="28"/>
+        </w:rPr>
+        <w:t>веб-сайт</w:t>
+      </w:r>
+      <w:proofErr w:type="spellEnd"/>
+      <w:r>
+        <w:rPr>
+          <w:rFonts w:ascii="Times New Roman" w:hAnsi="Times New Roman" w:cs="Times New Roman"/>
+          <w:sz w:val="28"/>
+          <w:szCs w:val="28"/>
+        </w:rPr>
+        <w:t xml:space="preserve"> на </w:t>
+      </w:r>
+      <w:proofErr w:type="spellStart"/>
+      <w:r>
+        <w:rPr>
+          <w:rFonts w:ascii="Times New Roman" w:hAnsi="Times New Roman" w:cs="Times New Roman"/>
+          <w:sz w:val="28"/>
+          <w:szCs w:val="28"/>
+        </w:rPr>
+        <w:t>Hugo</w:t>
+      </w:r>
+      <w:proofErr w:type="spellEnd"/>
+      <w:r>
+        <w:rPr>
+          <w:rFonts w:ascii="Times New Roman" w:hAnsi="Times New Roman" w:cs="Times New Roman"/>
+          <w:sz w:val="28"/>
+          <w:szCs w:val="28"/>
+        </w:rPr>
+        <w:t xml:space="preserve"> (5 страниц, журнал прогресса, информация о команде), опубликован на </w:t>
+      </w:r>
+      <w:proofErr w:type="spellStart"/>
+      <w:r>
+        <w:rPr>
+          <w:rFonts w:ascii="Times New Roman" w:hAnsi="Times New Roman" w:cs="Times New Roman"/>
+          <w:sz w:val="28"/>
+          <w:szCs w:val="28"/>
+        </w:rPr>
+        <w:t>GitHub</w:t>
+      </w:r>
+      <w:proofErr w:type="spellEnd"/>
+      <w:r>
+        <w:rPr>
+          <w:rFonts w:ascii="Times New Roman" w:hAnsi="Times New Roman" w:cs="Times New Roman"/>
+          <w:sz w:val="28"/>
+          <w:szCs w:val="28"/>
+        </w:rPr>
+        <w:t xml:space="preserve"> </w:t>
+      </w:r>
+      <w:proofErr w:type="spellStart"/>
+      <w:r>
+        <w:rPr>
+          <w:rFonts w:ascii="Times New Roman" w:hAnsi="Times New Roman" w:cs="Times New Roman"/>
+          <w:sz w:val="28"/>
+          <w:szCs w:val="28"/>
+        </w:rPr>
+        <w:t>Pages</w:t>
+      </w:r>
+      <w:proofErr w:type="spellEnd"/>
+      <w:r>
+        <w:rPr>
+          <w:rFonts w:ascii="Times New Roman" w:hAnsi="Times New Roman" w:cs="Times New Roman"/>
+          <w:sz w:val="28"/>
+          <w:szCs w:val="28"/>
+        </w:rPr>
+        <w:t>;</w:t>
+      </w:r>
+    </w:p>
+    <w:p>
+      <w:pPr>
+        <w:numPr>
+          <w:ilvl w:val="0"/>
+          <w:numId w:val="35"/>
+        </w:numPr>
+        <w:spacing w:line="360" w:lineRule="auto"/>
+        <w:rPr>
+          <w:rFonts w:ascii="Times New Roman" w:hAnsi="Times New Roman" w:cs="Times New Roman"/>
+          <w:sz w:val="28"/>
+          <w:szCs w:val="28"/>
+        </w:rPr>
+      </w:pPr>
+      <w:r>
+        <w:rPr>
+          <w:rFonts w:ascii="Times New Roman" w:hAnsi="Times New Roman" w:cs="Times New Roman"/>
+          <w:sz w:val="28"/>
+          <w:szCs w:val="28"/>
+        </w:rPr>
+        <w:t xml:space="preserve">Разработан Telegram-бот на </w:t>
+      </w:r>
+      <w:proofErr w:type="spellStart"/>
+      <w:r>
+        <w:rPr>
+          <w:rFonts w:ascii="Times New Roman" w:hAnsi="Times New Roman" w:cs="Times New Roman"/>
+          <w:sz w:val="28"/>
+          <w:szCs w:val="28"/>
+        </w:rPr>
+        <w:t>Python</w:t>
+      </w:r>
+      <w:proofErr w:type="spellEnd"/>
+      <w:r>
+        <w:rPr>
+          <w:rFonts w:ascii="Times New Roman" w:hAnsi="Times New Roman" w:cs="Times New Roman"/>
+          <w:sz w:val="28"/>
+          <w:szCs w:val="28"/>
+        </w:rPr>
+        <w:t xml:space="preserve"> (</w:t>
+      </w:r>
+      <w:proofErr w:type="spellStart"/>
+      <w:r>
+        <w:rPr>
+          <w:rFonts w:ascii="Times New Roman" w:hAnsi="Times New Roman" w:cs="Times New Roman"/>
+          <w:sz w:val="28"/>
+          <w:szCs w:val="28"/>
+        </w:rPr>
+        <w:t>pyTelegramBotAPI</w:t>
+      </w:r>
+      <w:proofErr w:type="spellEnd"/>
+      <w:r>
+        <w:rPr>
+          <w:rFonts w:ascii="Times New Roman" w:hAnsi="Times New Roman" w:cs="Times New Roman"/>
+          <w:sz w:val="28"/>
+          <w:szCs w:val="28"/>
+        </w:rPr>
+        <w:t>) с 7 командами и интерактивной клавиатурой;</w:t>
+      </w:r>
+    </w:p>
+    <w:p>
+      <w:pPr>
+        <w:numPr>
+          <w:ilvl w:val="0"/>
+          <w:numId w:val="35"/>
+        </w:numPr>
+        <w:spacing w:line="360" w:lineRule="auto"/>
+        <w:rPr>
+          <w:rFonts w:ascii="Times New Roman" w:hAnsi="Times New Roman" w:cs="Times New Roman"/>
+          <w:sz w:val="28"/>
+          <w:szCs w:val="28"/>
+        </w:rPr>
+      </w:pPr>
+      <w:r>
+        <w:rPr>
+          <w:rFonts w:ascii="Times New Roman" w:hAnsi="Times New Roman" w:cs="Times New Roman"/>
+          <w:sz w:val="28"/>
+          <w:szCs w:val="28"/>
+        </w:rPr>
+        <w:t xml:space="preserve">Оформлена документация в </w:t>
+      </w:r>
+      <w:proofErr w:type="spellStart"/>
+      <w:r>
+        <w:rPr>
+          <w:rFonts w:ascii="Times New Roman" w:hAnsi="Times New Roman" w:cs="Times New Roman"/>
+          <w:sz w:val="28"/>
+          <w:szCs w:val="28"/>
+        </w:rPr>
+        <w:t>Markdown</w:t>
+      </w:r>
+      <w:proofErr w:type="spellEnd"/>
+      <w:r>
+        <w:rPr>
+          <w:rFonts w:ascii="Times New Roman" w:hAnsi="Times New Roman" w:cs="Times New Roman"/>
+          <w:sz w:val="28"/>
+          <w:szCs w:val="28"/>
+        </w:rPr>
+        <w:t>, подготовлен отчёт.</w:t>
+      </w:r>
+    </w:p>
+    <w:p>
+      <w:pPr>
+        <w:pStyle w:val="2"/>
+        <w:spacing w:line="360" w:lineRule="auto"/>
+      </w:pPr>
+      <w:bookmarkStart w:id="8" w:name="_Toc229504246"/>
+      <w:r>
+        <w:lastRenderedPageBreak/>
         <w:t xml:space="preserve">В рамках вариативной части задания разработан Telegram-бот на языке </w:t>
       </w:r>
       <w:proofErr w:type="spellStart"/>
@@ -3596,7 +4255,7 @@
       <w:r>
         <w:t>.</w:t>
       </w:r>
-      <w:bookmarkEnd w:id="7"/>
+      <w:bookmarkEnd w:id="8"/>
       <w:r>
         <w:t xml:space="preserve"> </w:t>
       </w:r>
@@ -3991,7 +4650,6 @@
           <w:sz w:val="28"/>
           <w:szCs w:val="28"/>
         </w:rPr>
-        <w:lastRenderedPageBreak/>
         <w:t>/</w:t>
       </w:r>
       <w:proofErr w:type="spellStart"/>
@@ -4053,6 +4711,7 @@
           <w:color w:val="000000"/>
           <w:sz w:val="28"/>
           <w:szCs w:val="28"/>
+          <w:lang w:val="en-US"/>
         </w:rPr>
       </w:pPr>
       <w:r>
@@ -4127,42 +4786,43 @@
     </w:p>
     <w:p>
       <w:pPr>
-        <w:pStyle w:val="1"/>
-        <w:spacing w:after="120"/>
-      </w:pPr>
-      <w:bookmarkStart w:id="8" w:name="_Toc229498392"/>
-      <w:r>
-        <w:t>Заключение</w:t>
-      </w:r>
-      <w:bookmarkEnd w:id="8"/>
-      <w:r>
-        <w:t xml:space="preserve"> </w:t>
-      </w:r>
+        <w:keepNext/>
+        <w:keepLines/>
+        <w:pBdr>
+          <w:top w:val="nil"/>
+          <w:left w:val="nil"/>
+          <w:bottom w:val="nil"/>
+          <w:right w:val="nil"/>
+          <w:between w:val="nil"/>
+        </w:pBdr>
+        <w:spacing w:after="0" w:line="360" w:lineRule="auto"/>
+        <w:rPr>
+          <w:rFonts w:ascii="Times New Roman" w:eastAsia="Times New Roman" w:hAnsi="Times New Roman" w:cs="Times New Roman"/>
+          <w:color w:val="000000"/>
+          <w:sz w:val="28"/>
+          <w:szCs w:val="28"/>
+          <w:lang w:val="en-US"/>
+        </w:rPr>
+      </w:pPr>
     </w:p>
     <w:p>
       <w:pPr>
-        <w:spacing w:before="240" w:after="240" w:line="240" w:lineRule="auto"/>
-        <w:ind w:firstLine="720"/>
-        <w:rPr>
-          <w:rFonts w:ascii="Times New Roman" w:eastAsia="Times New Roman" w:hAnsi="Times New Roman" w:cs="Times New Roman"/>
-          <w:color w:val="000000" w:themeColor="text1"/>
-          <w:sz w:val="28"/>
-          <w:szCs w:val="28"/>
-        </w:rPr>
-      </w:pPr>
-      <w:r>
-        <w:rPr>
-          <w:rFonts w:ascii="Times New Roman" w:eastAsia="Times New Roman" w:hAnsi="Times New Roman" w:cs="Times New Roman"/>
-          <w:color w:val="000000" w:themeColor="text1"/>
-          <w:sz w:val="28"/>
-          <w:szCs w:val="28"/>
-        </w:rPr>
-        <w:t>В ходе проектной практики были успешно выполнены все поставленные задачи базовой и вариативной частей.</w:t>
+        <w:pStyle w:val="1"/>
+        <w:spacing w:after="240" w:line="360" w:lineRule="auto"/>
+      </w:pPr>
+      <w:bookmarkStart w:id="9" w:name="_Toc229504247"/>
+      <w:r>
+        <w:t>Заключение</w:t>
+      </w:r>
+      <w:bookmarkEnd w:id="9"/>
+      <w:r>
+        <w:t xml:space="preserve"> </w:t>
       </w:r>
     </w:p>
     <w:p>
       <w:pPr>
-        <w:spacing w:before="240" w:after="240" w:line="240" w:lineRule="auto"/>
+        <w:spacing w:before="240" w:after="240" w:line="360" w:lineRule="auto"/>
+        <w:ind w:firstLine="720"/>
         <w:rPr>
           <w:rFonts w:ascii="Times New Roman" w:eastAsia="Times New Roman" w:hAnsi="Times New Roman" w:cs="Times New Roman"/>
           <w:color w:val="000000" w:themeColor="text1"/>
@@ -4177,192 +4837,12 @@
           <w:sz w:val="28"/>
           <w:szCs w:val="28"/>
         </w:rPr>
-        <w:t xml:space="preserve">Освоены и применены на практике инструменты командной разработки: система контроля версий </w:t>
-      </w:r>
-      <w:proofErr w:type="spellStart"/>
-      <w:r>
-        <w:rPr>
-          <w:rFonts w:ascii="Times New Roman" w:eastAsia="Times New Roman" w:hAnsi="Times New Roman" w:cs="Times New Roman"/>
-          <w:color w:val="000000" w:themeColor="text1"/>
-          <w:sz w:val="28"/>
-          <w:szCs w:val="28"/>
-        </w:rPr>
-        <w:t>Git</w:t>
-      </w:r>
-      <w:proofErr w:type="spellEnd"/>
-      <w:r>
-        <w:rPr>
-          <w:rFonts w:ascii="Times New Roman" w:eastAsia="Times New Roman" w:hAnsi="Times New Roman" w:cs="Times New Roman"/>
-          <w:color w:val="000000" w:themeColor="text1"/>
-          <w:sz w:val="28"/>
-          <w:szCs w:val="28"/>
-        </w:rPr>
-        <w:t xml:space="preserve">, генератор статических сайтов </w:t>
-      </w:r>
-      <w:proofErr w:type="spellStart"/>
-      <w:r>
-        <w:rPr>
-          <w:rFonts w:ascii="Times New Roman" w:eastAsia="Times New Roman" w:hAnsi="Times New Roman" w:cs="Times New Roman"/>
-          <w:color w:val="000000" w:themeColor="text1"/>
-          <w:sz w:val="28"/>
-          <w:szCs w:val="28"/>
-        </w:rPr>
-        <w:t>Hugo</w:t>
-      </w:r>
-      <w:proofErr w:type="spellEnd"/>
-      <w:r>
-        <w:rPr>
-          <w:rFonts w:ascii="Times New Roman" w:eastAsia="Times New Roman" w:hAnsi="Times New Roman" w:cs="Times New Roman"/>
-          <w:color w:val="000000" w:themeColor="text1"/>
-          <w:sz w:val="28"/>
-          <w:szCs w:val="28"/>
-        </w:rPr>
-        <w:t xml:space="preserve">, язык разметки </w:t>
-      </w:r>
-      <w:proofErr w:type="spellStart"/>
-      <w:r>
-        <w:rPr>
-          <w:rFonts w:ascii="Times New Roman" w:eastAsia="Times New Roman" w:hAnsi="Times New Roman" w:cs="Times New Roman"/>
-          <w:color w:val="000000" w:themeColor="text1"/>
-          <w:sz w:val="28"/>
-          <w:szCs w:val="28"/>
-        </w:rPr>
-        <w:t>Markdown</w:t>
-      </w:r>
-      <w:proofErr w:type="spellEnd"/>
-      <w:r>
-        <w:rPr>
-          <w:rFonts w:ascii="Times New Roman" w:eastAsia="Times New Roman" w:hAnsi="Times New Roman" w:cs="Times New Roman"/>
-          <w:color w:val="000000" w:themeColor="text1"/>
-          <w:sz w:val="28"/>
-          <w:szCs w:val="28"/>
-        </w:rPr>
-        <w:t xml:space="preserve">. </w:t>
-      </w:r>
-      <w:proofErr w:type="gramStart"/>
-      <w:r>
-        <w:rPr>
-          <w:rFonts w:ascii="Times New Roman" w:eastAsia="Times New Roman" w:hAnsi="Times New Roman" w:cs="Times New Roman"/>
-          <w:color w:val="000000" w:themeColor="text1"/>
-          <w:sz w:val="28"/>
-          <w:szCs w:val="28"/>
-        </w:rPr>
-        <w:t>Создан</w:t>
-      </w:r>
-      <w:proofErr w:type="gramEnd"/>
-      <w:r>
-        <w:rPr>
-          <w:rFonts w:ascii="Times New Roman" w:eastAsia="Times New Roman" w:hAnsi="Times New Roman" w:cs="Times New Roman"/>
-          <w:color w:val="000000" w:themeColor="text1"/>
-          <w:sz w:val="28"/>
-          <w:szCs w:val="28"/>
-        </w:rPr>
-        <w:t xml:space="preserve"> и опубликован на </w:t>
-      </w:r>
-      <w:proofErr w:type="spellStart"/>
-      <w:r>
-        <w:rPr>
-          <w:rFonts w:ascii="Times New Roman" w:eastAsia="Times New Roman" w:hAnsi="Times New Roman" w:cs="Times New Roman"/>
-          <w:color w:val="000000" w:themeColor="text1"/>
-          <w:sz w:val="28"/>
-          <w:szCs w:val="28"/>
-        </w:rPr>
-        <w:t>GitHub</w:t>
-      </w:r>
-      <w:proofErr w:type="spellEnd"/>
-      <w:r>
-        <w:rPr>
-          <w:rFonts w:ascii="Times New Roman" w:eastAsia="Times New Roman" w:hAnsi="Times New Roman" w:cs="Times New Roman"/>
-          <w:color w:val="000000" w:themeColor="text1"/>
-          <w:sz w:val="28"/>
-          <w:szCs w:val="28"/>
-        </w:rPr>
-        <w:t xml:space="preserve"> </w:t>
-      </w:r>
-      <w:proofErr w:type="spellStart"/>
-      <w:r>
-        <w:rPr>
-          <w:rFonts w:ascii="Times New Roman" w:eastAsia="Times New Roman" w:hAnsi="Times New Roman" w:cs="Times New Roman"/>
-          <w:color w:val="000000" w:themeColor="text1"/>
-          <w:sz w:val="28"/>
-          <w:szCs w:val="28"/>
-        </w:rPr>
-        <w:t>Pages</w:t>
-      </w:r>
-      <w:proofErr w:type="spellEnd"/>
-      <w:r>
-        <w:rPr>
-          <w:rFonts w:ascii="Times New Roman" w:eastAsia="Times New Roman" w:hAnsi="Times New Roman" w:cs="Times New Roman"/>
-          <w:color w:val="000000" w:themeColor="text1"/>
-          <w:sz w:val="28"/>
-          <w:szCs w:val="28"/>
-        </w:rPr>
-        <w:t xml:space="preserve"> статический </w:t>
-      </w:r>
-      <w:proofErr w:type="spellStart"/>
-      <w:r>
-        <w:rPr>
-          <w:rFonts w:ascii="Times New Roman" w:eastAsia="Times New Roman" w:hAnsi="Times New Roman" w:cs="Times New Roman"/>
-          <w:color w:val="000000" w:themeColor="text1"/>
-          <w:sz w:val="28"/>
-          <w:szCs w:val="28"/>
-        </w:rPr>
-        <w:t>веб-сайт</w:t>
-      </w:r>
-      <w:proofErr w:type="spellEnd"/>
-      <w:r>
-        <w:rPr>
-          <w:rFonts w:ascii="Times New Roman" w:eastAsia="Times New Roman" w:hAnsi="Times New Roman" w:cs="Times New Roman"/>
-          <w:color w:val="000000" w:themeColor="text1"/>
-          <w:sz w:val="28"/>
-          <w:szCs w:val="28"/>
-        </w:rPr>
-        <w:t xml:space="preserve"> проекта, содержащий всю необходимую информацию о ходе работ и составе команды. Разработан Telegram-бот на </w:t>
-      </w:r>
-      <w:proofErr w:type="spellStart"/>
-      <w:r>
-        <w:rPr>
-          <w:rFonts w:ascii="Times New Roman" w:eastAsia="Times New Roman" w:hAnsi="Times New Roman" w:cs="Times New Roman"/>
-          <w:color w:val="000000" w:themeColor="text1"/>
-          <w:sz w:val="28"/>
-          <w:szCs w:val="28"/>
-        </w:rPr>
-        <w:t>Python</w:t>
-      </w:r>
-      <w:proofErr w:type="spellEnd"/>
-      <w:r>
-        <w:rPr>
-          <w:rFonts w:ascii="Times New Roman" w:eastAsia="Times New Roman" w:hAnsi="Times New Roman" w:cs="Times New Roman"/>
-          <w:color w:val="000000" w:themeColor="text1"/>
-          <w:sz w:val="28"/>
-          <w:szCs w:val="28"/>
-        </w:rPr>
-        <w:t xml:space="preserve">, демонстрирующий навыки асинхронного программирования и интеграции с </w:t>
-      </w:r>
-      <w:proofErr w:type="gramStart"/>
-      <w:r>
-        <w:rPr>
-          <w:rFonts w:ascii="Times New Roman" w:eastAsia="Times New Roman" w:hAnsi="Times New Roman" w:cs="Times New Roman"/>
-          <w:color w:val="000000" w:themeColor="text1"/>
-          <w:sz w:val="28"/>
-          <w:szCs w:val="28"/>
-        </w:rPr>
-        <w:t>внешними</w:t>
-      </w:r>
-      <w:proofErr w:type="gramEnd"/>
-      <w:r>
-        <w:rPr>
-          <w:rFonts w:ascii="Times New Roman" w:eastAsia="Times New Roman" w:hAnsi="Times New Roman" w:cs="Times New Roman"/>
-          <w:color w:val="000000" w:themeColor="text1"/>
-          <w:sz w:val="28"/>
-          <w:szCs w:val="28"/>
-        </w:rPr>
-        <w:t xml:space="preserve"> API.</w:t>
+        <w:t>В ходе проектной практики были успешно выполнены все поставленные задачи базовой и вариативной частей.</w:t>
       </w:r>
     </w:p>
     <w:p>
       <w:pPr>
-        <w:spacing w:before="240" w:after="240" w:line="240" w:lineRule="auto"/>
+        <w:spacing w:before="240" w:after="240" w:line="360" w:lineRule="auto"/>
         <w:rPr>
           <w:rFonts w:ascii="Times New Roman" w:eastAsia="Times New Roman" w:hAnsi="Times New Roman" w:cs="Times New Roman"/>
           <w:color w:val="000000" w:themeColor="text1"/>
@@ -4377,12 +4857,242 @@
           <w:sz w:val="28"/>
           <w:szCs w:val="28"/>
         </w:rPr>
-        <w:t>В рамках проекта «АИС для транспортной компании» проделана комплексная работа: от анализа бизнес-процессов заказчика до сборки готового Docker-образа системы. Созданный продукт позволяет автоматизировать определение объёма груза в зоне склада, исключая ошибки ручных замеров и оптимизируя загрузку транспорта.</w:t>
+        <w:t xml:space="preserve">Освоены и применены на практике инструменты командной разработки: система контроля версий </w:t>
+      </w:r>
+      <w:proofErr w:type="spellStart"/>
+      <w:r>
+        <w:rPr>
+          <w:rFonts w:ascii="Times New Roman" w:eastAsia="Times New Roman" w:hAnsi="Times New Roman" w:cs="Times New Roman"/>
+          <w:color w:val="000000" w:themeColor="text1"/>
+          <w:sz w:val="28"/>
+          <w:szCs w:val="28"/>
+        </w:rPr>
+        <w:t>Git</w:t>
+      </w:r>
+      <w:proofErr w:type="spellEnd"/>
+      <w:r>
+        <w:rPr>
+          <w:rFonts w:ascii="Times New Roman" w:eastAsia="Times New Roman" w:hAnsi="Times New Roman" w:cs="Times New Roman"/>
+          <w:color w:val="000000" w:themeColor="text1"/>
+          <w:sz w:val="28"/>
+          <w:szCs w:val="28"/>
+        </w:rPr>
+        <w:t xml:space="preserve">, генератор статических сайтов </w:t>
+      </w:r>
+      <w:proofErr w:type="spellStart"/>
+      <w:r>
+        <w:rPr>
+          <w:rFonts w:ascii="Times New Roman" w:eastAsia="Times New Roman" w:hAnsi="Times New Roman" w:cs="Times New Roman"/>
+          <w:color w:val="000000" w:themeColor="text1"/>
+          <w:sz w:val="28"/>
+          <w:szCs w:val="28"/>
+        </w:rPr>
+        <w:t>Hugo</w:t>
+      </w:r>
+      <w:proofErr w:type="spellEnd"/>
+      <w:r>
+        <w:rPr>
+          <w:rFonts w:ascii="Times New Roman" w:eastAsia="Times New Roman" w:hAnsi="Times New Roman" w:cs="Times New Roman"/>
+          <w:color w:val="000000" w:themeColor="text1"/>
+          <w:sz w:val="28"/>
+          <w:szCs w:val="28"/>
+        </w:rPr>
+        <w:t xml:space="preserve">, язык разметки </w:t>
+      </w:r>
+      <w:proofErr w:type="spellStart"/>
+      <w:r>
+        <w:rPr>
+          <w:rFonts w:ascii="Times New Roman" w:eastAsia="Times New Roman" w:hAnsi="Times New Roman" w:cs="Times New Roman"/>
+          <w:color w:val="000000" w:themeColor="text1"/>
+          <w:sz w:val="28"/>
+          <w:szCs w:val="28"/>
+        </w:rPr>
+        <w:t>Markdown</w:t>
+      </w:r>
+      <w:proofErr w:type="spellEnd"/>
+      <w:r>
+        <w:rPr>
+          <w:rFonts w:ascii="Times New Roman" w:eastAsia="Times New Roman" w:hAnsi="Times New Roman" w:cs="Times New Roman"/>
+          <w:color w:val="000000" w:themeColor="text1"/>
+          <w:sz w:val="28"/>
+          <w:szCs w:val="28"/>
+        </w:rPr>
+        <w:t xml:space="preserve">. </w:t>
+      </w:r>
+      <w:proofErr w:type="gramStart"/>
+      <w:r>
+        <w:rPr>
+          <w:rFonts w:ascii="Times New Roman" w:eastAsia="Times New Roman" w:hAnsi="Times New Roman" w:cs="Times New Roman"/>
+          <w:color w:val="000000" w:themeColor="text1"/>
+          <w:sz w:val="28"/>
+          <w:szCs w:val="28"/>
+        </w:rPr>
+        <w:t>Создан</w:t>
+      </w:r>
+      <w:proofErr w:type="gramEnd"/>
+      <w:r>
+        <w:rPr>
+          <w:rFonts w:ascii="Times New Roman" w:eastAsia="Times New Roman" w:hAnsi="Times New Roman" w:cs="Times New Roman"/>
+          <w:color w:val="000000" w:themeColor="text1"/>
+          <w:sz w:val="28"/>
+          <w:szCs w:val="28"/>
+        </w:rPr>
+        <w:t xml:space="preserve"> и опубликован на </w:t>
+      </w:r>
+      <w:proofErr w:type="spellStart"/>
+      <w:r>
+        <w:rPr>
+          <w:rFonts w:ascii="Times New Roman" w:eastAsia="Times New Roman" w:hAnsi="Times New Roman" w:cs="Times New Roman"/>
+          <w:color w:val="000000" w:themeColor="text1"/>
+          <w:sz w:val="28"/>
+          <w:szCs w:val="28"/>
+        </w:rPr>
+        <w:t>GitHub</w:t>
+      </w:r>
+      <w:proofErr w:type="spellEnd"/>
+      <w:r>
+        <w:rPr>
+          <w:rFonts w:ascii="Times New Roman" w:eastAsia="Times New Roman" w:hAnsi="Times New Roman" w:cs="Times New Roman"/>
+          <w:color w:val="000000" w:themeColor="text1"/>
+          <w:sz w:val="28"/>
+          <w:szCs w:val="28"/>
+        </w:rPr>
+        <w:t xml:space="preserve"> </w:t>
+      </w:r>
+      <w:proofErr w:type="spellStart"/>
+      <w:r>
+        <w:rPr>
+          <w:rFonts w:ascii="Times New Roman" w:eastAsia="Times New Roman" w:hAnsi="Times New Roman" w:cs="Times New Roman"/>
+          <w:color w:val="000000" w:themeColor="text1"/>
+          <w:sz w:val="28"/>
+          <w:szCs w:val="28"/>
+        </w:rPr>
+        <w:t>Pages</w:t>
+      </w:r>
+      <w:proofErr w:type="spellEnd"/>
+      <w:r>
+        <w:rPr>
+          <w:rFonts w:ascii="Times New Roman" w:eastAsia="Times New Roman" w:hAnsi="Times New Roman" w:cs="Times New Roman"/>
+          <w:color w:val="000000" w:themeColor="text1"/>
+          <w:sz w:val="28"/>
+          <w:szCs w:val="28"/>
+        </w:rPr>
+        <w:t xml:space="preserve"> статический </w:t>
+      </w:r>
+      <w:proofErr w:type="spellStart"/>
+      <w:r>
+        <w:rPr>
+          <w:rFonts w:ascii="Times New Roman" w:eastAsia="Times New Roman" w:hAnsi="Times New Roman" w:cs="Times New Roman"/>
+          <w:color w:val="000000" w:themeColor="text1"/>
+          <w:sz w:val="28"/>
+          <w:szCs w:val="28"/>
+        </w:rPr>
+        <w:t>веб-сайт</w:t>
+      </w:r>
+      <w:proofErr w:type="spellEnd"/>
+      <w:r>
+        <w:rPr>
+          <w:rFonts w:ascii="Times New Roman" w:eastAsia="Times New Roman" w:hAnsi="Times New Roman" w:cs="Times New Roman"/>
+          <w:color w:val="000000" w:themeColor="text1"/>
+          <w:sz w:val="28"/>
+          <w:szCs w:val="28"/>
+        </w:rPr>
+        <w:t xml:space="preserve"> проекта, содержащий всю необходимую информацию о ходе работ и составе команды. </w:t>
+      </w:r>
+      <w:r>
+        <w:rPr>
+          <w:rFonts w:ascii="Times New Roman" w:eastAsia="Times New Roman" w:hAnsi="Times New Roman" w:cs="Times New Roman"/>
+          <w:color w:val="000000" w:themeColor="text1"/>
+          <w:sz w:val="28"/>
+          <w:szCs w:val="28"/>
+        </w:rPr>
+        <w:t xml:space="preserve">Разработан Telegram-бот на </w:t>
+      </w:r>
+      <w:proofErr w:type="spellStart"/>
+      <w:r>
+        <w:rPr>
+          <w:rFonts w:ascii="Times New Roman" w:eastAsia="Times New Roman" w:hAnsi="Times New Roman" w:cs="Times New Roman"/>
+          <w:color w:val="000000" w:themeColor="text1"/>
+          <w:sz w:val="28"/>
+          <w:szCs w:val="28"/>
+        </w:rPr>
+        <w:t>Python</w:t>
+      </w:r>
+      <w:proofErr w:type="spellEnd"/>
+      <w:r>
+        <w:rPr>
+          <w:rFonts w:ascii="Times New Roman" w:eastAsia="Times New Roman" w:hAnsi="Times New Roman" w:cs="Times New Roman"/>
+          <w:color w:val="000000" w:themeColor="text1"/>
+          <w:sz w:val="28"/>
+          <w:szCs w:val="28"/>
+        </w:rPr>
+        <w:t xml:space="preserve"> (</w:t>
+      </w:r>
+      <w:proofErr w:type="spellStart"/>
+      <w:r>
+        <w:rPr>
+          <w:rFonts w:ascii="Times New Roman" w:eastAsia="Times New Roman" w:hAnsi="Times New Roman" w:cs="Times New Roman"/>
+          <w:color w:val="000000" w:themeColor="text1"/>
+          <w:sz w:val="28"/>
+          <w:szCs w:val="28"/>
+        </w:rPr>
+        <w:t>pyTelegramBotAPI</w:t>
+      </w:r>
+      <w:proofErr w:type="spellEnd"/>
+      <w:r>
+        <w:rPr>
+          <w:rFonts w:ascii="Times New Roman" w:eastAsia="Times New Roman" w:hAnsi="Times New Roman" w:cs="Times New Roman"/>
+          <w:color w:val="000000" w:themeColor="text1"/>
+          <w:sz w:val="28"/>
+          <w:szCs w:val="28"/>
+        </w:rPr>
+        <w:t xml:space="preserve">) с 7 командами и интерактивной клавиатурой, код размещён в </w:t>
+      </w:r>
+      <w:proofErr w:type="spellStart"/>
+      <w:r>
+        <w:rPr>
+          <w:rFonts w:ascii="Times New Roman" w:eastAsia="Times New Roman" w:hAnsi="Times New Roman" w:cs="Times New Roman"/>
+          <w:color w:val="000000" w:themeColor="text1"/>
+          <w:sz w:val="28"/>
+          <w:szCs w:val="28"/>
+        </w:rPr>
+        <w:t>репозитории</w:t>
+      </w:r>
+      <w:proofErr w:type="spellEnd"/>
+      <w:r>
+        <w:rPr>
+          <w:rFonts w:ascii="Times New Roman" w:eastAsia="Times New Roman" w:hAnsi="Times New Roman" w:cs="Times New Roman"/>
+          <w:color w:val="000000" w:themeColor="text1"/>
+          <w:sz w:val="28"/>
+          <w:szCs w:val="28"/>
+        </w:rPr>
+        <w:t>.</w:t>
       </w:r>
     </w:p>
     <w:p>
       <w:pPr>
-        <w:spacing w:before="240" w:after="240" w:line="240" w:lineRule="auto"/>
+        <w:spacing w:before="240" w:after="240" w:line="360" w:lineRule="auto"/>
+        <w:rPr>
+          <w:rFonts w:ascii="Times New Roman" w:eastAsia="Times New Roman" w:hAnsi="Times New Roman" w:cs="Times New Roman"/>
+          <w:color w:val="000000" w:themeColor="text1"/>
+          <w:sz w:val="28"/>
+          <w:szCs w:val="28"/>
+        </w:rPr>
+      </w:pPr>
+      <w:r>
+        <w:rPr>
+          <w:rFonts w:ascii="Times New Roman" w:eastAsia="Times New Roman" w:hAnsi="Times New Roman" w:cs="Times New Roman"/>
+          <w:color w:val="000000" w:themeColor="text1"/>
+          <w:sz w:val="28"/>
+          <w:szCs w:val="28"/>
+        </w:rPr>
+        <w:lastRenderedPageBreak/>
+        <w:t>В рамках проекта «АИС для транспортной компании» проделана комплексная работа: от анализа бизнес-процессов заказчика до сборки готового Docker-образа системы. Созданный продукт позволяет автоматизировать определение объёма груза в зоне склада, исключая ошибки ручных замеров и оптимизируя загрузку транспорта.</w:t>
+      </w:r>
+    </w:p>
+    <w:p>
+      <w:pPr>
+        <w:spacing w:before="240" w:after="240" w:line="360" w:lineRule="auto"/>
         <w:rPr>
           <w:rFonts w:ascii="Times New Roman" w:eastAsia="Times New Roman" w:hAnsi="Times New Roman" w:cs="Times New Roman"/>
           <w:color w:val="000000" w:themeColor="text1"/>
@@ -4432,7 +5142,7 @@
           <w:ilvl w:val="0"/>
           <w:numId w:val="31"/>
         </w:numPr>
-        <w:spacing w:before="240" w:after="240" w:line="240" w:lineRule="auto"/>
+        <w:spacing w:before="240" w:after="240" w:line="360" w:lineRule="auto"/>
         <w:rPr>
           <w:rFonts w:ascii="Times New Roman" w:eastAsia="Times New Roman" w:hAnsi="Times New Roman" w:cs="Times New Roman"/>
           <w:color w:val="000000" w:themeColor="text1"/>
@@ -4467,7 +5177,7 @@
           <w:ilvl w:val="0"/>
           <w:numId w:val="31"/>
         </w:numPr>
-        <w:spacing w:before="240" w:after="240" w:line="240" w:lineRule="auto"/>
+        <w:spacing w:before="240" w:after="240" w:line="360" w:lineRule="auto"/>
         <w:rPr>
           <w:rFonts w:ascii="Times New Roman" w:eastAsia="Times New Roman" w:hAnsi="Times New Roman" w:cs="Times New Roman"/>
           <w:color w:val="000000" w:themeColor="text1"/>
@@ -4502,7 +5212,7 @@
           <w:ilvl w:val="0"/>
           <w:numId w:val="31"/>
         </w:numPr>
-        <w:spacing w:before="240" w:after="240" w:line="240" w:lineRule="auto"/>
+        <w:spacing w:before="240" w:after="240" w:line="360" w:lineRule="auto"/>
         <w:rPr>
           <w:rFonts w:ascii="Times New Roman" w:eastAsia="Times New Roman" w:hAnsi="Times New Roman" w:cs="Times New Roman"/>
           <w:color w:val="000000" w:themeColor="text1"/>
@@ -4537,7 +5247,7 @@
           <w:ilvl w:val="0"/>
           <w:numId w:val="31"/>
         </w:numPr>
-        <w:spacing w:before="240" w:after="240" w:line="240" w:lineRule="auto"/>
+        <w:spacing w:before="240" w:after="240" w:line="360" w:lineRule="auto"/>
         <w:rPr>
           <w:rFonts w:ascii="Times New Roman" w:eastAsia="Times New Roman" w:hAnsi="Times New Roman" w:cs="Times New Roman"/>
           <w:color w:val="000000" w:themeColor="text1"/>
@@ -4568,7 +5278,7 @@
     </w:p>
     <w:p>
       <w:pPr>
-        <w:spacing w:before="240" w:after="240" w:line="240" w:lineRule="auto"/>
+        <w:spacing w:before="240" w:after="240" w:line="360" w:lineRule="auto"/>
         <w:rPr>
           <w:rFonts w:ascii="Times New Roman" w:eastAsia="Times New Roman" w:hAnsi="Times New Roman" w:cs="Times New Roman"/>
           <w:color w:val="000000" w:themeColor="text1"/>
@@ -4588,21 +5298,38 @@
     </w:p>
     <w:p>
       <w:pPr>
+        <w:spacing w:line="360" w:lineRule="auto"/>
+        <w:rPr>
+          <w:rFonts w:ascii="Times New Roman" w:eastAsia="Times New Roman" w:hAnsi="Times New Roman" w:cs="Times New Roman"/>
+          <w:color w:val="000000" w:themeColor="text1"/>
+          <w:sz w:val="28"/>
+          <w:szCs w:val="28"/>
+        </w:rPr>
+      </w:pPr>
+      <w:r>
+        <w:rPr>
+          <w:rFonts w:ascii="Times New Roman" w:eastAsia="Times New Roman" w:hAnsi="Times New Roman" w:cs="Times New Roman"/>
+          <w:color w:val="000000" w:themeColor="text1"/>
+          <w:sz w:val="28"/>
+          <w:szCs w:val="28"/>
+        </w:rPr>
+        <w:br w:type="page"/>
+      </w:r>
+    </w:p>
+    <w:p>
+      <w:pPr>
         <w:pStyle w:val="1"/>
-        <w:spacing w:after="120"/>
-      </w:pPr>
+        <w:spacing w:after="240" w:line="360" w:lineRule="auto"/>
+      </w:pPr>
+      <w:bookmarkStart w:id="10" w:name="_Toc229504248"/>
       <w:r>
         <w:lastRenderedPageBreak/>
-        <w:t xml:space="preserve"> </w:t>
-      </w:r>
-      <w:bookmarkStart w:id="9" w:name="_Toc229498393"/>
-      <w:r>
         <w:t>С</w:t>
       </w:r>
       <w:r>
         <w:t>писок литературы</w:t>
       </w:r>
-      <w:bookmarkEnd w:id="9"/>
+      <w:bookmarkEnd w:id="10"/>
     </w:p>
     <w:p>
       <w:pPr>
@@ -4620,6 +5347,7 @@
           <w:between w:val="nil"/>
         </w:pBdr>
         <w:spacing w:after="0" w:line="360" w:lineRule="auto"/>
+        <w:ind w:left="714" w:hanging="357"/>
         <w:rPr>
           <w:rFonts w:ascii="Times New Roman" w:eastAsia="Times New Roman" w:hAnsi="Times New Roman" w:cs="Times New Roman"/>
           <w:color w:val="000000"/>
@@ -4704,6 +5432,7 @@
           <w:between w:val="nil"/>
         </w:pBdr>
         <w:spacing w:after="0" w:line="360" w:lineRule="auto"/>
+        <w:ind w:left="714" w:hanging="357"/>
         <w:rPr>
           <w:rFonts w:ascii="Times New Roman" w:eastAsia="Times New Roman" w:hAnsi="Times New Roman" w:cs="Times New Roman"/>
           <w:color w:val="000000"/>
@@ -4788,6 +5517,7 @@
           <w:between w:val="nil"/>
         </w:pBdr>
         <w:spacing w:after="0" w:line="360" w:lineRule="auto"/>
+        <w:ind w:left="714" w:hanging="357"/>
         <w:rPr>
           <w:rFonts w:ascii="Times New Roman" w:eastAsia="Times New Roman" w:hAnsi="Times New Roman" w:cs="Times New Roman"/>
           <w:color w:val="000000"/>
@@ -5021,6 +5751,7 @@
           <w:between w:val="nil"/>
         </w:pBdr>
         <w:spacing w:after="0" w:line="360" w:lineRule="auto"/>
+        <w:ind w:left="714" w:hanging="357"/>
         <w:rPr>
           <w:rFonts w:ascii="Times New Roman" w:eastAsia="Times New Roman" w:hAnsi="Times New Roman" w:cs="Times New Roman"/>
           <w:color w:val="000000"/>
@@ -5125,6 +5856,7 @@
           <w:between w:val="nil"/>
         </w:pBdr>
         <w:spacing w:after="0" w:line="360" w:lineRule="auto"/>
+        <w:ind w:left="714" w:hanging="357"/>
         <w:rPr>
           <w:rFonts w:ascii="Times New Roman" w:eastAsia="Times New Roman" w:hAnsi="Times New Roman" w:cs="Times New Roman"/>
           <w:color w:val="000000"/>
@@ -5209,6 +5941,7 @@
           <w:between w:val="nil"/>
         </w:pBdr>
         <w:spacing w:after="0" w:line="360" w:lineRule="auto"/>
+        <w:ind w:left="714" w:hanging="357"/>
         <w:rPr>
           <w:rFonts w:ascii="Times New Roman" w:eastAsia="Times New Roman" w:hAnsi="Times New Roman" w:cs="Times New Roman"/>
           <w:color w:val="000000"/>
@@ -5319,14 +6052,14 @@
     <w:p>
       <w:pPr>
         <w:pStyle w:val="1"/>
-        <w:spacing w:after="120"/>
-      </w:pPr>
-      <w:bookmarkStart w:id="10" w:name="_Toc229498394"/>
+        <w:spacing w:after="240" w:line="360" w:lineRule="auto"/>
+      </w:pPr>
+      <w:bookmarkStart w:id="11" w:name="_Toc229504249"/>
       <w:r>
         <w:lastRenderedPageBreak/>
         <w:t>Приложения</w:t>
       </w:r>
-      <w:bookmarkEnd w:id="10"/>
+      <w:bookmarkEnd w:id="11"/>
       <w:r>
         <w:t xml:space="preserve"> </w:t>
       </w:r>
@@ -5334,14 +6067,12 @@
     <w:p>
       <w:pPr>
         <w:pStyle w:val="2"/>
+        <w:jc w:val="center"/>
         <w:rPr>
           <w:b w:val="0"/>
         </w:rPr>
       </w:pPr>
-      <w:r>
-        <w:t xml:space="preserve"> </w:t>
-      </w:r>
-      <w:bookmarkStart w:id="11" w:name="_Toc229498395"/>
+      <w:bookmarkStart w:id="12" w:name="_Toc229504250"/>
       <w:r>
         <w:rPr>
           <w:b w:val="0"/>
@@ -5368,7 +6099,7 @@
         </w:rPr>
         <w:t xml:space="preserve"> страница сайта)</w:t>
       </w:r>
-      <w:bookmarkEnd w:id="11"/>
+      <w:bookmarkEnd w:id="12"/>
     </w:p>
     <w:p>
       <w:r>
@@ -5392,8 +6123,8 @@
             <v:path o:extrusionok="f" gradientshapeok="t" o:connecttype="rect"/>
             <o:lock v:ext="edit" aspectratio="t"/>
           </v:shapetype>
-          <v:shape id="_x0000_i1025" type="#_x0000_t75" style="width:452.35pt;height:234.2pt">
-            <v:imagedata r:id="rId14" o:title="2026-05-12_16-35-49"/>
+          <v:shape id="_x0000_i1025" type="#_x0000_t75" style="width:493.35pt;height:257.35pt">
+            <v:imagedata r:id="rId14" o:title="2026-05-12_16-35-49" cropleft="527f"/>
           </v:shape>
         </w:pict>
       </w:r>
@@ -5401,11 +6132,12 @@
     <w:p>
       <w:pPr>
         <w:pStyle w:val="2"/>
+        <w:jc w:val="center"/>
         <w:rPr>
           <w:b w:val="0"/>
         </w:rPr>
       </w:pPr>
-      <w:bookmarkStart w:id="12" w:name="_Toc229498396"/>
+      <w:bookmarkStart w:id="13" w:name="_Toc229504251"/>
       <w:r>
         <w:rPr>
           <w:b w:val="0"/>
@@ -5416,178 +6148,59 @@
         <w:rPr>
           <w:b w:val="0"/>
         </w:rPr>
-        <w:t>риложение 2 (О проекте)</w:t>
-      </w:r>
-      <w:bookmarkEnd w:id="12"/>
+        <w:t>риложение 2</w:t>
+      </w:r>
+      <w:r>
+        <w:rPr>
+          <w:b w:val="0"/>
+        </w:rPr>
+        <w:t>.1</w:t>
+      </w:r>
+      <w:r>
+        <w:rPr>
+          <w:b w:val="0"/>
+        </w:rPr>
+        <w:t xml:space="preserve"> (О проекте)</w:t>
+      </w:r>
+      <w:bookmarkEnd w:id="13"/>
     </w:p>
     <w:p>
       <w:r>
         <w:pict>
-          <v:shape id="_x0000_i1026" type="#_x0000_t75" style="width:456.75pt;height:236.35pt">
+          <v:shape id="_x0000_i1026" type="#_x0000_t75" style="width:501.35pt;height:259.35pt">
             <v:imagedata r:id="rId15" o:title="2026-05-12_16-36-08"/>
           </v:shape>
         </w:pict>
       </w:r>
     </w:p>
-    <w:p/>
-    <w:p/>
-    <w:p/>
-    <w:p/>
-    <w:p/>
     <w:p>
       <w:pPr>
         <w:pStyle w:val="2"/>
+        <w:jc w:val="center"/>
         <w:rPr>
           <w:b w:val="0"/>
         </w:rPr>
       </w:pPr>
-      <w:bookmarkStart w:id="13" w:name="_Toc229498397"/>
+      <w:bookmarkStart w:id="14" w:name="_Toc229504252"/>
       <w:r>
         <w:rPr>
           <w:b w:val="0"/>
         </w:rPr>
         <w:lastRenderedPageBreak/>
-        <w:t>П</w:t>
-      </w:r>
-      <w:r>
-        <w:rPr>
-          <w:b w:val="0"/>
-        </w:rPr>
-        <w:t>риложение 3 (Участники)</w:t>
-      </w:r>
-      <w:bookmarkEnd w:id="13"/>
-    </w:p>
-    <w:p>
-      <w:r>
-        <w:pict>
-          <v:shape id="_x0000_i1027" type="#_x0000_t75" style="width:446.55pt;height:229.1pt">
-            <v:imagedata r:id="rId16" o:title="2026-05-12_16-36-19"/>
-          </v:shape>
-        </w:pict>
-      </w:r>
-    </w:p>
-    <w:p>
-      <w:pPr>
-        <w:pStyle w:val="2"/>
-        <w:rPr>
-          <w:b w:val="0"/>
-        </w:rPr>
-      </w:pPr>
-      <w:bookmarkStart w:id="14" w:name="_Toc229498398"/>
-      <w:r>
-        <w:rPr>
-          <w:b w:val="0"/>
-        </w:rPr>
-        <w:t>П</w:t>
-      </w:r>
-      <w:r>
-        <w:rPr>
-          <w:b w:val="0"/>
-        </w:rPr>
-        <w:t>риложение 4 (Журнал)</w:t>
+        <w:t>Приложение 2.2</w:t>
       </w:r>
       <w:bookmarkEnd w:id="14"/>
     </w:p>
     <w:p>
       <w:r>
-        <w:pict>
-          <v:shape id="_x0000_i1028" type="#_x0000_t75" style="width:447.25pt;height:232.75pt">
-            <v:imagedata r:id="rId17" o:title="2026-05-12_16-36-34"/>
-          </v:shape>
-        </w:pict>
-      </w:r>
-    </w:p>
-    <w:p/>
-    <w:p/>
-    <w:p/>
-    <w:p/>
-    <w:p/>
-    <w:p/>
-    <w:p>
-      <w:pPr>
-        <w:pStyle w:val="2"/>
-        <w:rPr>
-          <w:b w:val="0"/>
-        </w:rPr>
-      </w:pPr>
-      <w:bookmarkStart w:id="15" w:name="_Toc229498399"/>
-      <w:r>
-        <w:rPr>
-          <w:b w:val="0"/>
-        </w:rPr>
-        <w:lastRenderedPageBreak/>
-        <w:t>П</w:t>
-      </w:r>
-      <w:r>
-        <w:rPr>
-          <w:b w:val="0"/>
-        </w:rPr>
-        <w:t>риложение 5 (Ресурсы)</w:t>
-      </w:r>
-      <w:bookmarkEnd w:id="15"/>
-    </w:p>
-    <w:p>
-      <w:r>
-        <w:pict>
-          <v:shape id="_x0000_i1029" type="#_x0000_t75" style="width:434.9pt;height:222.55pt">
-            <v:imagedata r:id="rId18" o:title="2026-05-12_16-36-44"/>
-          </v:shape>
-        </w:pict>
-      </w:r>
-    </w:p>
-    <w:p>
-      <w:pPr>
-        <w:pStyle w:val="2"/>
-        <w:rPr>
-          <w:b w:val="0"/>
-        </w:rPr>
-      </w:pPr>
-      <w:bookmarkStart w:id="16" w:name="_Toc229498400"/>
-      <w:r>
-        <w:rPr>
-          <w:b w:val="0"/>
-        </w:rPr>
-        <w:t>П</w:t>
-      </w:r>
-      <w:r>
-        <w:rPr>
-          <w:b w:val="0"/>
-        </w:rPr>
-        <w:t>риложение  (</w:t>
-      </w:r>
-      <w:r>
-        <w:rPr>
-          <w:b w:val="0"/>
-        </w:rPr>
-        <w:t>чат бот</w:t>
-      </w:r>
-      <w:r>
-        <w:rPr>
-          <w:b w:val="0"/>
-        </w:rPr>
-        <w:t>)</w:t>
-      </w:r>
-      <w:bookmarkEnd w:id="16"/>
-    </w:p>
-    <w:p>
-      <w:r>
-        <w:pict>
-          <v:shape id="_x0000_i1030" type="#_x0000_t75" style="width:517.8pt;height:155.65pt">
-            <v:imagedata r:id="rId19" o:title="u2gWbXa1OHTwE_VFR5NTywe00Kw0vgfV1LbhwKT22t3O9TRxF02NYNZIcaVtSZPJAe_skG6emuZdovF63Aed9dx7" cropbottom="35799f"/>
-          </v:shape>
-        </w:pict>
-      </w:r>
-    </w:p>
-    <w:p>
-      <w:r>
         <w:rPr>
           <w:noProof/>
         </w:rPr>
         <w:drawing>
           <wp:inline distT="0" distB="0" distL="0" distR="0">
-            <wp:extent cx="6562400" cy="1865746"/>
-            <wp:effectExtent l="19050" t="0" r="0" b="0"/>
-            <wp:docPr id="32" name="Рисунок 32"/>
+            <wp:extent cx="6432550" cy="3307537"/>
+            <wp:effectExtent l="19050" t="0" r="6350" b="0"/>
+            <wp:docPr id="7" name="Рисунок 7"/>
             <wp:cNvGraphicFramePr>
               <a:graphicFrameLocks xmlns:a="http://schemas.openxmlformats.org/drawingml/2006/main" noChangeAspect="1"/>
             </wp:cNvGraphicFramePr>
@@ -5595,13 +6208,13 @@
               <a:graphicData uri="http://schemas.openxmlformats.org/drawingml/2006/picture">
                 <pic:pic xmlns:pic="http://schemas.openxmlformats.org/drawingml/2006/picture">
                   <pic:nvPicPr>
-                    <pic:cNvPr id="0" name="Picture 32"/>
+                    <pic:cNvPr id="0" name="Picture 7"/>
                     <pic:cNvPicPr>
                       <a:picLocks noChangeAspect="1" noChangeArrowheads="1"/>
                     </pic:cNvPicPr>
                   </pic:nvPicPr>
                   <pic:blipFill>
-                    <a:blip r:embed="rId20" cstate="print"/>
+                    <a:blip r:embed="rId16" cstate="print"/>
                     <a:srcRect/>
                     <a:stretch>
                       <a:fillRect/>
@@ -5610,7 +6223,7 @@
                   <pic:spPr bwMode="auto">
                     <a:xfrm>
                       <a:off x="0" y="0"/>
-                      <a:ext cx="6560283" cy="1865144"/>
+                      <a:ext cx="6428100" cy="3305249"/>
                     </a:xfrm>
                     <a:prstGeom prst="rect">
                       <a:avLst/>
@@ -5633,6 +6246,103 @@
     <w:p>
       <w:pPr>
         <w:pStyle w:val="2"/>
+        <w:jc w:val="center"/>
+        <w:rPr>
+          <w:b w:val="0"/>
+        </w:rPr>
+      </w:pPr>
+      <w:bookmarkStart w:id="15" w:name="_Toc229504253"/>
+      <w:r>
+        <w:rPr>
+          <w:b w:val="0"/>
+        </w:rPr>
+        <w:t>П</w:t>
+      </w:r>
+      <w:r>
+        <w:rPr>
+          <w:b w:val="0"/>
+        </w:rPr>
+        <w:t>риложение 3 (Участники)</w:t>
+      </w:r>
+      <w:bookmarkEnd w:id="15"/>
+    </w:p>
+    <w:p>
+      <w:r>
+        <w:pict>
+          <v:shape id="_x0000_i1027" type="#_x0000_t75" style="width:501.35pt;height:255.35pt">
+            <v:imagedata r:id="rId17" o:title="2026-05-12_16-36-19"/>
+          </v:shape>
+        </w:pict>
+      </w:r>
+    </w:p>
+    <w:p>
+      <w:pPr>
+        <w:pStyle w:val="2"/>
+        <w:jc w:val="center"/>
+        <w:rPr>
+          <w:b w:val="0"/>
+        </w:rPr>
+      </w:pPr>
+      <w:bookmarkStart w:id="16" w:name="_Toc229504254"/>
+      <w:r>
+        <w:rPr>
+          <w:b w:val="0"/>
+        </w:rPr>
+        <w:lastRenderedPageBreak/>
+        <w:t>П</w:t>
+      </w:r>
+      <w:r>
+        <w:rPr>
+          <w:b w:val="0"/>
+        </w:rPr>
+        <w:t>риложение 4 (Журнал)</w:t>
+      </w:r>
+      <w:bookmarkEnd w:id="16"/>
+    </w:p>
+    <w:p>
+      <w:r>
+        <w:pict>
+          <v:shape id="_x0000_i1028" type="#_x0000_t75" style="width:497.35pt;height:258pt">
+            <v:imagedata r:id="rId18" o:title="2026-05-12_16-36-34"/>
+          </v:shape>
+        </w:pict>
+      </w:r>
+    </w:p>
+    <w:p>
+      <w:pPr>
+        <w:pStyle w:val="2"/>
+        <w:jc w:val="center"/>
+        <w:rPr>
+          <w:b w:val="0"/>
+        </w:rPr>
+      </w:pPr>
+      <w:bookmarkStart w:id="17" w:name="_Toc229504255"/>
+      <w:r>
+        <w:rPr>
+          <w:b w:val="0"/>
+        </w:rPr>
+        <w:t>П</w:t>
+      </w:r>
+      <w:r>
+        <w:rPr>
+          <w:b w:val="0"/>
+        </w:rPr>
+        <w:t>риложение 5 (Ресурсы)</w:t>
+      </w:r>
+      <w:bookmarkEnd w:id="17"/>
+    </w:p>
+    <w:p>
+      <w:r>
+        <w:pict>
+          <v:shape id="_x0000_i1029" type="#_x0000_t75" style="width:498pt;height:254.65pt">
+            <v:imagedata r:id="rId19" o:title="2026-05-12_16-36-44"/>
+          </v:shape>
+        </w:pict>
+      </w:r>
+    </w:p>
+    <w:p>
+      <w:pPr>
+        <w:pStyle w:val="2"/>
         <w:rPr>
           <w:b w:val="0"/>
         </w:rPr>
@@ -5647,21 +6357,474 @@
           <w:b w:val="0"/>
         </w:rPr>
       </w:pPr>
-      <w:bookmarkStart w:id="17" w:name="_Toc229498401"/>
-      <w:r>
+    </w:p>
+    <w:p>
+      <w:pPr>
+        <w:rPr>
+          <w:rFonts w:ascii="Times New Roman" w:eastAsia="Times New Roman" w:hAnsi="Times New Roman" w:cs="Times New Roman"/>
+          <w:sz w:val="28"/>
+          <w:szCs w:val="28"/>
+        </w:rPr>
+      </w:pPr>
+      <w:r>
+        <w:rPr>
+          <w:b/>
+        </w:rPr>
+        <w:br w:type="page"/>
+      </w:r>
+    </w:p>
+    <w:p>
+      <w:pPr>
+        <w:pStyle w:val="2"/>
+        <w:jc w:val="center"/>
         <w:rPr>
           <w:b w:val="0"/>
         </w:rPr>
+      </w:pPr>
+      <w:bookmarkStart w:id="18" w:name="_Toc229504256"/>
+      <w:r>
+        <w:rPr>
+          <w:b w:val="0"/>
+        </w:rPr>
+        <w:lastRenderedPageBreak/>
+        <w:t>П</w:t>
+      </w:r>
+      <w:r>
+        <w:rPr>
+          <w:b w:val="0"/>
+        </w:rPr>
+        <w:t xml:space="preserve">риложение </w:t>
+      </w:r>
+      <w:r>
+        <w:rPr>
+          <w:b w:val="0"/>
+        </w:rPr>
+        <w:t>6</w:t>
+      </w:r>
+      <w:r>
+        <w:rPr>
+          <w:b w:val="0"/>
+        </w:rPr>
+        <w:t>.1</w:t>
+      </w:r>
+      <w:r>
+        <w:rPr>
+          <w:b w:val="0"/>
+        </w:rPr>
+        <w:t xml:space="preserve"> (</w:t>
+      </w:r>
+      <w:r>
+        <w:rPr>
+          <w:b w:val="0"/>
+        </w:rPr>
+        <w:t>чат бот</w:t>
+      </w:r>
+      <w:r>
+        <w:rPr>
+          <w:b w:val="0"/>
+        </w:rPr>
+        <w:t>)</w:t>
+      </w:r>
+      <w:r>
+        <w:rPr>
+          <w:noProof/>
+        </w:rPr>
+        <w:drawing>
+          <wp:anchor distT="0" distB="0" distL="114300" distR="114300" simplePos="0" relativeHeight="251664384" behindDoc="0" locked="0" layoutInCell="1" allowOverlap="1">
+            <wp:simplePos x="0" y="0"/>
+            <wp:positionH relativeFrom="column">
+              <wp:posOffset>-40640</wp:posOffset>
+            </wp:positionH>
+            <wp:positionV relativeFrom="paragraph">
+              <wp:posOffset>283210</wp:posOffset>
+            </wp:positionV>
+            <wp:extent cx="5859145" cy="3535680"/>
+            <wp:effectExtent l="19050" t="0" r="8255" b="0"/>
+            <wp:wrapThrough wrapText="bothSides">
+              <wp:wrapPolygon edited="0">
+                <wp:start x="-70" y="0"/>
+                <wp:lineTo x="-70" y="21530"/>
+                <wp:lineTo x="21630" y="21530"/>
+                <wp:lineTo x="21630" y="0"/>
+                <wp:lineTo x="-70" y="0"/>
+              </wp:wrapPolygon>
+            </wp:wrapThrough>
+            <wp:docPr id="3" name="Рисунок 33"/>
+            <wp:cNvGraphicFramePr>
+              <a:graphicFrameLocks xmlns:a="http://schemas.openxmlformats.org/drawingml/2006/main" noChangeAspect="1"/>
+            </wp:cNvGraphicFramePr>
+            <a:graphic xmlns:a="http://schemas.openxmlformats.org/drawingml/2006/main">
+              <a:graphicData uri="http://schemas.openxmlformats.org/drawingml/2006/picture">
+                <pic:pic xmlns:pic="http://schemas.openxmlformats.org/drawingml/2006/picture">
+                  <pic:nvPicPr>
+                    <pic:cNvPr id="0" name="Picture 33"/>
+                    <pic:cNvPicPr>
+                      <a:picLocks noChangeAspect="1" noChangeArrowheads="1"/>
+                    </pic:cNvPicPr>
+                  </pic:nvPicPr>
+                  <pic:blipFill>
+                    <a:blip r:embed="rId20" cstate="print"/>
+                    <a:srcRect/>
+                    <a:stretch>
+                      <a:fillRect/>
+                    </a:stretch>
+                  </pic:blipFill>
+                  <pic:spPr bwMode="auto">
+                    <a:xfrm>
+                      <a:off x="0" y="0"/>
+                      <a:ext cx="5859145" cy="3535680"/>
+                    </a:xfrm>
+                    <a:prstGeom prst="rect">
+                      <a:avLst/>
+                    </a:prstGeom>
+                    <a:noFill/>
+                    <a:ln w="9525">
+                      <a:noFill/>
+                      <a:miter lim="800000"/>
+                      <a:headEnd/>
+                      <a:tailEnd/>
+                    </a:ln>
+                  </pic:spPr>
+                </pic:pic>
+              </a:graphicData>
+            </a:graphic>
+          </wp:anchor>
+        </w:drawing>
+      </w:r>
+      <w:bookmarkEnd w:id="18"/>
+    </w:p>
+    <w:p/>
+    <w:p>
+      <w:pPr>
+        <w:pStyle w:val="2"/>
+        <w:rPr>
+          <w:b w:val="0"/>
+        </w:rPr>
+      </w:pPr>
+    </w:p>
+    <w:p/>
+    <w:p/>
+    <w:p/>
+    <w:p>
+      <w:pPr>
+        <w:pStyle w:val="2"/>
+        <w:rPr>
+          <w:b w:val="0"/>
+        </w:rPr>
+      </w:pPr>
+    </w:p>
+    <w:p/>
+    <w:p>
+      <w:r>
+        <w:rPr>
+          <w:noProof/>
+        </w:rPr>
+        <w:drawing>
+          <wp:anchor distT="0" distB="0" distL="114300" distR="114300" simplePos="0" relativeHeight="251666432" behindDoc="0" locked="0" layoutInCell="1" allowOverlap="1">
+            <wp:simplePos x="0" y="0"/>
+            <wp:positionH relativeFrom="column">
+              <wp:posOffset>-5981065</wp:posOffset>
+            </wp:positionH>
+            <wp:positionV relativeFrom="paragraph">
+              <wp:posOffset>1346200</wp:posOffset>
+            </wp:positionV>
+            <wp:extent cx="5856605" cy="3581400"/>
+            <wp:effectExtent l="19050" t="0" r="0" b="0"/>
+            <wp:wrapThrough wrapText="bothSides">
+              <wp:wrapPolygon edited="0">
+                <wp:start x="-70" y="0"/>
+                <wp:lineTo x="-70" y="21485"/>
+                <wp:lineTo x="21570" y="21485"/>
+                <wp:lineTo x="21570" y="0"/>
+                <wp:lineTo x="-70" y="0"/>
+              </wp:wrapPolygon>
+            </wp:wrapThrough>
+            <wp:docPr id="36" name="Рисунок 36"/>
+            <wp:cNvGraphicFramePr>
+              <a:graphicFrameLocks xmlns:a="http://schemas.openxmlformats.org/drawingml/2006/main" noChangeAspect="1"/>
+            </wp:cNvGraphicFramePr>
+            <a:graphic xmlns:a="http://schemas.openxmlformats.org/drawingml/2006/main">
+              <a:graphicData uri="http://schemas.openxmlformats.org/drawingml/2006/picture">
+                <pic:pic xmlns:pic="http://schemas.openxmlformats.org/drawingml/2006/picture">
+                  <pic:nvPicPr>
+                    <pic:cNvPr id="0" name="Picture 36"/>
+                    <pic:cNvPicPr>
+                      <a:picLocks noChangeAspect="1" noChangeArrowheads="1"/>
+                    </pic:cNvPicPr>
+                  </pic:nvPicPr>
+                  <pic:blipFill>
+                    <a:blip r:embed="rId21" cstate="print"/>
+                    <a:srcRect/>
+                    <a:stretch>
+                      <a:fillRect/>
+                    </a:stretch>
+                  </pic:blipFill>
+                  <pic:spPr bwMode="auto">
+                    <a:xfrm>
+                      <a:off x="0" y="0"/>
+                      <a:ext cx="5856605" cy="3581400"/>
+                    </a:xfrm>
+                    <a:prstGeom prst="rect">
+                      <a:avLst/>
+                    </a:prstGeom>
+                    <a:noFill/>
+                    <a:ln w="9525">
+                      <a:noFill/>
+                      <a:miter lim="800000"/>
+                      <a:headEnd/>
+                      <a:tailEnd/>
+                    </a:ln>
+                  </pic:spPr>
+                </pic:pic>
+              </a:graphicData>
+            </a:graphic>
+          </wp:anchor>
+        </w:drawing>
+      </w:r>
+      <w:r>
+        <w:br w:type="page"/>
+      </w:r>
+    </w:p>
+    <w:p>
+      <w:pPr>
+        <w:pStyle w:val="2"/>
+        <w:jc w:val="center"/>
+        <w:rPr>
+          <w:b w:val="0"/>
+        </w:rPr>
+      </w:pPr>
+      <w:bookmarkStart w:id="19" w:name="_Toc229504257"/>
+      <w:r>
+        <w:rPr>
+          <w:b w:val="0"/>
+        </w:rPr>
+        <w:lastRenderedPageBreak/>
+        <w:t>П</w:t>
+      </w:r>
+      <w:r>
+        <w:rPr>
+          <w:b w:val="0"/>
+        </w:rPr>
+        <w:t xml:space="preserve">риложение </w:t>
+      </w:r>
+      <w:r>
+        <w:rPr>
+          <w:b w:val="0"/>
+        </w:rPr>
+        <w:t>6.</w:t>
+      </w:r>
+      <w:r>
+        <w:rPr>
+          <w:b w:val="0"/>
+        </w:rPr>
+        <w:t>2</w:t>
+      </w:r>
+      <w:r>
+        <w:rPr>
+          <w:b w:val="0"/>
+        </w:rPr>
+        <w:t xml:space="preserve"> (</w:t>
+      </w:r>
+      <w:r>
+        <w:rPr>
+          <w:b w:val="0"/>
+        </w:rPr>
+        <w:t>чат бот</w:t>
+      </w:r>
+      <w:r>
+        <w:rPr>
+          <w:b w:val="0"/>
+        </w:rPr>
+        <w:t>)</w:t>
+      </w:r>
+      <w:r>
+        <w:rPr>
+          <w:noProof/>
+        </w:rPr>
+        <w:drawing>
+          <wp:anchor distT="0" distB="0" distL="114300" distR="114300" simplePos="0" relativeHeight="251667456" behindDoc="0" locked="0" layoutInCell="1" allowOverlap="1">
+            <wp:simplePos x="0" y="0"/>
+            <wp:positionH relativeFrom="column">
+              <wp:posOffset>2540</wp:posOffset>
+            </wp:positionH>
+            <wp:positionV relativeFrom="paragraph">
+              <wp:posOffset>3736340</wp:posOffset>
+            </wp:positionV>
+            <wp:extent cx="6085205" cy="3454400"/>
+            <wp:effectExtent l="19050" t="0" r="0" b="0"/>
+            <wp:wrapThrough wrapText="bothSides">
+              <wp:wrapPolygon edited="0">
+                <wp:start x="-68" y="0"/>
+                <wp:lineTo x="-68" y="21441"/>
+                <wp:lineTo x="21571" y="21441"/>
+                <wp:lineTo x="21571" y="0"/>
+                <wp:lineTo x="-68" y="0"/>
+              </wp:wrapPolygon>
+            </wp:wrapThrough>
+            <wp:docPr id="49" name="Рисунок 49"/>
+            <wp:cNvGraphicFramePr>
+              <a:graphicFrameLocks xmlns:a="http://schemas.openxmlformats.org/drawingml/2006/main" noChangeAspect="1"/>
+            </wp:cNvGraphicFramePr>
+            <a:graphic xmlns:a="http://schemas.openxmlformats.org/drawingml/2006/main">
+              <a:graphicData uri="http://schemas.openxmlformats.org/drawingml/2006/picture">
+                <pic:pic xmlns:pic="http://schemas.openxmlformats.org/drawingml/2006/picture">
+                  <pic:nvPicPr>
+                    <pic:cNvPr id="0" name="Picture 49"/>
+                    <pic:cNvPicPr>
+                      <a:picLocks noChangeAspect="1" noChangeArrowheads="1"/>
+                    </pic:cNvPicPr>
+                  </pic:nvPicPr>
+                  <pic:blipFill>
+                    <a:blip r:embed="rId22" cstate="print"/>
+                    <a:srcRect/>
+                    <a:stretch>
+                      <a:fillRect/>
+                    </a:stretch>
+                  </pic:blipFill>
+                  <pic:spPr bwMode="auto">
+                    <a:xfrm>
+                      <a:off x="0" y="0"/>
+                      <a:ext cx="6085205" cy="3454400"/>
+                    </a:xfrm>
+                    <a:prstGeom prst="rect">
+                      <a:avLst/>
+                    </a:prstGeom>
+                    <a:noFill/>
+                    <a:ln w="9525">
+                      <a:noFill/>
+                      <a:miter lim="800000"/>
+                      <a:headEnd/>
+                      <a:tailEnd/>
+                    </a:ln>
+                  </pic:spPr>
+                </pic:pic>
+              </a:graphicData>
+            </a:graphic>
+          </wp:anchor>
+        </w:drawing>
+      </w:r>
+      <w:r>
+        <w:rPr>
+          <w:noProof/>
+        </w:rPr>
+        <w:drawing>
+          <wp:anchor distT="0" distB="0" distL="114300" distR="114300" simplePos="0" relativeHeight="251665408" behindDoc="0" locked="0" layoutInCell="1" allowOverlap="1">
+            <wp:simplePos x="0" y="0"/>
+            <wp:positionH relativeFrom="column">
+              <wp:posOffset>18415</wp:posOffset>
+            </wp:positionH>
+            <wp:positionV relativeFrom="paragraph">
+              <wp:posOffset>264795</wp:posOffset>
+            </wp:positionV>
+            <wp:extent cx="6068060" cy="3470910"/>
+            <wp:effectExtent l="19050" t="0" r="8890" b="0"/>
+            <wp:wrapThrough wrapText="bothSides">
+              <wp:wrapPolygon edited="0">
+                <wp:start x="-68" y="0"/>
+                <wp:lineTo x="-68" y="21458"/>
+                <wp:lineTo x="21632" y="21458"/>
+                <wp:lineTo x="21632" y="0"/>
+                <wp:lineTo x="-68" y="0"/>
+              </wp:wrapPolygon>
+            </wp:wrapThrough>
+            <wp:docPr id="40" name="Рисунок 40"/>
+            <wp:cNvGraphicFramePr>
+              <a:graphicFrameLocks xmlns:a="http://schemas.openxmlformats.org/drawingml/2006/main" noChangeAspect="1"/>
+            </wp:cNvGraphicFramePr>
+            <a:graphic xmlns:a="http://schemas.openxmlformats.org/drawingml/2006/main">
+              <a:graphicData uri="http://schemas.openxmlformats.org/drawingml/2006/picture">
+                <pic:pic xmlns:pic="http://schemas.openxmlformats.org/drawingml/2006/picture">
+                  <pic:nvPicPr>
+                    <pic:cNvPr id="0" name="Picture 40"/>
+                    <pic:cNvPicPr>
+                      <a:picLocks noChangeAspect="1" noChangeArrowheads="1"/>
+                    </pic:cNvPicPr>
+                  </pic:nvPicPr>
+                  <pic:blipFill>
+                    <a:blip r:embed="rId23" cstate="print"/>
+                    <a:srcRect/>
+                    <a:stretch>
+                      <a:fillRect/>
+                    </a:stretch>
+                  </pic:blipFill>
+                  <pic:spPr bwMode="auto">
+                    <a:xfrm>
+                      <a:off x="0" y="0"/>
+                      <a:ext cx="6068060" cy="3470910"/>
+                    </a:xfrm>
+                    <a:prstGeom prst="rect">
+                      <a:avLst/>
+                    </a:prstGeom>
+                    <a:noFill/>
+                    <a:ln w="9525">
+                      <a:noFill/>
+                      <a:miter lim="800000"/>
+                      <a:headEnd/>
+                      <a:tailEnd/>
+                    </a:ln>
+                  </pic:spPr>
+                </pic:pic>
+              </a:graphicData>
+            </a:graphic>
+          </wp:anchor>
+        </w:drawing>
+      </w:r>
+      <w:bookmarkEnd w:id="19"/>
+    </w:p>
+    <w:p>
+      <w:pPr>
+        <w:rPr>
+          <w:rFonts w:ascii="Times New Roman" w:eastAsia="Times New Roman" w:hAnsi="Times New Roman" w:cs="Times New Roman"/>
+          <w:sz w:val="28"/>
+          <w:szCs w:val="28"/>
+        </w:rPr>
+      </w:pPr>
+      <w:r>
+        <w:rPr>
+          <w:rFonts w:ascii="Times New Roman" w:eastAsia="Times New Roman" w:hAnsi="Times New Roman" w:cs="Times New Roman"/>
+          <w:sz w:val="28"/>
+          <w:szCs w:val="28"/>
+        </w:rPr>
+        <w:br w:type="page"/>
+      </w:r>
+    </w:p>
+    <w:p>
+      <w:pPr>
+        <w:pStyle w:val="2"/>
+        <w:jc w:val="center"/>
+        <w:rPr>
+          <w:b w:val="0"/>
+        </w:rPr>
+      </w:pPr>
+      <w:bookmarkStart w:id="20" w:name="_Toc229504258"/>
+      <w:r>
+        <w:rPr>
+          <w:b w:val="0"/>
+        </w:rPr>
+        <w:lastRenderedPageBreak/>
         <w:t xml:space="preserve">Листинг </w:t>
       </w:r>
       <w:r>
         <w:rPr>
           <w:b w:val="0"/>
         </w:rPr>
+        <w:t>(</w:t>
+      </w:r>
+      <w:r>
+        <w:rPr>
+          <w:b w:val="0"/>
+        </w:rPr>
         <w:t>Telegram-бот</w:t>
       </w:r>
-      <w:bookmarkEnd w:id="17"/>
+      <w:r>
+        <w:rPr>
+          <w:b w:val="0"/>
+        </w:rPr>
+        <w:t>)</w:t>
+      </w:r>
+      <w:bookmarkEnd w:id="20"/>
     </w:p>
+    <w:p/>
     <w:p>
       <w:r>
         <w:rPr>
@@ -5672,7 +6835,7 @@
             <v:stroke joinstyle="miter"/>
             <v:path gradientshapeok="t" o:connecttype="rect"/>
           </v:shapetype>
-          <v:shape id="_x0000_s1029" type="#_x0000_t202" style="position:absolute;margin-left:-28.65pt;margin-top:5.65pt;width:544pt;height:656pt;z-index:251663360">
+          <v:shape id="_x0000_s1029" type="#_x0000_t202" style="position:absolute;margin-left:-23.55pt;margin-top:-16.7pt;width:544pt;height:656pt;z-index:251663360">
             <v:textbox>
               <w:txbxContent>
                 <w:p>
@@ -11774,20 +12937,24 @@
       </w:r>
     </w:p>
     <w:p/>
-    <w:p/>
     <w:p>
       <w:r>
         <w:br w:type="page"/>
       </w:r>
     </w:p>
     <w:p>
+      <w:pPr>
+        <w:rPr>
+          <w:lang w:val="en-US"/>
+        </w:rPr>
+      </w:pPr>
       <w:r>
         <w:rPr>
           <w:noProof/>
         </w:rPr>
         <w:lastRenderedPageBreak/>
         <w:pict>
-          <v:shape id="_x0000_s1028" type="#_x0000_t202" style="position:absolute;margin-left:-22.5pt;margin-top:-20.35pt;width:544pt;height:345.45pt;z-index:251662336">
+          <v:shape id="_x0000_s1028" type="#_x0000_t202" style="position:absolute;margin-left:-27.6pt;margin-top:-12.35pt;width:544pt;height:345.45pt;z-index:251662336">
             <v:textbox>
               <w:txbxContent>
                 <w:p>
@@ -14106,8 +15273,209 @@
         </w:pict>
       </w:r>
     </w:p>
+    <w:p>
+      <w:pPr>
+        <w:rPr>
+          <w:lang w:val="en-US"/>
+        </w:rPr>
+      </w:pPr>
+    </w:p>
+    <w:p>
+      <w:pPr>
+        <w:rPr>
+          <w:lang w:val="en-US"/>
+        </w:rPr>
+      </w:pPr>
+    </w:p>
+    <w:p>
+      <w:pPr>
+        <w:rPr>
+          <w:lang w:val="en-US"/>
+        </w:rPr>
+      </w:pPr>
+    </w:p>
+    <w:p>
+      <w:pPr>
+        <w:rPr>
+          <w:lang w:val="en-US"/>
+        </w:rPr>
+      </w:pPr>
+    </w:p>
+    <w:p>
+      <w:pPr>
+        <w:rPr>
+          <w:lang w:val="en-US"/>
+        </w:rPr>
+      </w:pPr>
+    </w:p>
+    <w:p>
+      <w:pPr>
+        <w:rPr>
+          <w:lang w:val="en-US"/>
+        </w:rPr>
+      </w:pPr>
+    </w:p>
+    <w:p>
+      <w:pPr>
+        <w:rPr>
+          <w:lang w:val="en-US"/>
+        </w:rPr>
+      </w:pPr>
+    </w:p>
+    <w:p>
+      <w:pPr>
+        <w:rPr>
+          <w:lang w:val="en-US"/>
+        </w:rPr>
+      </w:pPr>
+    </w:p>
+    <w:p>
+      <w:pPr>
+        <w:rPr>
+          <w:lang w:val="en-US"/>
+        </w:rPr>
+      </w:pPr>
+    </w:p>
+    <w:p>
+      <w:pPr>
+        <w:rPr>
+          <w:lang w:val="en-US"/>
+        </w:rPr>
+      </w:pPr>
+    </w:p>
+    <w:p>
+      <w:pPr>
+        <w:rPr>
+          <w:lang w:val="en-US"/>
+        </w:rPr>
+      </w:pPr>
+    </w:p>
+    <w:p>
+      <w:pPr>
+        <w:rPr>
+          <w:lang w:val="en-US"/>
+        </w:rPr>
+      </w:pPr>
+    </w:p>
+    <w:p>
+      <w:pPr>
+        <w:rPr>
+          <w:sz w:val="28"/>
+          <w:szCs w:val="28"/>
+          <w:lang w:val="en-US"/>
+        </w:rPr>
+      </w:pPr>
+    </w:p>
+    <w:p>
+      <w:pPr>
+        <w:pStyle w:val="2"/>
+        <w:rPr>
+          <w:b w:val="0"/>
+        </w:rPr>
+      </w:pPr>
+      <w:bookmarkStart w:id="21" w:name="_Toc229504259"/>
+      <w:r>
+        <w:rPr>
+          <w:b w:val="0"/>
+        </w:rPr>
+        <w:t xml:space="preserve">Ссылка на </w:t>
+      </w:r>
+      <w:proofErr w:type="spellStart"/>
+      <w:r>
+        <w:rPr>
+          <w:b w:val="0"/>
+        </w:rPr>
+        <w:t>Github</w:t>
+      </w:r>
+      <w:bookmarkEnd w:id="21"/>
+      <w:proofErr w:type="spellEnd"/>
+      <w:r>
+        <w:rPr>
+          <w:b w:val="0"/>
+        </w:rPr>
+        <w:t xml:space="preserve"> </w:t>
+      </w:r>
+    </w:p>
+    <w:p>
+      <w:pPr>
+        <w:rPr>
+          <w:sz w:val="28"/>
+          <w:szCs w:val="28"/>
+        </w:rPr>
+      </w:pPr>
+      <w:hyperlink r:id="rId24" w:history="1">
+        <w:r>
+          <w:rPr>
+            <w:rStyle w:val="a7"/>
+            <w:sz w:val="28"/>
+            <w:szCs w:val="28"/>
+          </w:rPr>
+          <w:t>https://github.com/grehovadar51-star/project-practice</w:t>
+        </w:r>
+      </w:hyperlink>
+      <w:r>
+        <w:rPr>
+          <w:sz w:val="28"/>
+          <w:szCs w:val="28"/>
+        </w:rPr>
+        <w:t xml:space="preserve"> </w:t>
+      </w:r>
+    </w:p>
+    <w:p>
+      <w:pPr>
+        <w:pStyle w:val="2"/>
+        <w:rPr>
+          <w:b w:val="0"/>
+        </w:rPr>
+      </w:pPr>
+      <w:bookmarkStart w:id="22" w:name="_Toc229504260"/>
+      <w:r>
+        <w:rPr>
+          <w:b w:val="0"/>
+        </w:rPr>
+        <w:t xml:space="preserve">Ссылка на </w:t>
+      </w:r>
+      <w:r>
+        <w:rPr>
+          <w:b w:val="0"/>
+        </w:rPr>
+        <w:t>сайт</w:t>
+      </w:r>
+      <w:bookmarkEnd w:id="22"/>
+    </w:p>
+    <w:p>
+      <w:pPr>
+        <w:pStyle w:val="2"/>
+        <w:rPr>
+          <w:b w:val="0"/>
+          <w:lang w:val="en-US"/>
+        </w:rPr>
+      </w:pPr>
+      <w:hyperlink r:id="rId25" w:history="1">
+        <w:bookmarkStart w:id="23" w:name="_Toc229502922"/>
+        <w:bookmarkStart w:id="24" w:name="_Toc229504200"/>
+        <w:bookmarkStart w:id="25" w:name="_Toc229504261"/>
+        <w:r>
+          <w:rPr>
+            <w:rStyle w:val="a7"/>
+            <w:b w:val="0"/>
+          </w:rPr>
+          <w:t>https://grehovadar51-star.github.io/project-practice/</w:t>
+        </w:r>
+        <w:bookmarkEnd w:id="23"/>
+        <w:bookmarkEnd w:id="24"/>
+        <w:bookmarkEnd w:id="25"/>
+      </w:hyperlink>
+      <w:r>
+        <w:rPr>
+          <w:b w:val="0"/>
+        </w:rPr>
+        <w:t xml:space="preserve"> </w:t>
+      </w:r>
+    </w:p>
+    <w:p/>
     <w:sectPr>
-      <w:footerReference w:type="default" r:id="rId21"/>
+      <w:footerReference w:type="default" r:id="rId26"/>
       <w:pgSz w:w="11906" w:h="16838"/>
       <w:pgMar w:top="1134" w:right="850" w:bottom="1134" w:left="1134" w:header="708" w:footer="708" w:gutter="0"/>
       <w:pgNumType w:start="1"/>
@@ -14170,7 +15538,7 @@
             <w:rPr>
               <w:noProof/>
             </w:rPr>
-            <w:t>2</w:t>
+            <w:t>10</w:t>
           </w:r>
         </w:fldSimple>
       </w:p>
@@ -15797,6 +17165,155 @@
     </w:lvl>
   </w:abstractNum>
   <w:abstractNum w:abstractNumId="13">
+    <w:nsid w:val="33102B13"/>
+    <w:multiLevelType w:val="multilevel"/>
+    <w:tmpl w:val="4A3E7988"/>
+    <w:lvl w:ilvl="0">
+      <w:start w:val="1"/>
+      <w:numFmt w:val="bullet"/>
+      <w:lvlText w:val=""/>
+      <w:lvlJc w:val="left"/>
+      <w:pPr>
+        <w:tabs>
+          <w:tab w:val="num" w:pos="720"/>
+        </w:tabs>
+        <w:ind w:left="720" w:hanging="360"/>
+      </w:pPr>
+      <w:rPr>
+        <w:rFonts w:ascii="Symbol" w:hAnsi="Symbol" w:hint="default"/>
+        <w:sz w:val="20"/>
+      </w:rPr>
+    </w:lvl>
+    <w:lvl w:ilvl="1" w:tentative="1">
+      <w:start w:val="1"/>
+      <w:numFmt w:val="bullet"/>
+      <w:lvlText w:val="o"/>
+      <w:lvlJc w:val="left"/>
+      <w:pPr>
+        <w:tabs>
+          <w:tab w:val="num" w:pos="1440"/>
+        </w:tabs>
+        <w:ind w:left="1440" w:hanging="360"/>
+      </w:pPr>
+      <w:rPr>
+        <w:rFonts w:ascii="Courier New" w:hAnsi="Courier New" w:hint="default"/>
+        <w:sz w:val="20"/>
+      </w:rPr>
+    </w:lvl>
+    <w:lvl w:ilvl="2" w:tentative="1">
+      <w:start w:val="1"/>
+      <w:numFmt w:val="bullet"/>
+      <w:lvlText w:val=""/>
+      <w:lvlJc w:val="left"/>
+      <w:pPr>
+        <w:tabs>
+          <w:tab w:val="num" w:pos="2160"/>
+        </w:tabs>
+        <w:ind w:left="2160" w:hanging="360"/>
+      </w:pPr>
+      <w:rPr>
+        <w:rFonts w:ascii="Wingdings" w:hAnsi="Wingdings" w:hint="default"/>
+        <w:sz w:val="20"/>
+      </w:rPr>
+    </w:lvl>
+    <w:lvl w:ilvl="3" w:tentative="1">
+      <w:start w:val="1"/>
+      <w:numFmt w:val="bullet"/>
+      <w:lvlText w:val=""/>
+      <w:lvlJc w:val="left"/>
+      <w:pPr>
+        <w:tabs>
+          <w:tab w:val="num" w:pos="2880"/>
+        </w:tabs>
+        <w:ind w:left="2880" w:hanging="360"/>
+      </w:pPr>
+      <w:rPr>
+        <w:rFonts w:ascii="Wingdings" w:hAnsi="Wingdings" w:hint="default"/>
+        <w:sz w:val="20"/>
+      </w:rPr>
+    </w:lvl>
+    <w:lvl w:ilvl="4" w:tentative="1">
+      <w:start w:val="1"/>
+      <w:numFmt w:val="bullet"/>
+      <w:lvlText w:val=""/>
+      <w:lvlJc w:val="left"/>
+      <w:pPr>
+        <w:tabs>
+          <w:tab w:val="num" w:pos="3600"/>
+        </w:tabs>
+        <w:ind w:left="3600" w:hanging="360"/>
+      </w:pPr>
+      <w:rPr>
+        <w:rFonts w:ascii="Wingdings" w:hAnsi="Wingdings" w:hint="default"/>
+        <w:sz w:val="20"/>
+      </w:rPr>
+    </w:lvl>
+    <w:lvl w:ilvl="5" w:tentative="1">
+      <w:start w:val="1"/>
+      <w:numFmt w:val="bullet"/>
+      <w:lvlText w:val=""/>
+      <w:lvlJc w:val="left"/>
+      <w:pPr>
+        <w:tabs>
+          <w:tab w:val="num" w:pos="4320"/>
+        </w:tabs>
+        <w:ind w:left="4320" w:hanging="360"/>
+      </w:pPr>
+      <w:rPr>
+        <w:rFonts w:ascii="Wingdings" w:hAnsi="Wingdings" w:hint="default"/>
+        <w:sz w:val="20"/>
+      </w:rPr>
+    </w:lvl>
+    <w:lvl w:ilvl="6" w:tentative="1">
+      <w:start w:val="1"/>
+      <w:numFmt w:val="bullet"/>
+      <w:lvlText w:val=""/>
+      <w:lvlJc w:val="left"/>
+      <w:pPr>
+        <w:tabs>
+          <w:tab w:val="num" w:pos="5040"/>
+        </w:tabs>
+        <w:ind w:left="5040" w:hanging="360"/>
+      </w:pPr>
+      <w:rPr>
+        <w:rFonts w:ascii="Wingdings" w:hAnsi="Wingdings" w:hint="default"/>
+        <w:sz w:val="20"/>
+      </w:rPr>
+    </w:lvl>
+    <w:lvl w:ilvl="7" w:tentative="1">
+      <w:start w:val="1"/>
+      <w:numFmt w:val="bullet"/>
+      <w:lvlText w:val=""/>
+      <w:lvlJc w:val="left"/>
+      <w:pPr>
+        <w:tabs>
+          <w:tab w:val="num" w:pos="5760"/>
+        </w:tabs>
+        <w:ind w:left="5760" w:hanging="360"/>
+      </w:pPr>
+      <w:rPr>
+        <w:rFonts w:ascii="Wingdings" w:hAnsi="Wingdings" w:hint="default"/>
+        <w:sz w:val="20"/>
+      </w:rPr>
+    </w:lvl>
+    <w:lvl w:ilvl="8" w:tentative="1">
+      <w:start w:val="1"/>
+      <w:numFmt w:val="bullet"/>
+      <w:lvlText w:val=""/>
+      <w:lvlJc w:val="left"/>
+      <w:pPr>
+        <w:tabs>
+          <w:tab w:val="num" w:pos="6480"/>
+        </w:tabs>
+        <w:ind w:left="6480" w:hanging="360"/>
+      </w:pPr>
+      <w:rPr>
+        <w:rFonts w:ascii="Wingdings" w:hAnsi="Wingdings" w:hint="default"/>
+        <w:sz w:val="20"/>
+      </w:rPr>
+    </w:lvl>
+  </w:abstractNum>
+  <w:abstractNum w:abstractNumId="14">
     <w:nsid w:val="35C15992"/>
     <w:multiLevelType w:val="multilevel"/>
     <w:tmpl w:val="EC448F0E"/>
@@ -15945,7 +17462,7 @@
       </w:rPr>
     </w:lvl>
   </w:abstractNum>
-  <w:abstractNum w:abstractNumId="14">
+  <w:abstractNum w:abstractNumId="15">
     <w:nsid w:val="35D32FD7"/>
     <w:multiLevelType w:val="multilevel"/>
     <w:tmpl w:val="F3B28AA0"/>
@@ -16058,7 +17575,7 @@
       </w:rPr>
     </w:lvl>
   </w:abstractNum>
-  <w:abstractNum w:abstractNumId="15">
+  <w:abstractNum w:abstractNumId="16">
     <w:nsid w:val="3ADF475E"/>
     <w:multiLevelType w:val="multilevel"/>
     <w:tmpl w:val="41468F68"/>
@@ -16172,7 +17689,7 @@
       </w:rPr>
     </w:lvl>
   </w:abstractNum>
-  <w:abstractNum w:abstractNumId="16">
+  <w:abstractNum w:abstractNumId="17">
     <w:nsid w:val="3D64641F"/>
     <w:multiLevelType w:val="multilevel"/>
     <w:tmpl w:val="AF5E46C8"/>
@@ -16285,7 +17802,7 @@
       </w:rPr>
     </w:lvl>
   </w:abstractNum>
-  <w:abstractNum w:abstractNumId="17">
+  <w:abstractNum w:abstractNumId="18">
     <w:nsid w:val="3F834F5A"/>
     <w:multiLevelType w:val="hybridMultilevel"/>
     <w:tmpl w:val="FB42AA40"/>
@@ -16398,7 +17915,7 @@
       </w:rPr>
     </w:lvl>
   </w:abstractNum>
-  <w:abstractNum w:abstractNumId="18">
+  <w:abstractNum w:abstractNumId="19">
     <w:nsid w:val="459D55A3"/>
     <w:multiLevelType w:val="multilevel"/>
     <w:tmpl w:val="6B9837F6"/>
@@ -16512,7 +18029,7 @@
       </w:rPr>
     </w:lvl>
   </w:abstractNum>
-  <w:abstractNum w:abstractNumId="19">
+  <w:abstractNum w:abstractNumId="20">
     <w:nsid w:val="4CC02A30"/>
     <w:multiLevelType w:val="hybridMultilevel"/>
     <w:tmpl w:val="86B8C0D0"/>
@@ -16598,7 +18115,7 @@
       </w:pPr>
     </w:lvl>
   </w:abstractNum>
-  <w:abstractNum w:abstractNumId="20">
+  <w:abstractNum w:abstractNumId="21">
     <w:nsid w:val="527E7257"/>
     <w:multiLevelType w:val="multilevel"/>
     <w:tmpl w:val="6B9837F6"/>
@@ -16712,7 +18229,7 @@
       </w:rPr>
     </w:lvl>
   </w:abstractNum>
-  <w:abstractNum w:abstractNumId="21">
+  <w:abstractNum w:abstractNumId="22">
     <w:nsid w:val="58D52BDF"/>
     <w:multiLevelType w:val="multilevel"/>
     <w:tmpl w:val="6B9837F6"/>
@@ -16826,7 +18343,7 @@
       </w:rPr>
     </w:lvl>
   </w:abstractNum>
-  <w:abstractNum w:abstractNumId="22">
+  <w:abstractNum w:abstractNumId="23">
     <w:nsid w:val="5A425359"/>
     <w:multiLevelType w:val="multilevel"/>
     <w:tmpl w:val="6B9837F6"/>
@@ -16940,7 +18457,7 @@
       </w:rPr>
     </w:lvl>
   </w:abstractNum>
-  <w:abstractNum w:abstractNumId="23">
+  <w:abstractNum w:abstractNumId="24">
     <w:nsid w:val="5F191BC4"/>
     <w:multiLevelType w:val="multilevel"/>
     <w:tmpl w:val="C2D854E2"/>
@@ -17053,7 +18570,7 @@
       </w:pPr>
     </w:lvl>
   </w:abstractNum>
-  <w:abstractNum w:abstractNumId="24">
+  <w:abstractNum w:abstractNumId="25">
     <w:nsid w:val="5FCE24A8"/>
     <w:multiLevelType w:val="multilevel"/>
     <w:tmpl w:val="E514D8FC"/>
@@ -17202,7 +18719,7 @@
       </w:rPr>
     </w:lvl>
   </w:abstractNum>
-  <w:abstractNum w:abstractNumId="25">
+  <w:abstractNum w:abstractNumId="26">
     <w:nsid w:val="65681C85"/>
     <w:multiLevelType w:val="multilevel"/>
     <w:tmpl w:val="9F865FFE"/>
@@ -17351,7 +18868,7 @@
       </w:rPr>
     </w:lvl>
   </w:abstractNum>
-  <w:abstractNum w:abstractNumId="26">
+  <w:abstractNum w:abstractNumId="27">
     <w:nsid w:val="69744A42"/>
     <w:multiLevelType w:val="multilevel"/>
     <w:tmpl w:val="36CCC278"/>
@@ -17464,7 +18981,7 @@
       </w:pPr>
     </w:lvl>
   </w:abstractNum>
-  <w:abstractNum w:abstractNumId="27">
+  <w:abstractNum w:abstractNumId="28">
     <w:nsid w:val="6AF05171"/>
     <w:multiLevelType w:val="multilevel"/>
     <w:tmpl w:val="6B9837F6"/>
@@ -17578,7 +19095,7 @@
       </w:rPr>
     </w:lvl>
   </w:abstractNum>
-  <w:abstractNum w:abstractNumId="28">
+  <w:abstractNum w:abstractNumId="29">
     <w:nsid w:val="6C845BAE"/>
     <w:multiLevelType w:val="hybridMultilevel"/>
     <w:tmpl w:val="EAEE6340"/>
@@ -17667,7 +19184,7 @@
       </w:pPr>
     </w:lvl>
   </w:abstractNum>
-  <w:abstractNum w:abstractNumId="29">
+  <w:abstractNum w:abstractNumId="30">
     <w:nsid w:val="6CC76BB5"/>
     <w:multiLevelType w:val="multilevel"/>
     <w:tmpl w:val="E29E6094"/>
@@ -17781,7 +19298,7 @@
       </w:rPr>
     </w:lvl>
   </w:abstractNum>
-  <w:abstractNum w:abstractNumId="30">
+  <w:abstractNum w:abstractNumId="31">
     <w:nsid w:val="6CD7365C"/>
     <w:multiLevelType w:val="multilevel"/>
     <w:tmpl w:val="48762A20"/>
@@ -17894,7 +19411,7 @@
       </w:rPr>
     </w:lvl>
   </w:abstractNum>
-  <w:abstractNum w:abstractNumId="31">
+  <w:abstractNum w:abstractNumId="32">
     <w:nsid w:val="71A35A22"/>
     <w:multiLevelType w:val="multilevel"/>
     <w:tmpl w:val="445A8038"/>
@@ -17980,7 +19497,156 @@
       </w:pPr>
     </w:lvl>
   </w:abstractNum>
-  <w:abstractNum w:abstractNumId="32">
+  <w:abstractNum w:abstractNumId="33">
+    <w:nsid w:val="75F1688D"/>
+    <w:multiLevelType w:val="multilevel"/>
+    <w:tmpl w:val="591298E0"/>
+    <w:lvl w:ilvl="0">
+      <w:start w:val="1"/>
+      <w:numFmt w:val="bullet"/>
+      <w:lvlText w:val=""/>
+      <w:lvlJc w:val="left"/>
+      <w:pPr>
+        <w:tabs>
+          <w:tab w:val="num" w:pos="720"/>
+        </w:tabs>
+        <w:ind w:left="720" w:hanging="360"/>
+      </w:pPr>
+      <w:rPr>
+        <w:rFonts w:ascii="Symbol" w:hAnsi="Symbol" w:hint="default"/>
+        <w:sz w:val="20"/>
+      </w:rPr>
+    </w:lvl>
+    <w:lvl w:ilvl="1" w:tentative="1">
+      <w:start w:val="1"/>
+      <w:numFmt w:val="bullet"/>
+      <w:lvlText w:val="o"/>
+      <w:lvlJc w:val="left"/>
+      <w:pPr>
+        <w:tabs>
+          <w:tab w:val="num" w:pos="1440"/>
+        </w:tabs>
+        <w:ind w:left="1440" w:hanging="360"/>
+      </w:pPr>
+      <w:rPr>
+        <w:rFonts w:ascii="Courier New" w:hAnsi="Courier New" w:hint="default"/>
+        <w:sz w:val="20"/>
+      </w:rPr>
+    </w:lvl>
+    <w:lvl w:ilvl="2" w:tentative="1">
+      <w:start w:val="1"/>
+      <w:numFmt w:val="bullet"/>
+      <w:lvlText w:val=""/>
+      <w:lvlJc w:val="left"/>
+      <w:pPr>
+        <w:tabs>
+          <w:tab w:val="num" w:pos="2160"/>
+        </w:tabs>
+        <w:ind w:left="2160" w:hanging="360"/>
+      </w:pPr>
+      <w:rPr>
+        <w:rFonts w:ascii="Wingdings" w:hAnsi="Wingdings" w:hint="default"/>
+        <w:sz w:val="20"/>
+      </w:rPr>
+    </w:lvl>
+    <w:lvl w:ilvl="3" w:tentative="1">
+      <w:start w:val="1"/>
+      <w:numFmt w:val="bullet"/>
+      <w:lvlText w:val=""/>
+      <w:lvlJc w:val="left"/>
+      <w:pPr>
+        <w:tabs>
+          <w:tab w:val="num" w:pos="2880"/>
+        </w:tabs>
+        <w:ind w:left="2880" w:hanging="360"/>
+      </w:pPr>
+      <w:rPr>
+        <w:rFonts w:ascii="Wingdings" w:hAnsi="Wingdings" w:hint="default"/>
+        <w:sz w:val="20"/>
+      </w:rPr>
+    </w:lvl>
+    <w:lvl w:ilvl="4" w:tentative="1">
+      <w:start w:val="1"/>
+      <w:numFmt w:val="bullet"/>
+      <w:lvlText w:val=""/>
+      <w:lvlJc w:val="left"/>
+      <w:pPr>
+        <w:tabs>
+          <w:tab w:val="num" w:pos="3600"/>
+        </w:tabs>
+        <w:ind w:left="3600" w:hanging="360"/>
+      </w:pPr>
+      <w:rPr>
+        <w:rFonts w:ascii="Wingdings" w:hAnsi="Wingdings" w:hint="default"/>
+        <w:sz w:val="20"/>
+      </w:rPr>
+    </w:lvl>
+    <w:lvl w:ilvl="5" w:tentative="1">
+      <w:start w:val="1"/>
+      <w:numFmt w:val="bullet"/>
+      <w:lvlText w:val=""/>
+      <w:lvlJc w:val="left"/>
+      <w:pPr>
+        <w:tabs>
+          <w:tab w:val="num" w:pos="4320"/>
+        </w:tabs>
+        <w:ind w:left="4320" w:hanging="360"/>
+      </w:pPr>
+      <w:rPr>
+        <w:rFonts w:ascii="Wingdings" w:hAnsi="Wingdings" w:hint="default"/>
+        <w:sz w:val="20"/>
+      </w:rPr>
+    </w:lvl>
+    <w:lvl w:ilvl="6" w:tentative="1">
+      <w:start w:val="1"/>
+      <w:numFmt w:val="bullet"/>
+      <w:lvlText w:val=""/>
+      <w:lvlJc w:val="left"/>
+      <w:pPr>
+        <w:tabs>
+          <w:tab w:val="num" w:pos="5040"/>
+        </w:tabs>
+        <w:ind w:left="5040" w:hanging="360"/>
+      </w:pPr>
+      <w:rPr>
+        <w:rFonts w:ascii="Wingdings" w:hAnsi="Wingdings" w:hint="default"/>
+        <w:sz w:val="20"/>
+      </w:rPr>
+    </w:lvl>
+    <w:lvl w:ilvl="7" w:tentative="1">
+      <w:start w:val="1"/>
+      <w:numFmt w:val="bullet"/>
+      <w:lvlText w:val=""/>
+      <w:lvlJc w:val="left"/>
+      <w:pPr>
+        <w:tabs>
+          <w:tab w:val="num" w:pos="5760"/>
+        </w:tabs>
+        <w:ind w:left="5760" w:hanging="360"/>
+      </w:pPr>
+      <w:rPr>
+        <w:rFonts w:ascii="Wingdings" w:hAnsi="Wingdings" w:hint="default"/>
+        <w:sz w:val="20"/>
+      </w:rPr>
+    </w:lvl>
+    <w:lvl w:ilvl="8" w:tentative="1">
+      <w:start w:val="1"/>
+      <w:numFmt w:val="bullet"/>
+      <w:lvlText w:val=""/>
+      <w:lvlJc w:val="left"/>
+      <w:pPr>
+        <w:tabs>
+          <w:tab w:val="num" w:pos="6480"/>
+        </w:tabs>
+        <w:ind w:left="6480" w:hanging="360"/>
+      </w:pPr>
+      <w:rPr>
+        <w:rFonts w:ascii="Wingdings" w:hAnsi="Wingdings" w:hint="default"/>
+        <w:sz w:val="20"/>
+      </w:rPr>
+    </w:lvl>
+  </w:abstractNum>
+  <w:abstractNum w:abstractNumId="34">
     <w:nsid w:val="793B287C"/>
     <w:multiLevelType w:val="multilevel"/>
     <w:tmpl w:val="6B9837F6"/>
@@ -18095,37 +19761,37 @@
     </w:lvl>
   </w:abstractNum>
   <w:num w:numId="1">
+    <w:abstractNumId w:val="22"/>
+  </w:num>
+  <w:num w:numId="2">
     <w:abstractNumId w:val="21"/>
   </w:num>
-  <w:num w:numId="2">
-    <w:abstractNumId w:val="20"/>
-  </w:num>
   <w:num w:numId="3">
-    <w:abstractNumId w:val="31"/>
+    <w:abstractNumId w:val="32"/>
   </w:num>
   <w:num w:numId="4">
-    <w:abstractNumId w:val="16"/>
+    <w:abstractNumId w:val="17"/>
   </w:num>
   <w:num w:numId="5">
-    <w:abstractNumId w:val="29"/>
+    <w:abstractNumId w:val="30"/>
   </w:num>
   <w:num w:numId="6">
-    <w:abstractNumId w:val="15"/>
+    <w:abstractNumId w:val="16"/>
   </w:num>
   <w:num w:numId="7">
     <w:abstractNumId w:val="4"/>
   </w:num>
   <w:num w:numId="8">
-    <w:abstractNumId w:val="18"/>
+    <w:abstractNumId w:val="19"/>
   </w:num>
   <w:num w:numId="9">
-    <w:abstractNumId w:val="30"/>
+    <w:abstractNumId w:val="31"/>
   </w:num>
   <w:num w:numId="10">
     <w:abstractNumId w:val="11"/>
   </w:num>
   <w:num w:numId="11">
-    <w:abstractNumId w:val="32"/>
+    <w:abstractNumId w:val="34"/>
   </w:num>
   <w:num w:numId="12">
     <w:abstractNumId w:val="5"/>
@@ -18134,52 +19800,52 @@
     <w:abstractNumId w:val="12"/>
   </w:num>
   <w:num w:numId="14">
-    <w:abstractNumId w:val="27"/>
+    <w:abstractNumId w:val="28"/>
   </w:num>
   <w:num w:numId="15">
     <w:abstractNumId w:val="6"/>
   </w:num>
   <w:num w:numId="16">
-    <w:abstractNumId w:val="22"/>
+    <w:abstractNumId w:val="23"/>
   </w:num>
   <w:num w:numId="17">
-    <w:abstractNumId w:val="14"/>
+    <w:abstractNumId w:val="15"/>
   </w:num>
   <w:num w:numId="18">
-    <w:abstractNumId w:val="19"/>
+    <w:abstractNumId w:val="20"/>
   </w:num>
   <w:num w:numId="19">
     <w:abstractNumId w:val="7"/>
   </w:num>
   <w:num w:numId="20">
-    <w:abstractNumId w:val="28"/>
+    <w:abstractNumId w:val="29"/>
   </w:num>
   <w:num w:numId="21">
     <w:abstractNumId w:val="9"/>
   </w:num>
   <w:num w:numId="22">
-    <w:abstractNumId w:val="17"/>
+    <w:abstractNumId w:val="18"/>
   </w:num>
   <w:num w:numId="23">
     <w:abstractNumId w:val="0"/>
   </w:num>
   <w:num w:numId="24">
-    <w:abstractNumId w:val="24"/>
+    <w:abstractNumId w:val="25"/>
   </w:num>
   <w:num w:numId="25">
-    <w:abstractNumId w:val="25"/>
+    <w:abstractNumId w:val="26"/>
   </w:num>
   <w:num w:numId="26">
     <w:abstractNumId w:val="1"/>
   </w:num>
   <w:num w:numId="27">
-    <w:abstractNumId w:val="23"/>
+    <w:abstractNumId w:val="24"/>
   </w:num>
   <w:num w:numId="28">
     <w:abstractNumId w:val="8"/>
   </w:num>
   <w:num w:numId="29">
-    <w:abstractNumId w:val="13"/>
+    <w:abstractNumId w:val="14"/>
   </w:num>
   <w:num w:numId="30">
     <w:abstractNumId w:val="3"/>
@@ -18188,10 +19854,16 @@
     <w:abstractNumId w:val="2"/>
   </w:num>
   <w:num w:numId="32">
-    <w:abstractNumId w:val="26"/>
+    <w:abstractNumId w:val="27"/>
   </w:num>
   <w:num w:numId="33">
     <w:abstractNumId w:val="10"/>
+  </w:num>
+  <w:num w:numId="34">
+    <w:abstractNumId w:val="13"/>
+  </w:num>
+  <w:num w:numId="35">
+    <w:abstractNumId w:val="33"/>
   </w:num>
 </w:numbering>
 </file>
@@ -18777,323 +20449,6 @@
 </w:styles>
 </file>
 
-<file path=word/glossary/document.xml><?xml version="1.0" encoding="utf-8"?>
-<w:glossaryDocument xmlns:ve="http://schemas.openxmlformats.org/markup-compatibility/2006" xmlns:o="urn:schemas-microsoft-com:office:office" xmlns:r="http://schemas.openxmlformats.org/officeDocument/2006/relationships" xmlns:m="http://schemas.openxmlformats.org/officeDocument/2006/math" xmlns:v="urn:schemas-microsoft-com:vml" xmlns:wp="http://schemas.openxmlformats.org/drawingml/2006/wordprocessingDrawing" xmlns:w10="urn:schemas-microsoft-com:office:word" xmlns:w="http://schemas.openxmlformats.org/wordprocessingml/2006/main" xmlns:wne="http://schemas.microsoft.com/office/word/2006/wordml">
-  <w:docParts/>
-</w:glossaryDocument>
-</file>
-
-<file path=word/glossary/fontTable.xml><?xml version="1.0" encoding="utf-8"?>
-<w:fonts xmlns:r="http://schemas.openxmlformats.org/officeDocument/2006/relationships" xmlns:w="http://schemas.openxmlformats.org/wordprocessingml/2006/main">
-  <w:font w:name="Symbol">
-    <w:panose1 w:val="05050102010706020507"/>
-    <w:charset w:val="02"/>
-    <w:family w:val="roman"/>
-    <w:pitch w:val="variable"/>
-    <w:sig w:usb0="00000000" w:usb1="10000000" w:usb2="00000000" w:usb3="00000000" w:csb0="80000000" w:csb1="00000000"/>
-  </w:font>
-  <w:font w:name="Times New Roman">
-    <w:panose1 w:val="02020603050405020304"/>
-    <w:charset w:val="00"/>
-    <w:family w:val="roman"/>
-    <w:pitch w:val="variable"/>
-    <w:sig w:usb0="E0002EFF" w:usb1="C000785B" w:usb2="00000009" w:usb3="00000000" w:csb0="000001FF" w:csb1="00000000"/>
-  </w:font>
-  <w:font w:name="Courier New">
-    <w:panose1 w:val="02070309020205020404"/>
-    <w:charset w:val="00"/>
-    <w:family w:val="modern"/>
-    <w:pitch w:val="fixed"/>
-    <w:sig w:usb0="E0002EFF" w:usb1="C0007843" w:usb2="00000009" w:usb3="00000000" w:csb0="000001FF" w:csb1="00000000"/>
-  </w:font>
-  <w:font w:name="Wingdings">
-    <w:panose1 w:val="05000000000000000000"/>
-    <w:charset w:val="02"/>
-    <w:family w:val="auto"/>
-    <w:pitch w:val="variable"/>
-    <w:sig w:usb0="00000000" w:usb1="10000000" w:usb2="00000000" w:usb3="00000000" w:csb0="80000000" w:csb1="00000000"/>
-  </w:font>
-  <w:font w:name="Calibri">
-    <w:panose1 w:val="020F0502020204030204"/>
-    <w:charset w:val="00"/>
-    <w:family w:val="swiss"/>
-    <w:pitch w:val="variable"/>
-    <w:sig w:usb0="E4002EFF" w:usb1="C000247B" w:usb2="00000009" w:usb3="00000000" w:csb0="000001FF" w:csb1="00000000"/>
-  </w:font>
-  <w:font w:name="Cambria">
-    <w:panose1 w:val="02040503050406030204"/>
-    <w:charset w:val="00"/>
-    <w:family w:val="roman"/>
-    <w:pitch w:val="variable"/>
-    <w:sig w:usb0="E00006FF" w:usb1="420024FF" w:usb2="02000000" w:usb3="00000000" w:csb0="0000019F" w:csb1="00000000"/>
-  </w:font>
-  <w:font w:name="Tahoma">
-    <w:panose1 w:val="020B0604030504040204"/>
-    <w:charset w:val="00"/>
-    <w:family w:val="swiss"/>
-    <w:pitch w:val="variable"/>
-    <w:sig w:usb0="E1002EFF" w:usb1="C000605B" w:usb2="00000029" w:usb3="00000000" w:csb0="000101FF" w:csb1="00000000"/>
-  </w:font>
-  <w:font w:name="Consolas">
-    <w:panose1 w:val="020B0609020204030204"/>
-    <w:charset w:val="00"/>
-    <w:family w:val="modern"/>
-    <w:pitch w:val="fixed"/>
-    <w:sig w:usb0="E00006FF" w:usb1="0000FCFF" w:usb2="00000001" w:usb3="00000000" w:csb0="0000019F" w:csb1="00000000"/>
-  </w:font>
-  <w:font w:name="Cambria Math">
-    <w:panose1 w:val="02040503050406030204"/>
-    <w:charset w:val="00"/>
-    <w:family w:val="roman"/>
-    <w:pitch w:val="variable"/>
-    <w:sig w:usb0="E00006FF" w:usb1="420024FF" w:usb2="02000000" w:usb3="00000000" w:csb0="0000019F" w:csb1="00000000"/>
-  </w:font>
-  <w:font w:name="MS Mincho">
-    <w:altName w:val="ＭＳ 明朝"/>
-    <w:panose1 w:val="02020609040205080304"/>
-    <w:charset w:val="80"/>
-    <w:family w:val="modern"/>
-    <w:pitch w:val="fixed"/>
-    <w:sig w:usb0="A00002BF" w:usb1="68C7FCFB" w:usb2="00000010" w:usb3="00000000" w:csb0="0002009F" w:csb1="00000000"/>
-  </w:font>
-</w:fonts>
-</file>
-
-<file path=word/glossary/settings.xml><?xml version="1.0" encoding="utf-8"?>
-<w:settings xmlns:o="urn:schemas-microsoft-com:office:office" xmlns:r="http://schemas.openxmlformats.org/officeDocument/2006/relationships" xmlns:m="http://schemas.openxmlformats.org/officeDocument/2006/math" xmlns:v="urn:schemas-microsoft-com:vml" xmlns:w10="urn:schemas-microsoft-com:office:word" xmlns:w="http://schemas.openxmlformats.org/wordprocessingml/2006/main" xmlns:sl="http://schemas.openxmlformats.org/schemaLibrary/2006/main">
-  <w:view w:val="normal"/>
-  <w:revisionView w:comments="0" w:formatting="0"/>
-  <w:defaultTabStop w:val="708"/>
-  <w:characterSpacingControl w:val="doNotCompress"/>
-  <w:compat>
-    <w:useFELayout/>
-  </w:compat>
-  <w:rsids>
-    <w:rsidRoot w:val="00BC68F9"/>
-    <w:rsid w:val="00BC68F9"/>
-    <w:rsid w:val="00E135BC"/>
-  </w:rsids>
-  <m:mathPr>
-    <m:mathFont m:val="Cambria Math"/>
-    <m:brkBin m:val="before"/>
-    <m:brkBinSub m:val="--"/>
-    <m:smallFrac m:val="off"/>
-    <m:dispDef/>
-    <m:lMargin m:val="0"/>
-    <m:rMargin m:val="0"/>
-    <m:defJc m:val="centerGroup"/>
-    <m:wrapIndent m:val="1440"/>
-    <m:intLim m:val="subSup"/>
-    <m:naryLim m:val="undOvr"/>
-  </m:mathPr>
-  <w:themeFontLang w:val="ru-RU"/>
-  <w:clrSchemeMapping w:bg1="light1" w:t1="dark1" w:bg2="light2" w:t2="dark2" w:accent1="accent1" w:accent2="accent2" w:accent3="accent3" w:accent4="accent4" w:accent5="accent5" w:accent6="accent6" w:hyperlink="hyperlink" w:followedHyperlink="followedHyperlink"/>
-  <w:decimalSymbol w:val=","/>
-  <w:listSeparator w:val=";"/>
-</w:settings>
-</file>
-
-<file path=word/glossary/styles.xml><?xml version="1.0" encoding="utf-8"?>
-<w:styles xmlns:r="http://schemas.openxmlformats.org/officeDocument/2006/relationships" xmlns:w="http://schemas.openxmlformats.org/wordprocessingml/2006/main">
-  <w:docDefaults>
-    <w:rPrDefault>
-      <w:rPr>
-        <w:rFonts w:asciiTheme="minorHAnsi" w:eastAsiaTheme="minorEastAsia" w:hAnsiTheme="minorHAnsi" w:cstheme="minorBidi"/>
-        <w:sz w:val="22"/>
-        <w:szCs w:val="22"/>
-        <w:lang w:val="ru-RU" w:eastAsia="ru-RU" w:bidi="ar-SA"/>
-      </w:rPr>
-    </w:rPrDefault>
-    <w:pPrDefault>
-      <w:pPr>
-        <w:spacing w:after="200" w:line="276" w:lineRule="auto"/>
-      </w:pPr>
-    </w:pPrDefault>
-  </w:docDefaults>
-  <w:latentStyles w:defLockedState="0" w:defUIPriority="99" w:defSemiHidden="1" w:defUnhideWhenUsed="1" w:defQFormat="0" w:count="267">
-    <w:lsdException w:name="Normal" w:semiHidden="0" w:uiPriority="0" w:unhideWhenUsed="0" w:qFormat="1"/>
-    <w:lsdException w:name="heading 1" w:semiHidden="0" w:uiPriority="9" w:unhideWhenUsed="0" w:qFormat="1"/>
-    <w:lsdException w:name="heading 2" w:uiPriority="9" w:qFormat="1"/>
-    <w:lsdException w:name="heading 3" w:uiPriority="9" w:qFormat="1"/>
-    <w:lsdException w:name="heading 4" w:uiPriority="9" w:qFormat="1"/>
-    <w:lsdException w:name="heading 5" w:uiPriority="9" w:qFormat="1"/>
-    <w:lsdException w:name="heading 6" w:uiPriority="9" w:qFormat="1"/>
-    <w:lsdException w:name="heading 7" w:uiPriority="9" w:qFormat="1"/>
-    <w:lsdException w:name="heading 8" w:uiPriority="9" w:qFormat="1"/>
-    <w:lsdException w:name="heading 9" w:uiPriority="9" w:qFormat="1"/>
-    <w:lsdException w:name="toc 1" w:uiPriority="39"/>
-    <w:lsdException w:name="toc 2" w:uiPriority="39"/>
-    <w:lsdException w:name="toc 3" w:uiPriority="39"/>
-    <w:lsdException w:name="toc 4" w:uiPriority="39"/>
-    <w:lsdException w:name="toc 5" w:uiPriority="39"/>
-    <w:lsdException w:name="toc 6" w:uiPriority="39"/>
-    <w:lsdException w:name="toc 7" w:uiPriority="39"/>
-    <w:lsdException w:name="toc 8" w:uiPriority="39"/>
-    <w:lsdException w:name="toc 9" w:uiPriority="39"/>
-    <w:lsdException w:name="caption" w:uiPriority="35" w:qFormat="1"/>
-    <w:lsdException w:name="Title" w:semiHidden="0" w:uiPriority="10" w:unhideWhenUsed="0" w:qFormat="1"/>
-    <w:lsdException w:name="Default Paragraph Font" w:uiPriority="1"/>
-    <w:lsdException w:name="Subtitle" w:semiHidden="0" w:uiPriority="11" w:unhideWhenUsed="0" w:qFormat="1"/>
-    <w:lsdException w:name="Strong" w:semiHidden="0" w:uiPriority="22" w:unhideWhenUsed="0" w:qFormat="1"/>
-    <w:lsdException w:name="Emphasis" w:semiHidden="0" w:uiPriority="20" w:unhideWhenUsed="0" w:qFormat="1"/>
-    <w:lsdException w:name="Table Grid" w:semiHidden="0" w:uiPriority="59" w:unhideWhenUsed="0"/>
-    <w:lsdException w:name="Placeholder Text" w:unhideWhenUsed="0"/>
-    <w:lsdException w:name="No Spacing" w:semiHidden="0" w:uiPriority="1" w:unhideWhenUsed="0" w:qFormat="1"/>
-    <w:lsdException w:name="Light Shading" w:semiHidden="0" w:uiPriority="60" w:unhideWhenUsed="0"/>
-    <w:lsdException w:name="Light List" w:semiHidden="0" w:uiPriority="61" w:unhideWhenUsed="0"/>
-    <w:lsdException w:name="Light Grid" w:semiHidden="0" w:uiPriority="62" w:unhideWhenUsed="0"/>
-    <w:lsdException w:name="Medium Shading 1" w:semiHidden="0" w:uiPriority="63" w:unhideWhenUsed="0"/>
-    <w:lsdException w:name="Medium Shading 2" w:semiHidden="0" w:uiPriority="64" w:unhideWhenUsed="0"/>
-    <w:lsdException w:name="Medium List 1" w:semiHidden="0" w:uiPriority="65" w:unhideWhenUsed="0"/>
-    <w:lsdException w:name="Medium List 2" w:semiHidden="0" w:uiPriority="66" w:unhideWhenUsed="0"/>
-    <w:lsdException w:name="Medium Grid 1" w:semiHidden="0" w:uiPriority="67" w:unhideWhenUsed="0"/>
-    <w:lsdException w:name="Medium Grid 2" w:semiHidden="0" w:uiPriority="68" w:unhideWhenUsed="0"/>
-    <w:lsdException w:name="Medium Grid 3" w:semiHidden="0" w:uiPriority="69" w:unhideWhenUsed="0"/>
-    <w:lsdException w:name="Dark List" w:semiHidden="0" w:uiPriority="70" w:unhideWhenUsed="0"/>
-    <w:lsdException w:name="Colorful Shading" w:semiHidden="0" w:uiPriority="71" w:unhideWhenUsed="0"/>
-    <w:lsdException w:name="Colorful List" w:semiHidden="0" w:uiPriority="72" w:unhideWhenUsed="0"/>
-    <w:lsdException w:name="Colorful Grid" w:semiHidden="0" w:uiPriority="73" w:unhideWhenUsed="0"/>
-    <w:lsdException w:name="Light Shading Accent 1" w:semiHidden="0" w:uiPriority="60" w:unhideWhenUsed="0"/>
-    <w:lsdException w:name="Light List Accent 1" w:semiHidden="0" w:uiPriority="61" w:unhideWhenUsed="0"/>
-    <w:lsdException w:name="Light Grid Accent 1" w:semiHidden="0" w:uiPriority="62" w:unhideWhenUsed="0"/>
-    <w:lsdException w:name="Medium Shading 1 Accent 1" w:semiHidden="0" w:uiPriority="63" w:unhideWhenUsed="0"/>
-    <w:lsdException w:name="Medium Shading 2 Accent 1" w:semiHidden="0" w:uiPriority="64" w:unhideWhenUsed="0"/>
-    <w:lsdException w:name="Medium List 1 Accent 1" w:semiHidden="0" w:uiPriority="65" w:unhideWhenUsed="0"/>
-    <w:lsdException w:name="Revision" w:unhideWhenUsed="0"/>
-    <w:lsdException w:name="List Paragraph" w:semiHidden="0" w:uiPriority="34" w:unhideWhenUsed="0" w:qFormat="1"/>
-    <w:lsdException w:name="Quote" w:semiHidden="0" w:uiPriority="29" w:unhideWhenUsed="0" w:qFormat="1"/>
-    <w:lsdException w:name="Intense Quote" w:semiHidden="0" w:uiPriority="30" w:unhideWhenUsed="0" w:qFormat="1"/>
-    <w:lsdException w:name="Medium List 2 Accent 1" w:semiHidden="0" w:uiPriority="66" w:unhideWhenUsed="0"/>
-    <w:lsdException w:name="Medium Grid 1 Accent 1" w:semiHidden="0" w:uiPriority="67" w:unhideWhenUsed="0"/>
-    <w:lsdException w:name="Medium Grid 2 Accent 1" w:semiHidden="0" w:uiPriority="68" w:unhideWhenUsed="0"/>
-    <w:lsdException w:name="Medium Grid 3 Accent 1" w:semiHidden="0" w:uiPriority="69" w:unhideWhenUsed="0"/>
-    <w:lsdException w:name="Dark List Accent 1" w:semiHidden="0" w:uiPriority="70" w:unhideWhenUsed="0"/>
-    <w:lsdException w:name="Colorful Shading Accent 1" w:semiHidden="0" w:uiPriority="71" w:unhideWhenUsed="0"/>
-    <w:lsdException w:name="Colorful List Accent 1" w:semiHidden="0" w:uiPriority="72" w:unhideWhenUsed="0"/>
-    <w:lsdException w:name="Colorful Grid Accent 1" w:semiHidden="0" w:uiPriority="73" w:unhideWhenUsed="0"/>
-    <w:lsdException w:name="Light Shading Accent 2" w:semiHidden="0" w:uiPriority="60" w:unhideWhenUsed="0"/>
-    <w:lsdException w:name="Light List Accent 2" w:semiHidden="0" w:uiPriority="61" w:unhideWhenUsed="0"/>
-    <w:lsdException w:name="Light Grid Accent 2" w:semiHidden="0" w:uiPriority="62" w:unhideWhenUsed="0"/>
-    <w:lsdException w:name="Medium Shading 1 Accent 2" w:semiHidden="0" w:uiPriority="63" w:unhideWhenUsed="0"/>
-    <w:lsdException w:name="Medium Shading 2 Accent 2" w:semiHidden="0" w:uiPriority="64" w:unhideWhenUsed="0"/>
-    <w:lsdException w:name="Medium List 1 Accent 2" w:semiHidden="0" w:uiPriority="65" w:unhideWhenUsed="0"/>
-    <w:lsdException w:name="Medium List 2 Accent 2" w:semiHidden="0" w:uiPriority="66" w:unhideWhenUsed="0"/>
-    <w:lsdException w:name="Medium Grid 1 Accent 2" w:semiHidden="0" w:uiPriority="67" w:unhideWhenUsed="0"/>
-    <w:lsdException w:name="Medium Grid 2 Accent 2" w:semiHidden="0" w:uiPriority="68" w:unhideWhenUsed="0"/>
-    <w:lsdException w:name="Medium Grid 3 Accent 2" w:semiHidden="0" w:uiPriority="69" w:unhideWhenUsed="0"/>
-    <w:lsdException w:name="Dark List Accent 2" w:semiHidden="0" w:uiPriority="70" w:unhideWhenUsed="0"/>
-    <w:lsdException w:name="Colorful Shading Accent 2" w:semiHidden="0" w:uiPriority="71" w:unhideWhenUsed="0"/>
-    <w:lsdException w:name="Colorful List Accent 2" w:semiHidden="0" w:uiPriority="72" w:unhideWhenUsed="0"/>
-    <w:lsdException w:name="Colorful Grid Accent 2" w:semiHidden="0" w:uiPriority="73" w:unhideWhenUsed="0"/>
-    <w:lsdException w:name="Light Shading Accent 3" w:semiHidden="0" w:uiPriority="60" w:unhideWhenUsed="0"/>
-    <w:lsdException w:name="Light List Accent 3" w:semiHidden="0" w:uiPriority="61" w:unhideWhenUsed="0"/>
-    <w:lsdException w:name="Light Grid Accent 3" w:semiHidden="0" w:uiPriority="62" w:unhideWhenUsed="0"/>
-    <w:lsdException w:name="Medium Shading 1 Accent 3" w:semiHidden="0" w:uiPriority="63" w:unhideWhenUsed="0"/>
-    <w:lsdException w:name="Medium Shading 2 Accent 3" w:semiHidden="0" w:uiPriority="64" w:unhideWhenUsed="0"/>
-    <w:lsdException w:name="Medium List 1 Accent 3" w:semiHidden="0" w:uiPriority="65" w:unhideWhenUsed="0"/>
-    <w:lsdException w:name="Medium List 2 Accent 3" w:semiHidden="0" w:uiPriority="66" w:unhideWhenUsed="0"/>
-    <w:lsdException w:name="Medium Grid 1 Accent 3" w:semiHidden="0" w:uiPriority="67" w:unhideWhenUsed="0"/>
-    <w:lsdException w:name="Medium Grid 2 Accent 3" w:semiHidden="0" w:uiPriority="68" w:unhideWhenUsed="0"/>
-    <w:lsdException w:name="Medium Grid 3 Accent 3" w:semiHidden="0" w:uiPriority="69" w:unhideWhenUsed="0"/>
-    <w:lsdException w:name="Dark List Accent 3" w:semiHidden="0" w:uiPriority="70" w:unhideWhenUsed="0"/>
-    <w:lsdException w:name="Colorful Shading Accent 3" w:semiHidden="0" w:uiPriority="71" w:unhideWhenUsed="0"/>
-    <w:lsdException w:name="Colorful List Accent 3" w:semiHidden="0" w:uiPriority="72" w:unhideWhenUsed="0"/>
-    <w:lsdException w:name="Colorful Grid Accent 3" w:semiHidden="0" w:uiPriority="73" w:unhideWhenUsed="0"/>
-    <w:lsdException w:name="Light Shading Accent 4" w:semiHidden="0" w:uiPriority="60" w:unhideWhenUsed="0"/>
-    <w:lsdException w:name="Light List Accent 4" w:semiHidden="0" w:uiPriority="61" w:unhideWhenUsed="0"/>
-    <w:lsdException w:name="Light Grid Accent 4" w:semiHidden="0" w:uiPriority="62" w:unhideWhenUsed="0"/>
-    <w:lsdException w:name="Medium Shading 1 Accent 4" w:semiHidden="0" w:uiPriority="63" w:unhideWhenUsed="0"/>
-    <w:lsdException w:name="Medium Shading 2 Accent 4" w:semiHidden="0" w:uiPriority="64" w:unhideWhenUsed="0"/>
-    <w:lsdException w:name="Medium List 1 Accent 4" w:semiHidden="0" w:uiPriority="65" w:unhideWhenUsed="0"/>
-    <w:lsdException w:name="Medium List 2 Accent 4" w:semiHidden="0" w:uiPriority="66" w:unhideWhenUsed="0"/>
-    <w:lsdException w:name="Medium Grid 1 Accent 4" w:semiHidden="0" w:uiPriority="67" w:unhideWhenUsed="0"/>
-    <w:lsdException w:name="Medium Grid 2 Accent 4" w:semiHidden="0" w:uiPriority="68" w:unhideWhenUsed="0"/>
-    <w:lsdException w:name="Medium Grid 3 Accent 4" w:semiHidden="0" w:uiPriority="69" w:unhideWhenUsed="0"/>
-    <w:lsdException w:name="Dark List Accent 4" w:semiHidden="0" w:uiPriority="70" w:unhideWhenUsed="0"/>
-    <w:lsdException w:name="Colorful Shading Accent 4" w:semiHidden="0" w:uiPriority="71" w:unhideWhenUsed="0"/>
-    <w:lsdException w:name="Colorful List Accent 4" w:semiHidden="0" w:uiPriority="72" w:unhideWhenUsed="0"/>
-    <w:lsdException w:name="Colorful Grid Accent 4" w:semiHidden="0" w:uiPriority="73" w:unhideWhenUsed="0"/>
-    <w:lsdException w:name="Light Shading Accent 5" w:semiHidden="0" w:uiPriority="60" w:unhideWhenUsed="0"/>
-    <w:lsdException w:name="Light List Accent 5" w:semiHidden="0" w:uiPriority="61" w:unhideWhenUsed="0"/>
-    <w:lsdException w:name="Light Grid Accent 5" w:semiHidden="0" w:uiPriority="62" w:unhideWhenUsed="0"/>
-    <w:lsdException w:name="Medium Shading 1 Accent 5" w:semiHidden="0" w:uiPriority="63" w:unhideWhenUsed="0"/>
-    <w:lsdException w:name="Medium Shading 2 Accent 5" w:semiHidden="0" w:uiPriority="64" w:unhideWhenUsed="0"/>
-    <w:lsdException w:name="Medium List 1 Accent 5" w:semiHidden="0" w:uiPriority="65" w:unhideWhenUsed="0"/>
-    <w:lsdException w:name="Medium List 2 Accent 5" w:semiHidden="0" w:uiPriority="66" w:unhideWhenUsed="0"/>
-    <w:lsdException w:name="Medium Grid 1 Accent 5" w:semiHidden="0" w:uiPriority="67" w:unhideWhenUsed="0"/>
-    <w:lsdException w:name="Medium Grid 2 Accent 5" w:semiHidden="0" w:uiPriority="68" w:unhideWhenUsed="0"/>
-    <w:lsdException w:name="Medium Grid 3 Accent 5" w:semiHidden="0" w:uiPriority="69" w:unhideWhenUsed="0"/>
-    <w:lsdException w:name="Dark List Accent 5" w:semiHidden="0" w:uiPriority="70" w:unhideWhenUsed="0"/>
-    <w:lsdException w:name="Colorful Shading Accent 5" w:semiHidden="0" w:uiPriority="71" w:unhideWhenUsed="0"/>
-    <w:lsdException w:name="Colorful List Accent 5" w:semiHidden="0" w:uiPriority="72" w:unhideWhenUsed="0"/>
-    <w:lsdException w:name="Colorful Grid Accent 5" w:semiHidden="0" w:uiPriority="73" w:unhideWhenUsed="0"/>
-    <w:lsdException w:name="Light Shading Accent 6" w:semiHidden="0" w:uiPriority="60" w:unhideWhenUsed="0"/>
-    <w:lsdException w:name="Light List Accent 6" w:semiHidden="0" w:uiPriority="61" w:unhideWhenUsed="0"/>
-    <w:lsdException w:name="Light Grid Accent 6" w:semiHidden="0" w:uiPriority="62" w:unhideWhenUsed="0"/>
-    <w:lsdException w:name="Medium Shading 1 Accent 6" w:semiHidden="0" w:uiPriority="63" w:unhideWhenUsed="0"/>
-    <w:lsdException w:name="Medium Shading 2 Accent 6" w:semiHidden="0" w:uiPriority="64" w:unhideWhenUsed="0"/>
-    <w:lsdException w:name="Medium List 1 Accent 6" w:semiHidden="0" w:uiPriority="65" w:unhideWhenUsed="0"/>
-    <w:lsdException w:name="Medium List 2 Accent 6" w:semiHidden="0" w:uiPriority="66" w:unhideWhenUsed="0"/>
-    <w:lsdException w:name="Medium Grid 1 Accent 6" w:semiHidden="0" w:uiPriority="67" w:unhideWhenUsed="0"/>
-    <w:lsdException w:name="Medium Grid 2 Accent 6" w:semiHidden="0" w:uiPriority="68" w:unhideWhenUsed="0"/>
-    <w:lsdException w:name="Medium Grid 3 Accent 6" w:semiHidden="0" w:uiPriority="69" w:unhideWhenUsed="0"/>
-    <w:lsdException w:name="Dark List Accent 6" w:semiHidden="0" w:uiPriority="70" w:unhideWhenUsed="0"/>
-    <w:lsdException w:name="Colorful Shading Accent 6" w:semiHidden="0" w:uiPriority="71" w:unhideWhenUsed="0"/>
-    <w:lsdException w:name="Colorful List Accent 6" w:semiHidden="0" w:uiPriority="72" w:unhideWhenUsed="0"/>
-    <w:lsdException w:name="Colorful Grid Accent 6" w:semiHidden="0" w:uiPriority="73" w:unhideWhenUsed="0"/>
-    <w:lsdException w:name="Subtle Emphasis" w:semiHidden="0" w:uiPriority="19" w:unhideWhenUsed="0" w:qFormat="1"/>
-    <w:lsdException w:name="Intense Emphasis" w:semiHidden="0" w:uiPriority="21" w:unhideWhenUsed="0" w:qFormat="1"/>
-    <w:lsdException w:name="Subtle Reference" w:semiHidden="0" w:uiPriority="31" w:unhideWhenUsed="0" w:qFormat="1"/>
-    <w:lsdException w:name="Intense Reference" w:semiHidden="0" w:uiPriority="32" w:unhideWhenUsed="0" w:qFormat="1"/>
-    <w:lsdException w:name="Book Title" w:semiHidden="0" w:uiPriority="33" w:unhideWhenUsed="0" w:qFormat="1"/>
-    <w:lsdException w:name="Bibliography" w:uiPriority="37"/>
-    <w:lsdException w:name="TOC Heading" w:uiPriority="39" w:qFormat="1"/>
-  </w:latentStyles>
-  <w:style w:type="paragraph" w:default="1" w:styleId="a">
-    <w:name w:val="Normal"/>
-    <w:qFormat/>
-  </w:style>
-  <w:style w:type="character" w:default="1" w:styleId="a0">
-    <w:name w:val="Default Paragraph Font"/>
-    <w:uiPriority w:val="1"/>
-    <w:semiHidden/>
-    <w:unhideWhenUsed/>
-  </w:style>
-  <w:style w:type="table" w:default="1" w:styleId="a1">
-    <w:name w:val="Normal Table"/>
-    <w:uiPriority w:val="99"/>
-    <w:semiHidden/>
-    <w:unhideWhenUsed/>
-    <w:qFormat/>
-    <w:tblPr>
-      <w:tblInd w:w="0" w:type="dxa"/>
-      <w:tblCellMar>
-        <w:top w:w="0" w:type="dxa"/>
-        <w:left w:w="108" w:type="dxa"/>
-        <w:bottom w:w="0" w:type="dxa"/>
-        <w:right w:w="108" w:type="dxa"/>
-      </w:tblCellMar>
-    </w:tblPr>
-  </w:style>
-  <w:style w:type="numbering" w:default="1" w:styleId="a2">
-    <w:name w:val="No List"/>
-    <w:uiPriority w:val="99"/>
-    <w:semiHidden/>
-    <w:unhideWhenUsed/>
-  </w:style>
-  <w:style w:type="paragraph" w:customStyle="1" w:styleId="D9E49F3582CD4C12B401A55E615B8C67">
-    <w:name w:val="D9E49F3582CD4C12B401A55E615B8C67"/>
-    <w:rsid w:val="00BC68F9"/>
-  </w:style>
-</w:styles>
-</file>
-
-<file path=word/glossary/webSettings.xml><?xml version="1.0" encoding="utf-8"?>
-<w:webSettings xmlns:r="http://schemas.openxmlformats.org/officeDocument/2006/relationships" xmlns:w="http://schemas.openxmlformats.org/wordprocessingml/2006/main">
-  <w:optimizeForBrowser/>
-</w:webSettings>
-</file>
-
 <file path=word/theme/theme1.xml><?xml version="1.0" encoding="utf-8"?>
 <a:theme xmlns:a="http://schemas.openxmlformats.org/drawingml/2006/main" name="Office Theme">
   <a:themeElements>
@@ -19419,7 +20774,7 @@
 </file>
 
 <file path=customXml/itemProps1.xml><?xml version="1.0" encoding="utf-8"?>
-<ds:datastoreItem xmlns:ds="http://schemas.openxmlformats.org/officeDocument/2006/customXml" ds:itemID="{14EA8D3A-435B-4D73-9610-F25BD01B144C}">
+<ds:datastoreItem xmlns:ds="http://schemas.openxmlformats.org/officeDocument/2006/customXml" ds:itemID="{6B089410-9ADA-4C73-8AE0-2E55AACED9D4}">
   <ds:schemaRefs>
     <ds:schemaRef ds:uri="http://schemas.openxmlformats.org/officeDocument/2006/bibliography"/>
   </ds:schemaRefs>

--- a/reports/практикаИиИИТ_отчет_ГреховаДК_251-334.docx
+++ b/reports/практикаИиИИТ_отчет_ГреховаДК_251-334.docx
@@ -7859,23 +7859,14 @@
           <w:szCs w:val="28"/>
         </w:rPr>
       </w:pPr>
-      <w:proofErr w:type="spellStart"/>
-      <w:r>
-        <w:rPr>
-          <w:color w:val="000000"/>
-          <w:sz w:val="28"/>
-          <w:szCs w:val="28"/>
-        </w:rPr>
-        <w:t>FreeCodeCamp</w:t>
-      </w:r>
-      <w:proofErr w:type="spellEnd"/>
-      <w:r>
-        <w:rPr>
-          <w:color w:val="000000"/>
-          <w:sz w:val="28"/>
-          <w:szCs w:val="28"/>
-        </w:rPr>
-        <w:t xml:space="preserve">. </w:t>
+      <w:r>
+        <w:rPr>
+          <w:color w:val="000000"/>
+          <w:sz w:val="28"/>
+          <w:szCs w:val="28"/>
+          <w:lang w:val="en-US"/>
+        </w:rPr>
+        <w:t xml:space="preserve">FreeCodeCamp. </w:t>
       </w:r>
       <w:r>
         <w:rPr>
@@ -10075,7 +10066,7 @@
             <w:rPr>
               <w:noProof/>
             </w:rPr>
-            <w:t>6</w:t>
+            <w:t>3</w:t>
           </w:r>
         </w:fldSimple>
       </w:p>
@@ -11449,6 +11440,7 @@
   <w:style w:type="character" w:default="1" w:styleId="a0">
     <w:name w:val="Default Paragraph Font"/>
     <w:uiPriority w:val="1"/>
+    <w:semiHidden/>
     <w:unhideWhenUsed/>
   </w:style>
   <w:style w:type="table" w:default="1" w:styleId="a1">
@@ -12113,7 +12105,7 @@
 </file>
 
 <file path=customXml/itemProps1.xml><?xml version="1.0" encoding="utf-8"?>
-<ds:datastoreItem xmlns:ds="http://schemas.openxmlformats.org/officeDocument/2006/customXml" ds:itemID="{B7775E0E-8465-445E-A16F-7199A885531A}">
+<ds:datastoreItem xmlns:ds="http://schemas.openxmlformats.org/officeDocument/2006/customXml" ds:itemID="{AB0B132F-E678-427A-A1D1-19BFC6B673BB}">
   <ds:schemaRefs>
     <ds:schemaRef ds:uri="http://schemas.openxmlformats.org/officeDocument/2006/bibliography"/>
   </ds:schemaRefs>
